--- a/public/DIN RASY_CURRICULM VITAE.docx
+++ b/public/DIN RASY_CURRICULM VITAE.docx
@@ -5734,7 +5734,25 @@
                                 <w:sz w:val="22"/>
                                 <w:szCs w:val="36"/>
                               </w:rPr>
-                              <w:t xml:space="preserve">Mr. Sam Serei </w:t>
+                              <w:t xml:space="preserve">Mr. Sam </w:t>
+                            </w:r>
+                            <w:proofErr w:type="spellStart"/>
+                            <w:r>
+                              <w:rPr>
+                                <w:rFonts w:ascii="Times New Roman" w:hAnsi="Times New Roman" w:cs="Times New Roman"/>
+                                <w:sz w:val="22"/>
+                                <w:szCs w:val="36"/>
+                              </w:rPr>
+                              <w:t>Serei</w:t>
+                            </w:r>
+                            <w:proofErr w:type="spellEnd"/>
+                            <w:r>
+                              <w:rPr>
+                                <w:rFonts w:ascii="Times New Roman" w:hAnsi="Times New Roman" w:cs="Times New Roman"/>
+                                <w:sz w:val="22"/>
+                                <w:szCs w:val="36"/>
+                              </w:rPr>
+                              <w:t xml:space="preserve"> </w:t>
                             </w:r>
                             <w:proofErr w:type="spellStart"/>
                             <w:r>
@@ -6012,7 +6030,25 @@
                           <w:sz w:val="22"/>
                           <w:szCs w:val="36"/>
                         </w:rPr>
-                        <w:t xml:space="preserve">Mr. Sam Serei </w:t>
+                        <w:t xml:space="preserve">Mr. Sam </w:t>
+                      </w:r>
+                      <w:proofErr w:type="spellStart"/>
+                      <w:r>
+                        <w:rPr>
+                          <w:rFonts w:ascii="Times New Roman" w:hAnsi="Times New Roman" w:cs="Times New Roman"/>
+                          <w:sz w:val="22"/>
+                          <w:szCs w:val="36"/>
+                        </w:rPr>
+                        <w:t>Serei</w:t>
+                      </w:r>
+                      <w:proofErr w:type="spellEnd"/>
+                      <w:r>
+                        <w:rPr>
+                          <w:rFonts w:ascii="Times New Roman" w:hAnsi="Times New Roman" w:cs="Times New Roman"/>
+                          <w:sz w:val="22"/>
+                          <w:szCs w:val="36"/>
+                        </w:rPr>
+                        <w:t xml:space="preserve"> </w:t>
                       </w:r>
                       <w:proofErr w:type="spellStart"/>
                       <w:r>
@@ -6820,801 +6856,7 @@
           </mc:Fallback>
         </mc:AlternateContent>
       </w:r>
-      <w:r>
-        <w:rPr>
-          <w:rFonts w:ascii="Times New Roman" w:hAnsi="Times New Roman" w:cs="Times New Roman"/>
-          <w:szCs w:val="36"/>
-        </w:rPr>
-        <w:br w:type="page"/>
-      </w:r>
     </w:p>
-    <w:p>
-      <w:pPr>
-        <w:spacing w:after="0"/>
-        <w:jc w:val="center"/>
-        <w:rPr>
-          <w:rFonts w:ascii="Times New Roman" w:hAnsi="Times New Roman" w:cs="Times New Roman"/>
-          <w:b/>
-          <w:bCs/>
-          <w:sz w:val="28"/>
-          <w:szCs w:val="28"/>
-          <w:u w:val="single"/>
-        </w:rPr>
-      </w:pPr>
-      <w:r>
-        <w:rPr>
-          <w:rFonts w:ascii="Times New Roman" w:hAnsi="Times New Roman" w:cs="Times New Roman"/>
-          <w:b/>
-          <w:bCs/>
-          <w:sz w:val="28"/>
-          <w:szCs w:val="28"/>
-          <w:u w:val="single"/>
-        </w:rPr>
-        <w:lastRenderedPageBreak/>
-        <w:t>COVER LETTER FOR INTERNSHIP</w:t>
-      </w:r>
-    </w:p>
-    <w:p>
-      <w:pPr>
-        <w:spacing w:after="0"/>
-        <w:rPr>
-          <w:rFonts w:ascii="Times New Roman" w:hAnsi="Times New Roman" w:cs="Times New Roman"/>
-          <w:sz w:val="28"/>
-          <w:szCs w:val="28"/>
-        </w:rPr>
-      </w:pPr>
-    </w:p>
-    <w:p>
-      <w:pPr>
-        <w:spacing w:after="0"/>
-        <w:rPr>
-          <w:rFonts w:ascii="Times New Roman" w:hAnsi="Times New Roman" w:cs="Times New Roman"/>
-          <w:b/>
-          <w:bCs/>
-          <w:szCs w:val="24"/>
-        </w:rPr>
-      </w:pPr>
-      <w:r>
-        <w:rPr>
-          <w:rFonts w:ascii="Times New Roman" w:hAnsi="Times New Roman" w:cs="Times New Roman"/>
-          <w:b/>
-          <w:bCs/>
-          <w:szCs w:val="24"/>
-        </w:rPr>
-        <w:t>DIN RASY</w:t>
-      </w:r>
-    </w:p>
-    <w:p>
-      <w:pPr>
-        <w:spacing w:after="0"/>
-        <w:rPr>
-          <w:rFonts w:ascii="Times New Roman" w:hAnsi="Times New Roman" w:cs="Times New Roman"/>
-          <w:sz w:val="22"/>
-          <w:szCs w:val="22"/>
-        </w:rPr>
-      </w:pPr>
-      <w:r>
-        <w:rPr>
-          <w:rFonts w:ascii="Times New Roman" w:hAnsi="Times New Roman" w:cs="Times New Roman"/>
-          <w:sz w:val="22"/>
-          <w:szCs w:val="22"/>
-        </w:rPr>
-        <w:t>Information and Communication Engineering Student</w:t>
-      </w:r>
-    </w:p>
-    <w:p>
-      <w:pPr>
-        <w:spacing w:after="0"/>
-        <w:rPr>
-          <w:rFonts w:ascii="Times New Roman" w:hAnsi="Times New Roman" w:cs="Times New Roman"/>
-          <w:sz w:val="22"/>
-          <w:szCs w:val="22"/>
-        </w:rPr>
-      </w:pPr>
-      <w:r>
-        <w:rPr>
-          <w:rFonts w:ascii="Times New Roman" w:hAnsi="Times New Roman" w:cs="Times New Roman"/>
-          <w:sz w:val="22"/>
-          <w:szCs w:val="22"/>
-        </w:rPr>
-        <w:t>Institute of Technology of Cambodia</w:t>
-      </w:r>
-    </w:p>
-    <w:p>
-      <w:pPr>
-        <w:spacing w:after="0"/>
-        <w:rPr>
-          <w:rFonts w:ascii="Times New Roman" w:hAnsi="Times New Roman" w:cs="Times New Roman"/>
-          <w:sz w:val="22"/>
-          <w:szCs w:val="22"/>
-        </w:rPr>
-      </w:pPr>
-      <w:r>
-        <w:rPr>
-          <w:rFonts w:ascii="Times New Roman" w:hAnsi="Times New Roman" w:cs="Times New Roman"/>
-          <w:sz w:val="22"/>
-          <w:szCs w:val="22"/>
-        </w:rPr>
-        <w:t>Phnom Penh, Cambodia</w:t>
-      </w:r>
-    </w:p>
-    <w:p>
-      <w:pPr>
-        <w:spacing w:after="0"/>
-        <w:rPr>
-          <w:rFonts w:ascii="Times New Roman" w:hAnsi="Times New Roman" w:cs="Times New Roman"/>
-          <w:sz w:val="22"/>
-          <w:szCs w:val="22"/>
-        </w:rPr>
-      </w:pPr>
-      <w:r>
-        <w:rPr>
-          <w:rFonts w:ascii="Times New Roman" w:hAnsi="Times New Roman" w:cs="Times New Roman"/>
-          <w:sz w:val="22"/>
-          <w:szCs w:val="22"/>
-        </w:rPr>
-        <w:t>Phone: 0963020711</w:t>
-      </w:r>
-    </w:p>
-    <w:p>
-      <w:pPr>
-        <w:spacing w:after="0"/>
-        <w:rPr>
-          <w:rFonts w:ascii="Times New Roman" w:hAnsi="Times New Roman" w:cs="Times New Roman"/>
-          <w:color w:val="215E99" w:themeColor="text2" w:themeTint="BF"/>
-          <w:sz w:val="22"/>
-          <w:szCs w:val="22"/>
-        </w:rPr>
-      </w:pPr>
-      <w:r>
-        <w:rPr>
-          <w:rFonts w:ascii="Times New Roman" w:hAnsi="Times New Roman" w:cs="Times New Roman"/>
-          <w:sz w:val="22"/>
-          <w:szCs w:val="22"/>
-        </w:rPr>
-        <w:t xml:space="preserve">Email: </w:t>
-      </w:r>
-      <w:hyperlink r:id="rId10" w:history="1">
-        <w:r>
-          <w:rPr>
-            <w:rStyle w:val="Hyperlink"/>
-            <w:rFonts w:ascii="Times New Roman" w:hAnsi="Times New Roman" w:cs="Times New Roman"/>
-            <w:color w:val="215E99" w:themeColor="text2" w:themeTint="BF"/>
-            <w:sz w:val="22"/>
-            <w:szCs w:val="22"/>
-          </w:rPr>
-          <w:t>rasydin77@gmail.com</w:t>
-        </w:r>
-      </w:hyperlink>
-      <w:r>
-        <w:rPr>
-          <w:rFonts w:ascii="Times New Roman" w:hAnsi="Times New Roman" w:cs="Times New Roman"/>
-          <w:color w:val="215E99" w:themeColor="text2" w:themeTint="BF"/>
-          <w:sz w:val="22"/>
-          <w:szCs w:val="22"/>
-        </w:rPr>
-        <w:t xml:space="preserve"> </w:t>
-      </w:r>
-    </w:p>
-    <w:p>
-      <w:pPr>
-        <w:spacing w:after="0"/>
-        <w:rPr>
-          <w:rFonts w:ascii="Times New Roman" w:hAnsi="Times New Roman" w:cs="Times New Roman"/>
-          <w:color w:val="215E99" w:themeColor="text2" w:themeTint="BF"/>
-          <w:sz w:val="22"/>
-          <w:szCs w:val="22"/>
-        </w:rPr>
-      </w:pPr>
-    </w:p>
-    <w:p>
-      <w:pPr>
-        <w:spacing w:after="0"/>
-        <w:rPr>
-          <w:rFonts w:ascii="Times New Roman" w:hAnsi="Times New Roman" w:cs="Times New Roman"/>
-          <w:sz w:val="22"/>
-          <w:szCs w:val="22"/>
-        </w:rPr>
-      </w:pPr>
-      <w:r>
-        <w:rPr>
-          <w:rFonts w:ascii="Times New Roman" w:hAnsi="Times New Roman" w:cs="Times New Roman"/>
-          <w:sz w:val="22"/>
-          <w:szCs w:val="22"/>
-        </w:rPr>
-        <w:t>Date: 05/06/2026</w:t>
-      </w:r>
-    </w:p>
-    <w:p>
-      <w:pPr>
-        <w:spacing w:after="0"/>
-        <w:rPr>
-          <w:rFonts w:ascii="Times New Roman" w:hAnsi="Times New Roman" w:cs="Times New Roman"/>
-          <w:sz w:val="22"/>
-          <w:szCs w:val="22"/>
-        </w:rPr>
-      </w:pPr>
-    </w:p>
-    <w:p>
-      <w:pPr>
-        <w:spacing w:after="0"/>
-        <w:rPr>
-          <w:rFonts w:ascii="Times New Roman" w:hAnsi="Times New Roman" w:cs="Times New Roman"/>
-          <w:sz w:val="22"/>
-          <w:szCs w:val="22"/>
-        </w:rPr>
-      </w:pPr>
-      <w:r>
-        <w:rPr>
-          <w:rFonts w:ascii="Times New Roman" w:hAnsi="Times New Roman" w:cs="Times New Roman"/>
-          <w:sz w:val="22"/>
-          <w:szCs w:val="22"/>
-        </w:rPr>
-        <w:t>Dear Hiring Manager,</w:t>
-      </w:r>
-    </w:p>
-    <w:p>
-      <w:pPr>
-        <w:spacing w:after="0"/>
-        <w:rPr>
-          <w:rFonts w:ascii="Times New Roman" w:hAnsi="Times New Roman" w:cs="Times New Roman"/>
-          <w:sz w:val="22"/>
-          <w:szCs w:val="22"/>
-        </w:rPr>
-      </w:pPr>
-    </w:p>
-    <w:p>
-      <w:pPr>
-        <w:spacing w:after="0"/>
-        <w:ind w:left="720"/>
-        <w:rPr>
-          <w:rFonts w:ascii="Times New Roman" w:hAnsi="Times New Roman" w:cs="Times New Roman"/>
-          <w:sz w:val="22"/>
-          <w:szCs w:val="22"/>
-        </w:rPr>
-      </w:pPr>
-      <w:r>
-        <w:rPr>
-          <w:rFonts w:ascii="Times New Roman" w:hAnsi="Times New Roman" w:cs="Times New Roman"/>
-          <w:sz w:val="22"/>
-          <w:szCs w:val="22"/>
-        </w:rPr>
-        <w:t xml:space="preserve">I am writing to apply for the </w:t>
-      </w:r>
-      <w:r>
-        <w:rPr>
-          <w:rFonts w:ascii="Times New Roman" w:hAnsi="Times New Roman" w:cs="Times New Roman"/>
-          <w:sz w:val="22"/>
-          <w:szCs w:val="22"/>
-        </w:rPr>
-        <w:t>Full-Stack</w:t>
-      </w:r>
-      <w:r>
-        <w:rPr>
-          <w:rFonts w:ascii="Times New Roman" w:hAnsi="Times New Roman" w:cs="Times New Roman"/>
-          <w:sz w:val="22"/>
-          <w:szCs w:val="22"/>
-        </w:rPr>
-        <w:t xml:space="preserve"> Developer Internship position at </w:t>
-      </w:r>
-      <w:proofErr w:type="spellStart"/>
-      <w:r>
-        <w:rPr>
-          <w:rFonts w:ascii="Times New Roman" w:hAnsi="Times New Roman" w:cs="Times New Roman"/>
-          <w:sz w:val="22"/>
-          <w:szCs w:val="22"/>
-        </w:rPr>
-        <w:t>Saat</w:t>
-      </w:r>
-      <w:proofErr w:type="spellEnd"/>
-      <w:r>
-        <w:rPr>
-          <w:rFonts w:ascii="Times New Roman" w:hAnsi="Times New Roman" w:cs="Times New Roman"/>
-          <w:sz w:val="22"/>
-          <w:szCs w:val="22"/>
-        </w:rPr>
-        <w:t xml:space="preserve"> R&amp;D Center</w:t>
-      </w:r>
-      <w:r>
-        <w:rPr>
-          <w:rFonts w:ascii="Times New Roman" w:hAnsi="Times New Roman" w:cs="Times New Roman"/>
-          <w:sz w:val="22"/>
-          <w:szCs w:val="22"/>
-        </w:rPr>
-        <w:t xml:space="preserve">. I am a fourth-year Information and Communication Engineering student at the </w:t>
-      </w:r>
-      <w:r>
-        <w:rPr>
-          <w:rFonts w:ascii="Times New Roman" w:hAnsi="Times New Roman" w:cs="Times New Roman"/>
-          <w:sz w:val="22"/>
-          <w:szCs w:val="22"/>
-        </w:rPr>
-        <w:t>I</w:t>
-      </w:r>
-      <w:r>
-        <w:rPr>
-          <w:rFonts w:ascii="Times New Roman" w:hAnsi="Times New Roman" w:cs="Times New Roman"/>
-          <w:sz w:val="22"/>
-          <w:szCs w:val="22"/>
-        </w:rPr>
-        <w:t xml:space="preserve">nstitute of Technology of Cambodia, and I am eager to gain practical experience in </w:t>
-      </w:r>
-      <w:r>
-        <w:rPr>
-          <w:rFonts w:ascii="Times New Roman" w:hAnsi="Times New Roman" w:cs="Times New Roman"/>
-          <w:sz w:val="22"/>
-          <w:szCs w:val="22"/>
-        </w:rPr>
-        <w:t xml:space="preserve">full-stack </w:t>
-      </w:r>
-      <w:r>
-        <w:rPr>
-          <w:rFonts w:ascii="Times New Roman" w:hAnsi="Times New Roman" w:cs="Times New Roman"/>
-          <w:sz w:val="22"/>
-          <w:szCs w:val="22"/>
-        </w:rPr>
-        <w:t>web development</w:t>
-      </w:r>
-      <w:r>
-        <w:rPr>
-          <w:rFonts w:ascii="Times New Roman" w:hAnsi="Times New Roman" w:cs="Times New Roman"/>
-          <w:sz w:val="22"/>
-          <w:szCs w:val="22"/>
-        </w:rPr>
-        <w:t>.</w:t>
-      </w:r>
-    </w:p>
-    <w:p>
-      <w:pPr>
-        <w:spacing w:after="0"/>
-        <w:ind w:left="720"/>
-        <w:rPr>
-          <w:rFonts w:ascii="Times New Roman" w:hAnsi="Times New Roman" w:cs="Times New Roman"/>
-          <w:sz w:val="22"/>
-          <w:szCs w:val="22"/>
-        </w:rPr>
-      </w:pPr>
-    </w:p>
-    <w:p>
-      <w:pPr>
-        <w:spacing w:after="0"/>
-        <w:ind w:left="720"/>
-        <w:rPr>
-          <w:rFonts w:ascii="Times New Roman" w:hAnsi="Times New Roman" w:cs="Times New Roman"/>
-          <w:sz w:val="22"/>
-          <w:szCs w:val="22"/>
-        </w:rPr>
-      </w:pPr>
-      <w:r>
-        <w:rPr>
-          <w:rFonts w:ascii="Times New Roman" w:hAnsi="Times New Roman" w:cs="Times New Roman"/>
-          <w:sz w:val="22"/>
-          <w:szCs w:val="22"/>
-        </w:rPr>
-        <w:t>I am available for a three-month internship starting July 1st to August 31</w:t>
-      </w:r>
-      <w:r>
-        <w:rPr>
-          <w:rFonts w:ascii="Times New Roman" w:hAnsi="Times New Roman" w:cs="Times New Roman"/>
-          <w:sz w:val="22"/>
-          <w:szCs w:val="22"/>
-        </w:rPr>
-        <w:t>st</w:t>
-      </w:r>
-      <w:r>
-        <w:rPr>
-          <w:rFonts w:ascii="Times New Roman" w:hAnsi="Times New Roman" w:cs="Times New Roman"/>
-          <w:sz w:val="22"/>
-          <w:szCs w:val="22"/>
-        </w:rPr>
-        <w:t xml:space="preserve">, 2026. Through my academic training, I have built a solid foundation in HTML, CSS, JavaScript, Vue.js, Next.js, </w:t>
-      </w:r>
-      <w:proofErr w:type="gramStart"/>
-      <w:r>
-        <w:rPr>
-          <w:rFonts w:ascii="Times New Roman" w:hAnsi="Times New Roman" w:cs="Times New Roman"/>
-          <w:sz w:val="22"/>
-          <w:szCs w:val="22"/>
-        </w:rPr>
-        <w:t>Java(</w:t>
-      </w:r>
-      <w:proofErr w:type="gramEnd"/>
-      <w:r>
-        <w:rPr>
-          <w:rFonts w:ascii="Times New Roman" w:hAnsi="Times New Roman" w:cs="Times New Roman"/>
-          <w:sz w:val="22"/>
-          <w:szCs w:val="22"/>
-        </w:rPr>
-        <w:t xml:space="preserve">OOP), Spring Boot, </w:t>
-      </w:r>
-      <w:proofErr w:type="spellStart"/>
-      <w:r>
-        <w:rPr>
-          <w:rFonts w:ascii="Times New Roman" w:hAnsi="Times New Roman" w:cs="Times New Roman"/>
-          <w:sz w:val="22"/>
-          <w:szCs w:val="22"/>
-        </w:rPr>
-        <w:t>Nest</w:t>
-      </w:r>
-      <w:r>
-        <w:rPr>
-          <w:rFonts w:ascii="Times New Roman" w:hAnsi="Times New Roman" w:cs="Times New Roman"/>
-          <w:sz w:val="22"/>
-          <w:szCs w:val="22"/>
-        </w:rPr>
-        <w:t>J</w:t>
-      </w:r>
-      <w:r>
-        <w:rPr>
-          <w:rFonts w:ascii="Times New Roman" w:hAnsi="Times New Roman" w:cs="Times New Roman"/>
-          <w:sz w:val="22"/>
-          <w:szCs w:val="22"/>
-        </w:rPr>
-        <w:t>S</w:t>
-      </w:r>
-      <w:proofErr w:type="spellEnd"/>
-      <w:r>
-        <w:rPr>
-          <w:rFonts w:ascii="Times New Roman" w:hAnsi="Times New Roman" w:cs="Times New Roman"/>
-          <w:sz w:val="22"/>
-          <w:szCs w:val="22"/>
-        </w:rPr>
-        <w:t xml:space="preserve">, Laravel, and MySQL. I have also gained practical experience developing web projects, including a student Enrollment Management System, an online Perfume E-Commerce website, and the </w:t>
-      </w:r>
-      <w:proofErr w:type="spellStart"/>
-      <w:r>
-        <w:rPr>
-          <w:rFonts w:ascii="Times New Roman" w:hAnsi="Times New Roman" w:cs="Times New Roman"/>
-          <w:sz w:val="22"/>
-          <w:szCs w:val="22"/>
-        </w:rPr>
-        <w:t>Jomnus</w:t>
-      </w:r>
-      <w:proofErr w:type="spellEnd"/>
-      <w:r>
-        <w:rPr>
-          <w:rFonts w:ascii="Times New Roman" w:hAnsi="Times New Roman" w:cs="Times New Roman"/>
-          <w:sz w:val="22"/>
-          <w:szCs w:val="22"/>
-        </w:rPr>
-        <w:t xml:space="preserve"> micro-task platform, which</w:t>
-      </w:r>
-      <w:r>
-        <w:rPr>
-          <w:rFonts w:ascii="Times New Roman" w:hAnsi="Times New Roman" w:cs="Times New Roman"/>
-          <w:sz w:val="22"/>
-          <w:szCs w:val="22"/>
-        </w:rPr>
-        <w:t xml:space="preserve"> </w:t>
-      </w:r>
-      <w:r>
-        <w:rPr>
-          <w:rFonts w:ascii="Times New Roman" w:hAnsi="Times New Roman" w:cs="Times New Roman"/>
-          <w:sz w:val="22"/>
-          <w:szCs w:val="22"/>
-        </w:rPr>
-        <w:t>strengthened my understanding of full-stack development, database integration, and responsive design.</w:t>
-      </w:r>
-    </w:p>
-    <w:p>
-      <w:pPr>
-        <w:spacing w:after="0"/>
-        <w:ind w:left="720"/>
-        <w:rPr>
-          <w:rFonts w:ascii="Times New Roman" w:hAnsi="Times New Roman" w:cs="Times New Roman"/>
-          <w:sz w:val="22"/>
-          <w:szCs w:val="22"/>
-        </w:rPr>
-      </w:pPr>
-    </w:p>
-    <w:p>
-      <w:pPr>
-        <w:spacing w:after="0"/>
-        <w:ind w:left="720"/>
-        <w:rPr>
-          <w:rFonts w:ascii="Times New Roman" w:hAnsi="Times New Roman" w:cs="Times New Roman"/>
-          <w:sz w:val="22"/>
-          <w:szCs w:val="22"/>
-        </w:rPr>
-      </w:pPr>
-      <w:r>
-        <w:rPr>
-          <w:rFonts w:ascii="Times New Roman" w:hAnsi="Times New Roman" w:cs="Times New Roman"/>
-          <w:sz w:val="22"/>
-          <w:szCs w:val="22"/>
-        </w:rPr>
-        <w:t>I</w:t>
-      </w:r>
-      <w:r>
-        <w:rPr>
-          <w:rFonts w:ascii="Times New Roman" w:hAnsi="Times New Roman" w:cs="Times New Roman"/>
-          <w:sz w:val="22"/>
-          <w:szCs w:val="22"/>
-        </w:rPr>
-        <w:t>n</w:t>
-      </w:r>
-      <w:r>
-        <w:rPr>
-          <w:rFonts w:ascii="Times New Roman" w:hAnsi="Times New Roman" w:cs="Times New Roman"/>
-          <w:sz w:val="22"/>
-          <w:szCs w:val="22"/>
-        </w:rPr>
-        <w:t xml:space="preserve"> addition, my work experience as a restaurant service staff and editor has helped me develop strong teamwork, communication, and time management skills. I am confident that my technical skill</w:t>
-      </w:r>
-      <w:r>
-        <w:rPr>
-          <w:rFonts w:ascii="Times New Roman" w:hAnsi="Times New Roman" w:cs="Times New Roman"/>
-          <w:sz w:val="22"/>
-          <w:szCs w:val="22"/>
-        </w:rPr>
-        <w:t>s</w:t>
-      </w:r>
-      <w:r>
-        <w:rPr>
-          <w:rFonts w:ascii="Times New Roman" w:hAnsi="Times New Roman" w:cs="Times New Roman"/>
-          <w:sz w:val="22"/>
-          <w:szCs w:val="22"/>
-        </w:rPr>
-        <w:t>, discipline, and enthusiasm will allow me to contribute effectively to your development team and support the creation of innovative web applications.</w:t>
-      </w:r>
-    </w:p>
-    <w:p>
-      <w:pPr>
-        <w:spacing w:after="0"/>
-        <w:ind w:left="720"/>
-        <w:rPr>
-          <w:rFonts w:ascii="Times New Roman" w:hAnsi="Times New Roman" w:cs="Times New Roman"/>
-          <w:sz w:val="22"/>
-          <w:szCs w:val="22"/>
-        </w:rPr>
-      </w:pPr>
-    </w:p>
-    <w:p>
-      <w:pPr>
-        <w:spacing w:after="0"/>
-        <w:ind w:left="720"/>
-        <w:rPr>
-          <w:rFonts w:ascii="Times New Roman" w:hAnsi="Times New Roman" w:cs="Times New Roman"/>
-          <w:sz w:val="22"/>
-          <w:szCs w:val="22"/>
-        </w:rPr>
-      </w:pPr>
-      <w:r>
-        <w:rPr>
-          <w:rFonts w:ascii="Times New Roman" w:hAnsi="Times New Roman" w:cs="Times New Roman"/>
-          <w:sz w:val="22"/>
-          <w:szCs w:val="22"/>
-        </w:rPr>
-        <w:t>Thank you very much for considering my application. I would welcome the opportunity to further discuss how I can contribute to your projects while continuing to grow under the guidance of your experienced team.</w:t>
-      </w:r>
-    </w:p>
-    <w:p>
-      <w:pPr>
-        <w:spacing w:after="0"/>
-        <w:ind w:left="720"/>
-        <w:rPr>
-          <w:rFonts w:ascii="Times New Roman" w:hAnsi="Times New Roman" w:cs="Times New Roman"/>
-          <w:sz w:val="22"/>
-          <w:szCs w:val="22"/>
-        </w:rPr>
-      </w:pPr>
-    </w:p>
-    <w:p>
-      <w:pPr>
-        <w:spacing w:after="0"/>
-        <w:ind w:left="720"/>
-        <w:rPr>
-          <w:rFonts w:ascii="Times New Roman" w:hAnsi="Times New Roman" w:cs="Times New Roman"/>
-          <w:sz w:val="22"/>
-          <w:szCs w:val="22"/>
-        </w:rPr>
-      </w:pPr>
-      <w:r>
-        <w:rPr>
-          <w:noProof/>
-          <w:sz w:val="22"/>
-          <w:szCs w:val="36"/>
-        </w:rPr>
-        <w:drawing>
-          <wp:anchor distT="0" distB="0" distL="114300" distR="114300" simplePos="0" relativeHeight="251693056" behindDoc="0" locked="0" layoutInCell="1" allowOverlap="1" wp14:anchorId="581F5E64" wp14:editId="4674F859">
-            <wp:simplePos x="0" y="0"/>
-            <wp:positionH relativeFrom="column">
-              <wp:posOffset>-130810</wp:posOffset>
-            </wp:positionH>
-            <wp:positionV relativeFrom="paragraph">
-              <wp:posOffset>207856</wp:posOffset>
-            </wp:positionV>
-            <wp:extent cx="2429510" cy="685249"/>
-            <wp:effectExtent l="0" t="0" r="8890" b="635"/>
-            <wp:wrapNone/>
-            <wp:docPr id="36" name="Picture 36"/>
-            <wp:cNvGraphicFramePr>
-              <a:graphicFrameLocks xmlns:a="http://schemas.openxmlformats.org/drawingml/2006/main" noChangeAspect="1"/>
-            </wp:cNvGraphicFramePr>
-            <a:graphic xmlns:a="http://schemas.openxmlformats.org/drawingml/2006/main">
-              <a:graphicData uri="http://schemas.openxmlformats.org/drawingml/2006/picture">
-                <pic:pic xmlns:pic="http://schemas.openxmlformats.org/drawingml/2006/picture">
-                  <pic:nvPicPr>
-                    <pic:cNvPr id="1" name=""/>
-                    <pic:cNvPicPr/>
-                  </pic:nvPicPr>
-                  <pic:blipFill rotWithShape="1">
-                    <a:blip r:embed="rId11" cstate="print">
-                      <a:extLst>
-                        <a:ext uri="{BEBA8EAE-BF5A-486C-A8C5-ECC9F3942E4B}">
-                          <a14:imgProps xmlns:a14="http://schemas.microsoft.com/office/drawing/2010/main">
-                            <a14:imgLayer r:embed="rId12">
-                              <a14:imgEffect>
-                                <a14:brightnessContrast bright="20000" contrast="-40000"/>
-                              </a14:imgEffect>
-                            </a14:imgLayer>
-                          </a14:imgProps>
-                        </a:ext>
-                        <a:ext uri="{28A0092B-C50C-407E-A947-70E740481C1C}">
-                          <a14:useLocalDpi xmlns:a14="http://schemas.microsoft.com/office/drawing/2010/main" val="0"/>
-                        </a:ext>
-                      </a:extLst>
-                    </a:blip>
-                    <a:srcRect t="29109" b="48141"/>
-                    <a:stretch/>
-                  </pic:blipFill>
-                  <pic:spPr bwMode="auto">
-                    <a:xfrm>
-                      <a:off x="0" y="0"/>
-                      <a:ext cx="2429510" cy="685249"/>
-                    </a:xfrm>
-                    <a:prstGeom prst="rect">
-                      <a:avLst/>
-                    </a:prstGeom>
-                    <a:ln>
-                      <a:noFill/>
-                    </a:ln>
-                    <a:extLst>
-                      <a:ext uri="{53640926-AAD7-44D8-BBD7-CCE9431645EC}">
-                        <a14:shadowObscured xmlns:a14="http://schemas.microsoft.com/office/drawing/2010/main"/>
-                      </a:ext>
-                    </a:extLst>
-                  </pic:spPr>
-                </pic:pic>
-              </a:graphicData>
-            </a:graphic>
-            <wp14:sizeRelH relativeFrom="margin">
-              <wp14:pctWidth>0</wp14:pctWidth>
-            </wp14:sizeRelH>
-            <wp14:sizeRelV relativeFrom="margin">
-              <wp14:pctHeight>0</wp14:pctHeight>
-            </wp14:sizeRelV>
-          </wp:anchor>
-        </w:drawing>
-      </w:r>
-      <w:r>
-        <w:rPr>
-          <w:rFonts w:ascii="Times New Roman" w:hAnsi="Times New Roman" w:cs="Times New Roman"/>
-          <w:sz w:val="22"/>
-          <w:szCs w:val="22"/>
-        </w:rPr>
-        <w:t xml:space="preserve">Sincerely, </w:t>
-      </w:r>
-    </w:p>
-    <w:p>
-      <w:pPr>
-        <w:spacing w:after="0"/>
-        <w:ind w:left="720"/>
-        <w:rPr>
-          <w:rFonts w:ascii="Times New Roman" w:hAnsi="Times New Roman" w:cs="Times New Roman"/>
-          <w:sz w:val="22"/>
-          <w:szCs w:val="22"/>
-        </w:rPr>
-      </w:pPr>
-    </w:p>
-    <w:p>
-      <w:pPr>
-        <w:spacing w:after="0"/>
-        <w:ind w:left="720"/>
-        <w:rPr>
-          <w:rFonts w:ascii="Times New Roman" w:hAnsi="Times New Roman" w:cs="Times New Roman"/>
-          <w:sz w:val="22"/>
-          <w:szCs w:val="22"/>
-        </w:rPr>
-      </w:pPr>
-    </w:p>
-    <w:p>
-      <w:pPr>
-        <w:spacing w:after="0"/>
-        <w:ind w:left="720"/>
-        <w:rPr>
-          <w:rFonts w:ascii="Times New Roman" w:hAnsi="Times New Roman" w:cs="Times New Roman"/>
-          <w:sz w:val="22"/>
-          <w:szCs w:val="22"/>
-        </w:rPr>
-      </w:pPr>
-    </w:p>
-    <w:p>
-      <w:pPr>
-        <w:spacing w:after="0"/>
-        <w:rPr>
-          <w:rFonts w:ascii="Times New Roman" w:hAnsi="Times New Roman" w:cs="Times New Roman"/>
-          <w:sz w:val="22"/>
-          <w:szCs w:val="22"/>
-        </w:rPr>
-      </w:pPr>
-    </w:p>
-    <w:p>
-      <w:pPr>
-        <w:spacing w:after="0"/>
-        <w:ind w:left="720"/>
-        <w:rPr>
-          <w:noProof/>
-          <w:sz w:val="22"/>
-          <w:szCs w:val="36"/>
-        </w:rPr>
-      </w:pPr>
-      <w:r>
-        <w:rPr>
-          <w:rFonts w:ascii="Times New Roman" w:hAnsi="Times New Roman" w:cs="Times New Roman"/>
-          <w:b/>
-          <w:bCs/>
-          <w:sz w:val="22"/>
-          <w:szCs w:val="22"/>
-        </w:rPr>
-        <w:t>DIN RASY</w:t>
-      </w:r>
-      <w:r>
-        <w:rPr>
-          <w:noProof/>
-          <w:sz w:val="22"/>
-          <w:szCs w:val="36"/>
-        </w:rPr>
-        <w:t xml:space="preserve"> </w:t>
-      </w:r>
-    </w:p>
-    <w:p>
-      <w:pPr>
-        <w:spacing w:after="0"/>
-        <w:ind w:left="720"/>
-        <w:rPr>
-          <w:noProof/>
-          <w:sz w:val="22"/>
-          <w:szCs w:val="36"/>
-        </w:rPr>
-      </w:pPr>
-    </w:p>
-    <w:p>
-      <w:pPr>
-        <w:spacing w:after="0"/>
-        <w:ind w:left="720"/>
-        <w:rPr>
-          <w:noProof/>
-          <w:sz w:val="22"/>
-          <w:szCs w:val="36"/>
-        </w:rPr>
-      </w:pPr>
-    </w:p>
-    <w:p>
-      <w:pPr>
-        <w:spacing w:after="0"/>
-        <w:ind w:left="720"/>
-        <w:rPr>
-          <w:rFonts w:ascii="Times New Roman" w:hAnsi="Times New Roman" w:cs="Times New Roman"/>
-          <w:b/>
-          <w:bCs/>
-          <w:sz w:val="22"/>
-          <w:szCs w:val="22"/>
-        </w:rPr>
-      </w:pPr>
-    </w:p>
-    <w:p>
-      <w:pPr>
-        <w:spacing w:after="0"/>
-        <w:ind w:left="720"/>
-        <w:rPr>
-          <w:rFonts w:ascii="Times New Roman" w:hAnsi="Times New Roman" w:cs="Times New Roman"/>
-          <w:sz w:val="22"/>
-          <w:szCs w:val="22"/>
-        </w:rPr>
-      </w:pPr>
-    </w:p>
-    <w:p/>
     <w:sectPr>
       <w:pgSz w:w="11906" w:h="16838" w:code="9"/>
       <w:pgMar w:top="1440" w:right="1440" w:bottom="1440" w:left="1440" w:header="708" w:footer="708" w:gutter="0"/>

--- a/public/DIN RASY_CURRICULM VITAE.docx
+++ b/public/DIN RASY_CURRICULM VITAE.docx
@@ -580,6 +580,126 @@
         <mc:AlternateContent>
           <mc:Choice Requires="wps">
             <w:drawing>
+              <wp:anchor distT="0" distB="0" distL="114300" distR="114300" simplePos="0" relativeHeight="251661312" behindDoc="0" locked="0" layoutInCell="1" allowOverlap="1" wp14:anchorId="4E8F3F50" wp14:editId="07ACD12E">
+                <wp:simplePos x="0" y="0"/>
+                <wp:positionH relativeFrom="column">
+                  <wp:posOffset>-669290</wp:posOffset>
+                </wp:positionH>
+                <wp:positionV relativeFrom="paragraph">
+                  <wp:posOffset>270510</wp:posOffset>
+                </wp:positionV>
+                <wp:extent cx="2327275" cy="304800"/>
+                <wp:effectExtent l="0" t="0" r="0" b="0"/>
+                <wp:wrapNone/>
+                <wp:docPr id="6" name="Text Box 6"/>
+                <wp:cNvGraphicFramePr/>
+                <a:graphic xmlns:a="http://schemas.openxmlformats.org/drawingml/2006/main">
+                  <a:graphicData uri="http://schemas.microsoft.com/office/word/2010/wordprocessingShape">
+                    <wps:wsp>
+                      <wps:cNvSpPr txBox="1"/>
+                      <wps:spPr>
+                        <a:xfrm>
+                          <a:off x="0" y="0"/>
+                          <a:ext cx="2327275" cy="304800"/>
+                        </a:xfrm>
+                        <a:prstGeom prst="rect">
+                          <a:avLst/>
+                        </a:prstGeom>
+                        <a:solidFill>
+                          <a:schemeClr val="tx2">
+                            <a:lumMod val="50000"/>
+                            <a:lumOff val="50000"/>
+                          </a:schemeClr>
+                        </a:solidFill>
+                        <a:ln w="6350">
+                          <a:noFill/>
+                        </a:ln>
+                      </wps:spPr>
+                      <wps:txbx>
+                        <w:txbxContent>
+                          <w:p>
+                            <w:pPr>
+                              <w:rPr>
+                                <w:rFonts w:ascii="Times New Roman" w:hAnsi="Times New Roman" w:cs="Times New Roman"/>
+                                <w:b/>
+                                <w:bCs/>
+                                <w:sz w:val="28"/>
+                                <w:szCs w:val="40"/>
+                              </w:rPr>
+                            </w:pPr>
+                            <w:r>
+                              <w:rPr>
+                                <w:rFonts w:ascii="Times New Roman" w:hAnsi="Times New Roman" w:cs="Times New Roman"/>
+                                <w:b/>
+                                <w:bCs/>
+                                <w:color w:val="FFFFFF" w:themeColor="background1"/>
+                                <w:sz w:val="28"/>
+                                <w:szCs w:val="40"/>
+                              </w:rPr>
+                              <w:t>PERSONNAL</w:t>
+                            </w:r>
+                          </w:p>
+                        </w:txbxContent>
+                      </wps:txbx>
+                      <wps:bodyPr rot="0" spcFirstLastPara="0" vertOverflow="overflow" horzOverflow="overflow" vert="horz" wrap="square" lIns="91440" tIns="45720" rIns="91440" bIns="45720" numCol="1" spcCol="0" rtlCol="0" fromWordArt="0" anchor="t" anchorCtr="0" forceAA="0" compatLnSpc="1">
+                        <a:prstTxWarp prst="textNoShape">
+                          <a:avLst/>
+                        </a:prstTxWarp>
+                        <a:noAutofit/>
+                      </wps:bodyPr>
+                    </wps:wsp>
+                  </a:graphicData>
+                </a:graphic>
+                <wp14:sizeRelH relativeFrom="margin">
+                  <wp14:pctWidth>0</wp14:pctWidth>
+                </wp14:sizeRelH>
+                <wp14:sizeRelV relativeFrom="margin">
+                  <wp14:pctHeight>0</wp14:pctHeight>
+                </wp14:sizeRelV>
+              </wp:anchor>
+            </w:drawing>
+          </mc:Choice>
+          <mc:Fallback>
+            <w:pict>
+              <v:shape w14:anchorId="4E8F3F50" id="Text Box 6" o:spid="_x0000_s1029" type="#_x0000_t202" style="position:absolute;margin-left:-52.7pt;margin-top:21.3pt;width:183.25pt;height:24pt;z-index:251661312;visibility:visible;mso-wrap-style:square;mso-width-percent:0;mso-height-percent:0;mso-wrap-distance-left:9pt;mso-wrap-distance-top:0;mso-wrap-distance-right:9pt;mso-wrap-distance-bottom:0;mso-position-horizontal:absolute;mso-position-horizontal-relative:text;mso-position-vertical:absolute;mso-position-vertical-relative:text;mso-width-percent:0;mso-height-percent:0;mso-width-relative:margin;mso-height-relative:margin;v-text-anchor:top" o:gfxdata="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" fillcolor="#4e95d9 [1631]" stroked="f" strokeweight=".5pt">
+                <v:textbox>
+                  <w:txbxContent>
+                    <w:p>
+                      <w:pPr>
+                        <w:rPr>
+                          <w:rFonts w:ascii="Times New Roman" w:hAnsi="Times New Roman" w:cs="Times New Roman"/>
+                          <w:b/>
+                          <w:bCs/>
+                          <w:sz w:val="28"/>
+                          <w:szCs w:val="40"/>
+                        </w:rPr>
+                      </w:pPr>
+                      <w:r>
+                        <w:rPr>
+                          <w:rFonts w:ascii="Times New Roman" w:hAnsi="Times New Roman" w:cs="Times New Roman"/>
+                          <w:b/>
+                          <w:bCs/>
+                          <w:color w:val="FFFFFF" w:themeColor="background1"/>
+                          <w:sz w:val="28"/>
+                          <w:szCs w:val="40"/>
+                        </w:rPr>
+                        <w:t>PERSONNAL</w:t>
+                      </w:r>
+                    </w:p>
+                  </w:txbxContent>
+                </v:textbox>
+              </v:shape>
+            </w:pict>
+          </mc:Fallback>
+        </mc:AlternateContent>
+      </w:r>
+      <w:r>
+        <w:rPr>
+          <w:noProof/>
+        </w:rPr>
+        <mc:AlternateContent>
+          <mc:Choice Requires="wps">
+            <w:drawing>
               <wp:anchor distT="0" distB="0" distL="114300" distR="114300" simplePos="0" relativeHeight="251678720" behindDoc="0" locked="0" layoutInCell="1" allowOverlap="1" wp14:anchorId="4BC7868E" wp14:editId="2F45C8AA">
                 <wp:simplePos x="0" y="0"/>
                 <wp:positionH relativeFrom="column">
@@ -749,7 +869,7 @@
           </mc:Choice>
           <mc:Fallback>
             <w:pict>
-              <v:shape w14:anchorId="4BC7868E" id="Text Box 2" o:spid="_x0000_s1029" type="#_x0000_t202" style="position:absolute;margin-left:136pt;margin-top:2.3pt;width:379.6pt;height:97pt;z-index:251678720;visibility:visible;mso-wrap-style:square;mso-width-percent:0;mso-height-percent:0;mso-wrap-distance-left:9pt;mso-wrap-distance-top:0;mso-wrap-distance-right:9pt;mso-wrap-distance-bottom:0;mso-position-horizontal:absolute;mso-position-horizontal-relative:text;mso-position-vertical:absolute;mso-position-vertical-relative:text;mso-width-percent:0;mso-height-percent:0;mso-width-relative:margin;mso-height-relative:margin;v-text-anchor:top" o:gfxdata="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" fillcolor="white [3201]" stroked="f" strokeweight=".5pt">
+              <v:shape w14:anchorId="4BC7868E" id="Text Box 2" o:spid="_x0000_s1030" type="#_x0000_t202" style="position:absolute;margin-left:136pt;margin-top:2.3pt;width:379.6pt;height:97pt;z-index:251678720;visibility:visible;mso-wrap-style:square;mso-width-percent:0;mso-height-percent:0;mso-wrap-distance-left:9pt;mso-wrap-distance-top:0;mso-wrap-distance-right:9pt;mso-wrap-distance-bottom:0;mso-position-horizontal:absolute;mso-position-horizontal-relative:text;mso-position-vertical:absolute;mso-position-vertical-relative:text;mso-width-percent:0;mso-height-percent:0;mso-width-relative:margin;mso-height-relative:margin;v-text-anchor:top" o:gfxdata="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" fillcolor="white [3201]" stroked="f" strokeweight=".5pt">
                 <v:textbox>
                   <w:txbxContent>
                     <w:p>
@@ -881,135 +1001,13 @@
         <mc:AlternateContent>
           <mc:Choice Requires="wps">
             <w:drawing>
-              <wp:anchor distT="0" distB="0" distL="114300" distR="114300" simplePos="0" relativeHeight="251661312" behindDoc="0" locked="0" layoutInCell="1" allowOverlap="1" wp14:anchorId="4E8F3F50" wp14:editId="136D7C72">
-                <wp:simplePos x="0" y="0"/>
-                <wp:positionH relativeFrom="column">
-                  <wp:posOffset>-669290</wp:posOffset>
-                </wp:positionH>
-                <wp:positionV relativeFrom="paragraph">
-                  <wp:posOffset>163195</wp:posOffset>
-                </wp:positionV>
-                <wp:extent cx="2327275" cy="304800"/>
-                <wp:effectExtent l="0" t="0" r="0" b="0"/>
-                <wp:wrapNone/>
-                <wp:docPr id="6" name="Text Box 6"/>
-                <wp:cNvGraphicFramePr/>
-                <a:graphic xmlns:a="http://schemas.openxmlformats.org/drawingml/2006/main">
-                  <a:graphicData uri="http://schemas.microsoft.com/office/word/2010/wordprocessingShape">
-                    <wps:wsp>
-                      <wps:cNvSpPr txBox="1"/>
-                      <wps:spPr>
-                        <a:xfrm>
-                          <a:off x="0" y="0"/>
-                          <a:ext cx="2327275" cy="304800"/>
-                        </a:xfrm>
-                        <a:prstGeom prst="rect">
-                          <a:avLst/>
-                        </a:prstGeom>
-                        <a:solidFill>
-                          <a:schemeClr val="tx2">
-                            <a:lumMod val="50000"/>
-                            <a:lumOff val="50000"/>
-                          </a:schemeClr>
-                        </a:solidFill>
-                        <a:ln w="6350">
-                          <a:noFill/>
-                        </a:ln>
-                      </wps:spPr>
-                      <wps:txbx>
-                        <w:txbxContent>
-                          <w:p>
-                            <w:pPr>
-                              <w:rPr>
-                                <w:rFonts w:ascii="Times New Roman" w:hAnsi="Times New Roman" w:cs="Times New Roman"/>
-                                <w:b/>
-                                <w:bCs/>
-                                <w:sz w:val="28"/>
-                                <w:szCs w:val="40"/>
-                              </w:rPr>
-                            </w:pPr>
-                            <w:r>
-                              <w:rPr>
-                                <w:rFonts w:ascii="Times New Roman" w:hAnsi="Times New Roman" w:cs="Times New Roman"/>
-                                <w:b/>
-                                <w:bCs/>
-                                <w:color w:val="FFFFFF" w:themeColor="background1"/>
-                                <w:sz w:val="28"/>
-                                <w:szCs w:val="40"/>
-                              </w:rPr>
-                              <w:t>PERSONNAL</w:t>
-                            </w:r>
-                          </w:p>
-                        </w:txbxContent>
-                      </wps:txbx>
-                      <wps:bodyPr rot="0" spcFirstLastPara="0" vertOverflow="overflow" horzOverflow="overflow" vert="horz" wrap="square" lIns="91440" tIns="45720" rIns="91440" bIns="45720" numCol="1" spcCol="0" rtlCol="0" fromWordArt="0" anchor="t" anchorCtr="0" forceAA="0" compatLnSpc="1">
-                        <a:prstTxWarp prst="textNoShape">
-                          <a:avLst/>
-                        </a:prstTxWarp>
-                        <a:noAutofit/>
-                      </wps:bodyPr>
-                    </wps:wsp>
-                  </a:graphicData>
-                </a:graphic>
-                <wp14:sizeRelH relativeFrom="margin">
-                  <wp14:pctWidth>0</wp14:pctWidth>
-                </wp14:sizeRelH>
-                <wp14:sizeRelV relativeFrom="margin">
-                  <wp14:pctHeight>0</wp14:pctHeight>
-                </wp14:sizeRelV>
-              </wp:anchor>
-            </w:drawing>
-          </mc:Choice>
-          <mc:Fallback>
-            <w:pict>
-              <v:shape w14:anchorId="4E8F3F50" id="Text Box 6" o:spid="_x0000_s1030" type="#_x0000_t202" style="position:absolute;margin-left:-52.7pt;margin-top:12.85pt;width:183.25pt;height:24pt;z-index:251661312;visibility:visible;mso-wrap-style:square;mso-width-percent:0;mso-height-percent:0;mso-wrap-distance-left:9pt;mso-wrap-distance-top:0;mso-wrap-distance-right:9pt;mso-wrap-distance-bottom:0;mso-position-horizontal:absolute;mso-position-horizontal-relative:text;mso-position-vertical:absolute;mso-position-vertical-relative:text;mso-width-percent:0;mso-height-percent:0;mso-width-relative:margin;mso-height-relative:margin;v-text-anchor:top" o:gfxdata="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" fillcolor="#4e95d9 [1631]" stroked="f" strokeweight=".5pt">
-                <v:textbox>
-                  <w:txbxContent>
-                    <w:p>
-                      <w:pPr>
-                        <w:rPr>
-                          <w:rFonts w:ascii="Times New Roman" w:hAnsi="Times New Roman" w:cs="Times New Roman"/>
-                          <w:b/>
-                          <w:bCs/>
-                          <w:sz w:val="28"/>
-                          <w:szCs w:val="40"/>
-                        </w:rPr>
-                      </w:pPr>
-                      <w:r>
-                        <w:rPr>
-                          <w:rFonts w:ascii="Times New Roman" w:hAnsi="Times New Roman" w:cs="Times New Roman"/>
-                          <w:b/>
-                          <w:bCs/>
-                          <w:color w:val="FFFFFF" w:themeColor="background1"/>
-                          <w:sz w:val="28"/>
-                          <w:szCs w:val="40"/>
-                        </w:rPr>
-                        <w:t>PERSONNAL</w:t>
-                      </w:r>
-                    </w:p>
-                  </w:txbxContent>
-                </v:textbox>
-              </v:shape>
-            </w:pict>
-          </mc:Fallback>
-        </mc:AlternateContent>
-      </w:r>
-    </w:p>
-    <w:p>
-      <w:r>
-        <w:rPr>
-          <w:noProof/>
-        </w:rPr>
-        <mc:AlternateContent>
-          <mc:Choice Requires="wps">
-            <w:drawing>
-              <wp:anchor distT="0" distB="0" distL="114300" distR="114300" simplePos="0" relativeHeight="251662336" behindDoc="0" locked="0" layoutInCell="1" allowOverlap="1" wp14:anchorId="14FA38D3" wp14:editId="786B7A1E">
+              <wp:anchor distT="0" distB="0" distL="114300" distR="114300" simplePos="0" relativeHeight="251662336" behindDoc="0" locked="0" layoutInCell="1" allowOverlap="1" wp14:anchorId="14FA38D3" wp14:editId="2A8E73CE">
                 <wp:simplePos x="0" y="0"/>
                 <wp:positionH relativeFrom="column">
                   <wp:posOffset>-654050</wp:posOffset>
                 </wp:positionH>
                 <wp:positionV relativeFrom="paragraph">
-                  <wp:posOffset>198755</wp:posOffset>
+                  <wp:posOffset>261620</wp:posOffset>
                 </wp:positionV>
                 <wp:extent cx="2311400" cy="984250"/>
                 <wp:effectExtent l="0" t="0" r="0" b="6350"/>
@@ -1149,7 +1147,7 @@
           </mc:Choice>
           <mc:Fallback>
             <w:pict>
-              <v:shape w14:anchorId="14FA38D3" id="Text Box 7" o:spid="_x0000_s1031" type="#_x0000_t202" style="position:absolute;margin-left:-51.5pt;margin-top:15.65pt;width:182pt;height:77.5pt;z-index:251662336;visibility:visible;mso-wrap-style:square;mso-width-percent:0;mso-height-percent:0;mso-wrap-distance-left:9pt;mso-wrap-distance-top:0;mso-wrap-distance-right:9pt;mso-wrap-distance-bottom:0;mso-position-horizontal:absolute;mso-position-horizontal-relative:text;mso-position-vertical:absolute;mso-position-vertical-relative:text;mso-width-percent:0;mso-height-percent:0;mso-width-relative:margin;mso-height-relative:margin;v-text-anchor:top" o:gfxdata="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" fillcolor="#d0d0d0 [2894]" stroked="f" strokeweight=".5pt">
+              <v:shape w14:anchorId="14FA38D3" id="Text Box 7" o:spid="_x0000_s1031" type="#_x0000_t202" style="position:absolute;margin-left:-51.5pt;margin-top:20.6pt;width:182pt;height:77.5pt;z-index:251662336;visibility:visible;mso-wrap-style:square;mso-width-percent:0;mso-height-percent:0;mso-wrap-distance-left:9pt;mso-wrap-distance-top:0;mso-wrap-distance-right:9pt;mso-wrap-distance-bottom:0;mso-position-horizontal:absolute;mso-position-horizontal-relative:text;mso-position-vertical:absolute;mso-position-vertical-relative:text;mso-width-percent:0;mso-height-percent:0;mso-width-relative:margin;mso-height-relative:margin;v-text-anchor:top" o:gfxdata="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" fillcolor="#d0d0d0 [2894]" stroked="f" strokeweight=".5pt">
                 <v:textbox>
                   <w:txbxContent>
                     <w:p>
@@ -1249,7 +1247,150 @@
       </w:r>
     </w:p>
     <w:p/>
+    <w:p/>
     <w:p>
+      <w:r>
+        <w:rPr>
+          <w:noProof/>
+        </w:rPr>
+        <mc:AlternateContent>
+          <mc:Choice Requires="wps">
+            <w:drawing>
+              <wp:anchor distT="0" distB="0" distL="114300" distR="114300" simplePos="0" relativeHeight="251663360" behindDoc="0" locked="0" layoutInCell="1" allowOverlap="1" wp14:anchorId="0A9C2E5C" wp14:editId="458B5069">
+                <wp:simplePos x="0" y="0"/>
+                <wp:positionH relativeFrom="column">
+                  <wp:posOffset>-661035</wp:posOffset>
+                </wp:positionH>
+                <wp:positionV relativeFrom="paragraph">
+                  <wp:posOffset>217170</wp:posOffset>
+                </wp:positionV>
+                <wp:extent cx="2320290" cy="320040"/>
+                <wp:effectExtent l="0" t="0" r="3810" b="3810"/>
+                <wp:wrapNone/>
+                <wp:docPr id="8" name="Text Box 8"/>
+                <wp:cNvGraphicFramePr/>
+                <a:graphic xmlns:a="http://schemas.openxmlformats.org/drawingml/2006/main">
+                  <a:graphicData uri="http://schemas.microsoft.com/office/word/2010/wordprocessingShape">
+                    <wps:wsp>
+                      <wps:cNvSpPr txBox="1"/>
+                      <wps:spPr>
+                        <a:xfrm>
+                          <a:off x="0" y="0"/>
+                          <a:ext cx="2320290" cy="320040"/>
+                        </a:xfrm>
+                        <a:prstGeom prst="rect">
+                          <a:avLst/>
+                        </a:prstGeom>
+                        <a:solidFill>
+                          <a:schemeClr val="tx2">
+                            <a:lumMod val="50000"/>
+                            <a:lumOff val="50000"/>
+                          </a:schemeClr>
+                        </a:solidFill>
+                        <a:ln w="6350">
+                          <a:noFill/>
+                        </a:ln>
+                      </wps:spPr>
+                      <wps:txbx>
+                        <w:txbxContent>
+                          <w:p>
+                            <w:pPr>
+                              <w:rPr>
+                                <w:rFonts w:ascii="Times New Roman" w:hAnsi="Times New Roman" w:cs="Times New Roman"/>
+                                <w:b/>
+                                <w:bCs/>
+                                <w:sz w:val="28"/>
+                                <w:szCs w:val="40"/>
+                              </w:rPr>
+                            </w:pPr>
+                            <w:r>
+                              <w:rPr>
+                                <w:rFonts w:ascii="Times New Roman" w:hAnsi="Times New Roman" w:cs="Times New Roman"/>
+                                <w:b/>
+                                <w:bCs/>
+                                <w:color w:val="FFFFFF" w:themeColor="background1"/>
+                                <w:sz w:val="28"/>
+                                <w:szCs w:val="40"/>
+                              </w:rPr>
+                              <w:t>SKILL</w:t>
+                            </w:r>
+                            <w:r>
+                              <w:rPr>
+                                <w:rFonts w:ascii="Times New Roman" w:hAnsi="Times New Roman" w:cs="Times New Roman"/>
+                                <w:b/>
+                                <w:bCs/>
+                                <w:color w:val="FFFFFF" w:themeColor="background1"/>
+                                <w:sz w:val="28"/>
+                                <w:szCs w:val="40"/>
+                              </w:rPr>
+                              <w:t>S</w:t>
+                            </w:r>
+                          </w:p>
+                        </w:txbxContent>
+                      </wps:txbx>
+                      <wps:bodyPr rot="0" spcFirstLastPara="0" vertOverflow="overflow" horzOverflow="overflow" vert="horz" wrap="square" lIns="91440" tIns="45720" rIns="91440" bIns="45720" numCol="1" spcCol="0" rtlCol="0" fromWordArt="0" anchor="t" anchorCtr="0" forceAA="0" compatLnSpc="1">
+                        <a:prstTxWarp prst="textNoShape">
+                          <a:avLst/>
+                        </a:prstTxWarp>
+                        <a:noAutofit/>
+                      </wps:bodyPr>
+                    </wps:wsp>
+                  </a:graphicData>
+                </a:graphic>
+                <wp14:sizeRelH relativeFrom="margin">
+                  <wp14:pctWidth>0</wp14:pctWidth>
+                </wp14:sizeRelH>
+                <wp14:sizeRelV relativeFrom="margin">
+                  <wp14:pctHeight>0</wp14:pctHeight>
+                </wp14:sizeRelV>
+              </wp:anchor>
+            </w:drawing>
+          </mc:Choice>
+          <mc:Fallback>
+            <w:pict>
+              <v:shape w14:anchorId="0A9C2E5C" id="Text Box 8" o:spid="_x0000_s1032" type="#_x0000_t202" style="position:absolute;margin-left:-52.05pt;margin-top:17.1pt;width:182.7pt;height:25.2pt;z-index:251663360;visibility:visible;mso-wrap-style:square;mso-width-percent:0;mso-height-percent:0;mso-wrap-distance-left:9pt;mso-wrap-distance-top:0;mso-wrap-distance-right:9pt;mso-wrap-distance-bottom:0;mso-position-horizontal:absolute;mso-position-horizontal-relative:text;mso-position-vertical:absolute;mso-position-vertical-relative:text;mso-width-percent:0;mso-height-percent:0;mso-width-relative:margin;mso-height-relative:margin;v-text-anchor:top" o:gfxdata="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" fillcolor="#4e95d9 [1631]" stroked="f" strokeweight=".5pt">
+                <v:textbox>
+                  <w:txbxContent>
+                    <w:p>
+                      <w:pPr>
+                        <w:rPr>
+                          <w:rFonts w:ascii="Times New Roman" w:hAnsi="Times New Roman" w:cs="Times New Roman"/>
+                          <w:b/>
+                          <w:bCs/>
+                          <w:sz w:val="28"/>
+                          <w:szCs w:val="40"/>
+                        </w:rPr>
+                      </w:pPr>
+                      <w:r>
+                        <w:rPr>
+                          <w:rFonts w:ascii="Times New Roman" w:hAnsi="Times New Roman" w:cs="Times New Roman"/>
+                          <w:b/>
+                          <w:bCs/>
+                          <w:color w:val="FFFFFF" w:themeColor="background1"/>
+                          <w:sz w:val="28"/>
+                          <w:szCs w:val="40"/>
+                        </w:rPr>
+                        <w:t>SKILL</w:t>
+                      </w:r>
+                      <w:r>
+                        <w:rPr>
+                          <w:rFonts w:ascii="Times New Roman" w:hAnsi="Times New Roman" w:cs="Times New Roman"/>
+                          <w:b/>
+                          <w:bCs/>
+                          <w:color w:val="FFFFFF" w:themeColor="background1"/>
+                          <w:sz w:val="28"/>
+                          <w:szCs w:val="40"/>
+                        </w:rPr>
+                        <w:t>S</w:t>
+                      </w:r>
+                    </w:p>
+                  </w:txbxContent>
+                </v:textbox>
+              </v:shape>
+            </w:pict>
+          </mc:Fallback>
+        </mc:AlternateContent>
+      </w:r>
       <w:r>
         <w:rPr>
           <w:noProof/>
@@ -1418,7 +1559,7 @@
           </mc:Choice>
           <mc:Fallback>
             <w:pict>
-              <v:shape w14:anchorId="0B5ED791" id="Text Box 24" o:spid="_x0000_s1032" type="#_x0000_t202" style="position:absolute;margin-left:132.55pt;margin-top:7.15pt;width:1in;height:25pt;z-index:251676672;visibility:visible;mso-wrap-style:none;mso-height-percent:0;mso-wrap-distance-left:9pt;mso-wrap-distance-top:0;mso-wrap-distance-right:9pt;mso-wrap-distance-bottom:0;mso-position-horizontal:absolute;mso-position-horizontal-relative:margin;mso-position-vertical:absolute;mso-position-vertical-relative:text;mso-height-percent:0;mso-height-relative:margin;v-text-anchor:top" o:gfxdata="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" fillcolor="white [3201]" stroked="f" strokeweight=".5pt">
+              <v:shape w14:anchorId="0B5ED791" id="Text Box 24" o:spid="_x0000_s1033" type="#_x0000_t202" style="position:absolute;margin-left:132.55pt;margin-top:7.15pt;width:1in;height:25pt;z-index:251676672;visibility:visible;mso-wrap-style:none;mso-height-percent:0;mso-wrap-distance-left:9pt;mso-wrap-distance-top:0;mso-wrap-distance-right:9pt;mso-wrap-distance-bottom:0;mso-position-horizontal:absolute;mso-position-horizontal-relative:margin;mso-position-vertical:absolute;mso-position-vertical-relative:text;mso-height-percent:0;mso-height-relative:margin;v-text-anchor:top" o:gfxdata="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" fillcolor="white [3201]" stroked="f" strokeweight=".5pt">
                 <v:textbox>
                   <w:txbxContent>
                     <w:p>
@@ -1459,7 +1600,258 @@
         <mc:AlternateContent>
           <mc:Choice Requires="wps">
             <w:drawing>
-              <wp:anchor distT="0" distB="0" distL="114300" distR="114300" simplePos="0" relativeHeight="251687936" behindDoc="0" locked="0" layoutInCell="1" allowOverlap="1" wp14:anchorId="6FB57C58" wp14:editId="4EDD0D2E">
+              <wp:anchor distT="0" distB="0" distL="114300" distR="114300" simplePos="0" relativeHeight="251664384" behindDoc="0" locked="0" layoutInCell="1" allowOverlap="1" wp14:anchorId="5F100E9B" wp14:editId="40B35D8E">
+                <wp:simplePos x="0" y="0"/>
+                <wp:positionH relativeFrom="column">
+                  <wp:posOffset>-654050</wp:posOffset>
+                </wp:positionH>
+                <wp:positionV relativeFrom="paragraph">
+                  <wp:posOffset>225425</wp:posOffset>
+                </wp:positionV>
+                <wp:extent cx="2161540" cy="876300"/>
+                <wp:effectExtent l="0" t="0" r="0" b="0"/>
+                <wp:wrapNone/>
+                <wp:docPr id="10" name="Text Box 10"/>
+                <wp:cNvGraphicFramePr/>
+                <a:graphic xmlns:a="http://schemas.openxmlformats.org/drawingml/2006/main">
+                  <a:graphicData uri="http://schemas.microsoft.com/office/word/2010/wordprocessingShape">
+                    <wps:wsp>
+                      <wps:cNvSpPr txBox="1"/>
+                      <wps:spPr>
+                        <a:xfrm>
+                          <a:off x="0" y="0"/>
+                          <a:ext cx="2161540" cy="876300"/>
+                        </a:xfrm>
+                        <a:prstGeom prst="rect">
+                          <a:avLst/>
+                        </a:prstGeom>
+                        <a:solidFill>
+                          <a:schemeClr val="bg2">
+                            <a:lumMod val="90000"/>
+                          </a:schemeClr>
+                        </a:solidFill>
+                        <a:ln w="6350">
+                          <a:noFill/>
+                        </a:ln>
+                      </wps:spPr>
+                      <wps:txbx>
+                        <w:txbxContent>
+                          <w:p>
+                            <w:pPr>
+                              <w:pStyle w:val="ListParagraph"/>
+                              <w:numPr>
+                                <w:ilvl w:val="0"/>
+                                <w:numId w:val="1"/>
+                              </w:numPr>
+                              <w:rPr>
+                                <w:rFonts w:ascii="Times New Roman" w:hAnsi="Times New Roman" w:cs="Times New Roman"/>
+                                <w:sz w:val="22"/>
+                                <w:szCs w:val="36"/>
+                              </w:rPr>
+                            </w:pPr>
+                            <w:r>
+                              <w:rPr>
+                                <w:rFonts w:ascii="Times New Roman" w:hAnsi="Times New Roman" w:cs="Times New Roman"/>
+                                <w:sz w:val="22"/>
+                                <w:szCs w:val="36"/>
+                              </w:rPr>
+                              <w:t>Communication</w:t>
+                            </w:r>
+                          </w:p>
+                          <w:p>
+                            <w:pPr>
+                              <w:pStyle w:val="ListParagraph"/>
+                              <w:numPr>
+                                <w:ilvl w:val="0"/>
+                                <w:numId w:val="1"/>
+                              </w:numPr>
+                              <w:rPr>
+                                <w:rFonts w:ascii="Times New Roman" w:hAnsi="Times New Roman" w:cs="Times New Roman"/>
+                                <w:sz w:val="22"/>
+                                <w:szCs w:val="36"/>
+                              </w:rPr>
+                            </w:pPr>
+                            <w:r>
+                              <w:rPr>
+                                <w:rFonts w:ascii="Times New Roman" w:hAnsi="Times New Roman" w:cs="Times New Roman"/>
+                                <w:sz w:val="22"/>
+                                <w:szCs w:val="36"/>
+                              </w:rPr>
+                              <w:t>Teamwork</w:t>
+                            </w:r>
+                          </w:p>
+                          <w:p>
+                            <w:pPr>
+                              <w:pStyle w:val="ListParagraph"/>
+                              <w:numPr>
+                                <w:ilvl w:val="0"/>
+                                <w:numId w:val="1"/>
+                              </w:numPr>
+                              <w:rPr>
+                                <w:rFonts w:ascii="Times New Roman" w:hAnsi="Times New Roman" w:cs="Times New Roman"/>
+                                <w:sz w:val="22"/>
+                                <w:szCs w:val="36"/>
+                              </w:rPr>
+                            </w:pPr>
+                            <w:r>
+                              <w:rPr>
+                                <w:rFonts w:ascii="Times New Roman" w:hAnsi="Times New Roman" w:cs="Times New Roman"/>
+                                <w:sz w:val="22"/>
+                                <w:szCs w:val="36"/>
+                              </w:rPr>
+                              <w:t>Time management</w:t>
+                            </w:r>
+                          </w:p>
+                          <w:p>
+                            <w:pPr>
+                              <w:pStyle w:val="ListParagraph"/>
+                              <w:numPr>
+                                <w:ilvl w:val="0"/>
+                                <w:numId w:val="1"/>
+                              </w:numPr>
+                              <w:rPr>
+                                <w:rFonts w:ascii="Times New Roman" w:hAnsi="Times New Roman" w:cs="Times New Roman"/>
+                                <w:sz w:val="22"/>
+                                <w:szCs w:val="36"/>
+                              </w:rPr>
+                            </w:pPr>
+                            <w:r>
+                              <w:rPr>
+                                <w:rFonts w:ascii="Times New Roman" w:hAnsi="Times New Roman" w:cs="Times New Roman"/>
+                                <w:sz w:val="22"/>
+                                <w:szCs w:val="36"/>
+                              </w:rPr>
+                              <w:t>Critical thinking</w:t>
+                            </w:r>
+                          </w:p>
+                        </w:txbxContent>
+                      </wps:txbx>
+                      <wps:bodyPr rot="0" spcFirstLastPara="0" vertOverflow="overflow" horzOverflow="overflow" vert="horz" wrap="square" lIns="91440" tIns="45720" rIns="91440" bIns="45720" numCol="1" spcCol="0" rtlCol="0" fromWordArt="0" anchor="t" anchorCtr="0" forceAA="0" compatLnSpc="1">
+                        <a:prstTxWarp prst="textNoShape">
+                          <a:avLst/>
+                        </a:prstTxWarp>
+                        <a:noAutofit/>
+                      </wps:bodyPr>
+                    </wps:wsp>
+                  </a:graphicData>
+                </a:graphic>
+                <wp14:sizeRelH relativeFrom="margin">
+                  <wp14:pctWidth>0</wp14:pctWidth>
+                </wp14:sizeRelH>
+                <wp14:sizeRelV relativeFrom="margin">
+                  <wp14:pctHeight>0</wp14:pctHeight>
+                </wp14:sizeRelV>
+              </wp:anchor>
+            </w:drawing>
+          </mc:Choice>
+          <mc:Fallback>
+            <w:pict>
+              <v:shape w14:anchorId="5F100E9B" id="Text Box 10" o:spid="_x0000_s1034" type="#_x0000_t202" style="position:absolute;margin-left:-51.5pt;margin-top:17.75pt;width:170.2pt;height:69pt;z-index:251664384;visibility:visible;mso-wrap-style:square;mso-width-percent:0;mso-height-percent:0;mso-wrap-distance-left:9pt;mso-wrap-distance-top:0;mso-wrap-distance-right:9pt;mso-wrap-distance-bottom:0;mso-position-horizontal:absolute;mso-position-horizontal-relative:text;mso-position-vertical:absolute;mso-position-vertical-relative:text;mso-width-percent:0;mso-height-percent:0;mso-width-relative:margin;mso-height-relative:margin;v-text-anchor:top" o:gfxdata="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" fillcolor="#d0d0d0 [2894]" stroked="f" strokeweight=".5pt">
+                <v:textbox>
+                  <w:txbxContent>
+                    <w:p>
+                      <w:pPr>
+                        <w:pStyle w:val="ListParagraph"/>
+                        <w:numPr>
+                          <w:ilvl w:val="0"/>
+                          <w:numId w:val="1"/>
+                        </w:numPr>
+                        <w:rPr>
+                          <w:rFonts w:ascii="Times New Roman" w:hAnsi="Times New Roman" w:cs="Times New Roman"/>
+                          <w:sz w:val="22"/>
+                          <w:szCs w:val="36"/>
+                        </w:rPr>
+                      </w:pPr>
+                      <w:r>
+                        <w:rPr>
+                          <w:rFonts w:ascii="Times New Roman" w:hAnsi="Times New Roman" w:cs="Times New Roman"/>
+                          <w:sz w:val="22"/>
+                          <w:szCs w:val="36"/>
+                        </w:rPr>
+                        <w:t>Communication</w:t>
+                      </w:r>
+                    </w:p>
+                    <w:p>
+                      <w:pPr>
+                        <w:pStyle w:val="ListParagraph"/>
+                        <w:numPr>
+                          <w:ilvl w:val="0"/>
+                          <w:numId w:val="1"/>
+                        </w:numPr>
+                        <w:rPr>
+                          <w:rFonts w:ascii="Times New Roman" w:hAnsi="Times New Roman" w:cs="Times New Roman"/>
+                          <w:sz w:val="22"/>
+                          <w:szCs w:val="36"/>
+                        </w:rPr>
+                      </w:pPr>
+                      <w:r>
+                        <w:rPr>
+                          <w:rFonts w:ascii="Times New Roman" w:hAnsi="Times New Roman" w:cs="Times New Roman"/>
+                          <w:sz w:val="22"/>
+                          <w:szCs w:val="36"/>
+                        </w:rPr>
+                        <w:t>Teamwork</w:t>
+                      </w:r>
+                    </w:p>
+                    <w:p>
+                      <w:pPr>
+                        <w:pStyle w:val="ListParagraph"/>
+                        <w:numPr>
+                          <w:ilvl w:val="0"/>
+                          <w:numId w:val="1"/>
+                        </w:numPr>
+                        <w:rPr>
+                          <w:rFonts w:ascii="Times New Roman" w:hAnsi="Times New Roman" w:cs="Times New Roman"/>
+                          <w:sz w:val="22"/>
+                          <w:szCs w:val="36"/>
+                        </w:rPr>
+                      </w:pPr>
+                      <w:r>
+                        <w:rPr>
+                          <w:rFonts w:ascii="Times New Roman" w:hAnsi="Times New Roman" w:cs="Times New Roman"/>
+                          <w:sz w:val="22"/>
+                          <w:szCs w:val="36"/>
+                        </w:rPr>
+                        <w:t>Time management</w:t>
+                      </w:r>
+                    </w:p>
+                    <w:p>
+                      <w:pPr>
+                        <w:pStyle w:val="ListParagraph"/>
+                        <w:numPr>
+                          <w:ilvl w:val="0"/>
+                          <w:numId w:val="1"/>
+                        </w:numPr>
+                        <w:rPr>
+                          <w:rFonts w:ascii="Times New Roman" w:hAnsi="Times New Roman" w:cs="Times New Roman"/>
+                          <w:sz w:val="22"/>
+                          <w:szCs w:val="36"/>
+                        </w:rPr>
+                      </w:pPr>
+                      <w:r>
+                        <w:rPr>
+                          <w:rFonts w:ascii="Times New Roman" w:hAnsi="Times New Roman" w:cs="Times New Roman"/>
+                          <w:sz w:val="22"/>
+                          <w:szCs w:val="36"/>
+                        </w:rPr>
+                        <w:t>Critical thinking</w:t>
+                      </w:r>
+                    </w:p>
+                  </w:txbxContent>
+                </v:textbox>
+              </v:shape>
+            </w:pict>
+          </mc:Fallback>
+        </mc:AlternateContent>
+      </w:r>
+      <w:r>
+        <w:rPr>
+          <w:noProof/>
+        </w:rPr>
+        <mc:AlternateContent>
+          <mc:Choice Requires="wps">
+            <w:drawing>
+              <wp:anchor distT="0" distB="0" distL="114300" distR="114300" simplePos="0" relativeHeight="251687936" behindDoc="0" locked="0" layoutInCell="1" allowOverlap="1" wp14:anchorId="6FB57C58" wp14:editId="0A6414E5">
                 <wp:simplePos x="0" y="0"/>
                 <wp:positionH relativeFrom="margin">
                   <wp:posOffset>1697990</wp:posOffset>
@@ -1531,7 +1923,7 @@
           </mc:Choice>
           <mc:Fallback>
             <w:pict>
-              <v:shape w14:anchorId="6FB57C58" id="Text Box 30" o:spid="_x0000_s1033" type="#_x0000_t202" style="position:absolute;margin-left:133.7pt;margin-top:13.5pt;width:1in;height:25pt;z-index:251687936;visibility:visible;mso-wrap-style:none;mso-height-percent:0;mso-wrap-distance-left:9pt;mso-wrap-distance-top:0;mso-wrap-distance-right:9pt;mso-wrap-distance-bottom:0;mso-position-horizontal:absolute;mso-position-horizontal-relative:margin;mso-position-vertical:absolute;mso-position-vertical-relative:text;mso-height-percent:0;mso-height-relative:margin;v-text-anchor:top" o:gfxdata="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" fillcolor="white [3201]" stroked="f" strokeweight=".5pt">
+              <v:shape w14:anchorId="6FB57C58" id="Text Box 30" o:spid="_x0000_s1035" type="#_x0000_t202" style="position:absolute;margin-left:133.7pt;margin-top:13.5pt;width:1in;height:25pt;z-index:251687936;visibility:visible;mso-wrap-style:none;mso-height-percent:0;mso-wrap-distance-left:9pt;mso-wrap-distance-top:0;mso-wrap-distance-right:9pt;mso-wrap-distance-bottom:0;mso-position-horizontal:absolute;mso-position-horizontal-relative:margin;mso-position-vertical:absolute;mso-position-vertical-relative:text;mso-height-percent:0;mso-height-relative:margin;v-text-anchor:top" o:gfxdata="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" fillcolor="white [3201]" stroked="f" strokeweight=".5pt">
                 <v:textbox>
                   <w:txbxContent>
                     <w:p>
@@ -1556,148 +1948,6 @@
                   </w:txbxContent>
                 </v:textbox>
                 <w10:wrap anchorx="margin"/>
-              </v:shape>
-            </w:pict>
-          </mc:Fallback>
-        </mc:AlternateContent>
-      </w:r>
-      <w:r>
-        <w:rPr>
-          <w:noProof/>
-        </w:rPr>
-        <mc:AlternateContent>
-          <mc:Choice Requires="wps">
-            <w:drawing>
-              <wp:anchor distT="0" distB="0" distL="114300" distR="114300" simplePos="0" relativeHeight="251663360" behindDoc="0" locked="0" layoutInCell="1" allowOverlap="1" wp14:anchorId="0A9C2E5C" wp14:editId="379B69CC">
-                <wp:simplePos x="0" y="0"/>
-                <wp:positionH relativeFrom="column">
-                  <wp:posOffset>-661555</wp:posOffset>
-                </wp:positionH>
-                <wp:positionV relativeFrom="paragraph">
-                  <wp:posOffset>281420</wp:posOffset>
-                </wp:positionV>
-                <wp:extent cx="2320636" cy="320040"/>
-                <wp:effectExtent l="0" t="0" r="3810" b="3810"/>
-                <wp:wrapNone/>
-                <wp:docPr id="8" name="Text Box 8"/>
-                <wp:cNvGraphicFramePr/>
-                <a:graphic xmlns:a="http://schemas.openxmlformats.org/drawingml/2006/main">
-                  <a:graphicData uri="http://schemas.microsoft.com/office/word/2010/wordprocessingShape">
-                    <wps:wsp>
-                      <wps:cNvSpPr txBox="1"/>
-                      <wps:spPr>
-                        <a:xfrm>
-                          <a:off x="0" y="0"/>
-                          <a:ext cx="2320636" cy="320040"/>
-                        </a:xfrm>
-                        <a:prstGeom prst="rect">
-                          <a:avLst/>
-                        </a:prstGeom>
-                        <a:solidFill>
-                          <a:schemeClr val="tx2">
-                            <a:lumMod val="50000"/>
-                            <a:lumOff val="50000"/>
-                          </a:schemeClr>
-                        </a:solidFill>
-                        <a:ln w="6350">
-                          <a:noFill/>
-                        </a:ln>
-                      </wps:spPr>
-                      <wps:txbx>
-                        <w:txbxContent>
-                          <w:p>
-                            <w:pPr>
-                              <w:rPr>
-                                <w:rFonts w:ascii="Times New Roman" w:hAnsi="Times New Roman" w:cs="Times New Roman"/>
-                                <w:b/>
-                                <w:bCs/>
-                                <w:sz w:val="28"/>
-                                <w:szCs w:val="40"/>
-                              </w:rPr>
-                            </w:pPr>
-                            <w:r>
-                              <w:rPr>
-                                <w:rFonts w:ascii="Times New Roman" w:hAnsi="Times New Roman" w:cs="Times New Roman"/>
-                                <w:b/>
-                                <w:bCs/>
-                                <w:color w:val="FFFFFF" w:themeColor="background1"/>
-                                <w:sz w:val="28"/>
-                                <w:szCs w:val="40"/>
-                              </w:rPr>
-                              <w:t>SKILL</w:t>
-                            </w:r>
-                            <w:r>
-                              <w:rPr>
-                                <w:rFonts w:ascii="Times New Roman" w:hAnsi="Times New Roman" w:cs="Times New Roman"/>
-                                <w:b/>
-                                <w:bCs/>
-                                <w:color w:val="FFFFFF" w:themeColor="background1"/>
-                                <w:sz w:val="28"/>
-                                <w:szCs w:val="40"/>
-                              </w:rPr>
-                              <w:t>S</w:t>
-                            </w:r>
-                          </w:p>
-                        </w:txbxContent>
-                      </wps:txbx>
-                      <wps:bodyPr rot="0" spcFirstLastPara="0" vertOverflow="overflow" horzOverflow="overflow" vert="horz" wrap="square" lIns="91440" tIns="45720" rIns="91440" bIns="45720" numCol="1" spcCol="0" rtlCol="0" fromWordArt="0" anchor="t" anchorCtr="0" forceAA="0" compatLnSpc="1">
-                        <a:prstTxWarp prst="textNoShape">
-                          <a:avLst/>
-                        </a:prstTxWarp>
-                        <a:noAutofit/>
-                      </wps:bodyPr>
-                    </wps:wsp>
-                  </a:graphicData>
-                </a:graphic>
-                <wp14:sizeRelH relativeFrom="margin">
-                  <wp14:pctWidth>0</wp14:pctWidth>
-                </wp14:sizeRelH>
-                <wp14:sizeRelV relativeFrom="margin">
-                  <wp14:pctHeight>0</wp14:pctHeight>
-                </wp14:sizeRelV>
-              </wp:anchor>
-            </w:drawing>
-          </mc:Choice>
-          <mc:Fallback>
-            <w:pict>
-              <v:shape w14:anchorId="0A9C2E5C" id="Text Box 8" o:spid="_x0000_s1034" type="#_x0000_t202" style="position:absolute;margin-left:-52.1pt;margin-top:22.15pt;width:182.75pt;height:25.2pt;z-index:251663360;visibility:visible;mso-wrap-style:square;mso-width-percent:0;mso-height-percent:0;mso-wrap-distance-left:9pt;mso-wrap-distance-top:0;mso-wrap-distance-right:9pt;mso-wrap-distance-bottom:0;mso-position-horizontal:absolute;mso-position-horizontal-relative:text;mso-position-vertical:absolute;mso-position-vertical-relative:text;mso-width-percent:0;mso-height-percent:0;mso-width-relative:margin;mso-height-relative:margin;v-text-anchor:top" o:gfxdata="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" fillcolor="#4e95d9 [1631]" stroked="f" strokeweight=".5pt">
-                <v:textbox>
-                  <w:txbxContent>
-                    <w:p>
-                      <w:pPr>
-                        <w:rPr>
-                          <w:rFonts w:ascii="Times New Roman" w:hAnsi="Times New Roman" w:cs="Times New Roman"/>
-                          <w:b/>
-                          <w:bCs/>
-                          <w:sz w:val="28"/>
-                          <w:szCs w:val="40"/>
-                        </w:rPr>
-                      </w:pPr>
-                      <w:r>
-                        <w:rPr>
-                          <w:rFonts w:ascii="Times New Roman" w:hAnsi="Times New Roman" w:cs="Times New Roman"/>
-                          <w:b/>
-                          <w:bCs/>
-                          <w:color w:val="FFFFFF" w:themeColor="background1"/>
-                          <w:sz w:val="28"/>
-                          <w:szCs w:val="40"/>
-                        </w:rPr>
-                        <w:t>SKILL</w:t>
-                      </w:r>
-                      <w:r>
-                        <w:rPr>
-                          <w:rFonts w:ascii="Times New Roman" w:hAnsi="Times New Roman" w:cs="Times New Roman"/>
-                          <w:b/>
-                          <w:bCs/>
-                          <w:color w:val="FFFFFF" w:themeColor="background1"/>
-                          <w:sz w:val="28"/>
-                          <w:szCs w:val="40"/>
-                        </w:rPr>
-                        <w:t>S</w:t>
-                      </w:r>
-                    </w:p>
-                  </w:txbxContent>
-                </v:textbox>
               </v:shape>
             </w:pict>
           </mc:Fallback>
@@ -1712,7 +1962,7 @@
         <mc:AlternateContent>
           <mc:Choice Requires="wps">
             <w:drawing>
-              <wp:anchor distT="0" distB="0" distL="114300" distR="114300" simplePos="0" relativeHeight="251679744" behindDoc="0" locked="0" layoutInCell="1" allowOverlap="1" wp14:anchorId="59B4F1BB" wp14:editId="3A35E19C">
+              <wp:anchor distT="0" distB="0" distL="114300" distR="114300" simplePos="0" relativeHeight="251679744" behindDoc="0" locked="0" layoutInCell="1" allowOverlap="1" wp14:anchorId="59B4F1BB" wp14:editId="0F0C6D43">
                 <wp:simplePos x="0" y="0"/>
                 <wp:positionH relativeFrom="column">
                   <wp:posOffset>1695450</wp:posOffset>
@@ -1803,7 +2053,7 @@
           </mc:Choice>
           <mc:Fallback>
             <w:pict>
-              <v:shape w14:anchorId="59B4F1BB" id="Text Box 3" o:spid="_x0000_s1035" type="#_x0000_t202" style="position:absolute;margin-left:133.5pt;margin-top:7.6pt;width:379.05pt;height:45pt;z-index:251679744;visibility:visible;mso-wrap-style:square;mso-width-percent:0;mso-height-percent:0;mso-wrap-distance-left:9pt;mso-wrap-distance-top:0;mso-wrap-distance-right:9pt;mso-wrap-distance-bottom:0;mso-position-horizontal:absolute;mso-position-horizontal-relative:text;mso-position-vertical:absolute;mso-position-vertical-relative:text;mso-width-percent:0;mso-height-percent:0;mso-width-relative:margin;mso-height-relative:margin;v-text-anchor:top" o:gfxdata="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" fillcolor="white [3201]" stroked="f" strokeweight=".5pt">
+              <v:shape w14:anchorId="59B4F1BB" id="Text Box 3" o:spid="_x0000_s1036" type="#_x0000_t202" style="position:absolute;margin-left:133.5pt;margin-top:7.6pt;width:379.05pt;height:45pt;z-index:251679744;visibility:visible;mso-wrap-style:square;mso-width-percent:0;mso-height-percent:0;mso-wrap-distance-left:9pt;mso-wrap-distance-top:0;mso-wrap-distance-right:9pt;mso-wrap-distance-bottom:0;mso-position-horizontal:absolute;mso-position-horizontal-relative:text;mso-position-vertical:absolute;mso-position-vertical-relative:text;mso-width-percent:0;mso-height-percent:0;mso-width-relative:margin;mso-height-relative:margin;v-text-anchor:top" o:gfxdata="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" fillcolor="white [3201]" stroked="f" strokeweight=".5pt">
                 <v:textbox>
                   <w:txbxContent>
                     <w:p>
@@ -1848,6 +2098,9 @@
           </mc:Fallback>
         </mc:AlternateContent>
       </w:r>
+    </w:p>
+    <w:p/>
+    <w:p>
       <w:r>
         <w:rPr>
           <w:noProof/>
@@ -1855,18 +2108,18 @@
         <mc:AlternateContent>
           <mc:Choice Requires="wps">
             <w:drawing>
-              <wp:anchor distT="0" distB="0" distL="114300" distR="114300" simplePos="0" relativeHeight="251664384" behindDoc="0" locked="0" layoutInCell="1" allowOverlap="1" wp14:anchorId="5F100E9B" wp14:editId="4E38D239">
+              <wp:anchor distT="0" distB="0" distL="114300" distR="114300" simplePos="0" relativeHeight="251665408" behindDoc="0" locked="0" layoutInCell="1" allowOverlap="1" wp14:anchorId="15B09E1D" wp14:editId="400C9590">
                 <wp:simplePos x="0" y="0"/>
                 <wp:positionH relativeFrom="column">
-                  <wp:posOffset>-654050</wp:posOffset>
+                  <wp:posOffset>-657860</wp:posOffset>
                 </wp:positionH>
                 <wp:positionV relativeFrom="paragraph">
-                  <wp:posOffset>288925</wp:posOffset>
+                  <wp:posOffset>173990</wp:posOffset>
                 </wp:positionV>
-                <wp:extent cx="2161540" cy="1052830"/>
-                <wp:effectExtent l="0" t="0" r="0" b="0"/>
+                <wp:extent cx="2319655" cy="320040"/>
+                <wp:effectExtent l="0" t="0" r="4445" b="3810"/>
                 <wp:wrapNone/>
-                <wp:docPr id="10" name="Text Box 10"/>
+                <wp:docPr id="11" name="Text Box 11"/>
                 <wp:cNvGraphicFramePr/>
                 <a:graphic xmlns:a="http://schemas.openxmlformats.org/drawingml/2006/main">
                   <a:graphicData uri="http://schemas.microsoft.com/office/word/2010/wordprocessingShape">
@@ -1875,14 +2128,15 @@
                       <wps:spPr>
                         <a:xfrm>
                           <a:off x="0" y="0"/>
-                          <a:ext cx="2161540" cy="1052830"/>
+                          <a:ext cx="2319655" cy="320040"/>
                         </a:xfrm>
                         <a:prstGeom prst="rect">
                           <a:avLst/>
                         </a:prstGeom>
                         <a:solidFill>
-                          <a:schemeClr val="bg2">
-                            <a:lumMod val="90000"/>
+                          <a:schemeClr val="tx2">
+                            <a:lumMod val="50000"/>
+                            <a:lumOff val="50000"/>
                           </a:schemeClr>
                         </a:solidFill>
                         <a:ln w="6350">
@@ -1893,90 +2147,24 @@
                         <w:txbxContent>
                           <w:p>
                             <w:pPr>
-                              <w:pStyle w:val="ListParagraph"/>
-                              <w:numPr>
-                                <w:ilvl w:val="0"/>
-                                <w:numId w:val="1"/>
-                              </w:numPr>
-                              <w:rPr>
-                                <w:rFonts w:ascii="Times New Roman" w:hAnsi="Times New Roman" w:cs="Times New Roman"/>
-                                <w:sz w:val="22"/>
-                                <w:szCs w:val="36"/>
+                              <w:rPr>
+                                <w:rFonts w:ascii="Times New Roman" w:hAnsi="Times New Roman" w:cs="Times New Roman"/>
+                                <w:b/>
+                                <w:bCs/>
+                                <w:sz w:val="28"/>
+                                <w:szCs w:val="40"/>
                               </w:rPr>
                             </w:pPr>
                             <w:r>
                               <w:rPr>
                                 <w:rFonts w:ascii="Times New Roman" w:hAnsi="Times New Roman" w:cs="Times New Roman"/>
-                                <w:sz w:val="22"/>
-                                <w:szCs w:val="36"/>
-                              </w:rPr>
-                              <w:t>Communication</w:t>
-                            </w:r>
-                          </w:p>
-                          <w:p>
-                            <w:pPr>
-                              <w:pStyle w:val="ListParagraph"/>
-                              <w:numPr>
-                                <w:ilvl w:val="0"/>
-                                <w:numId w:val="1"/>
-                              </w:numPr>
-                              <w:rPr>
-                                <w:rFonts w:ascii="Times New Roman" w:hAnsi="Times New Roman" w:cs="Times New Roman"/>
-                                <w:sz w:val="22"/>
-                                <w:szCs w:val="36"/>
-                              </w:rPr>
-                            </w:pPr>
-                            <w:r>
-                              <w:rPr>
-                                <w:rFonts w:ascii="Times New Roman" w:hAnsi="Times New Roman" w:cs="Times New Roman"/>
-                                <w:sz w:val="22"/>
-                                <w:szCs w:val="36"/>
-                              </w:rPr>
-                              <w:t>Teamwork</w:t>
-                            </w:r>
-                          </w:p>
-                          <w:p>
-                            <w:pPr>
-                              <w:pStyle w:val="ListParagraph"/>
-                              <w:numPr>
-                                <w:ilvl w:val="0"/>
-                                <w:numId w:val="1"/>
-                              </w:numPr>
-                              <w:rPr>
-                                <w:rFonts w:ascii="Times New Roman" w:hAnsi="Times New Roman" w:cs="Times New Roman"/>
-                                <w:sz w:val="22"/>
-                                <w:szCs w:val="36"/>
-                              </w:rPr>
-                            </w:pPr>
-                            <w:r>
-                              <w:rPr>
-                                <w:rFonts w:ascii="Times New Roman" w:hAnsi="Times New Roman" w:cs="Times New Roman"/>
-                                <w:sz w:val="22"/>
-                                <w:szCs w:val="36"/>
-                              </w:rPr>
-                              <w:t>Time management</w:t>
-                            </w:r>
-                          </w:p>
-                          <w:p>
-                            <w:pPr>
-                              <w:pStyle w:val="ListParagraph"/>
-                              <w:numPr>
-                                <w:ilvl w:val="0"/>
-                                <w:numId w:val="1"/>
-                              </w:numPr>
-                              <w:rPr>
-                                <w:rFonts w:ascii="Times New Roman" w:hAnsi="Times New Roman" w:cs="Times New Roman"/>
-                                <w:sz w:val="22"/>
-                                <w:szCs w:val="36"/>
-                              </w:rPr>
-                            </w:pPr>
-                            <w:r>
-                              <w:rPr>
-                                <w:rFonts w:ascii="Times New Roman" w:hAnsi="Times New Roman" w:cs="Times New Roman"/>
-                                <w:sz w:val="22"/>
-                                <w:szCs w:val="36"/>
-                              </w:rPr>
-                              <w:t>Critical thinking</w:t>
+                                <w:b/>
+                                <w:bCs/>
+                                <w:color w:val="FFFFFF" w:themeColor="background1"/>
+                                <w:sz w:val="28"/>
+                                <w:szCs w:val="40"/>
+                              </w:rPr>
+                              <w:t>HOBBIES</w:t>
                             </w:r>
                           </w:p>
                         </w:txbxContent>
@@ -2001,95 +2189,29 @@
           </mc:Choice>
           <mc:Fallback>
             <w:pict>
-              <v:shape w14:anchorId="5F100E9B" id="Text Box 10" o:spid="_x0000_s1036" type="#_x0000_t202" style="position:absolute;margin-left:-51.5pt;margin-top:22.75pt;width:170.2pt;height:82.9pt;z-index:251664384;visibility:visible;mso-wrap-style:square;mso-width-percent:0;mso-height-percent:0;mso-wrap-distance-left:9pt;mso-wrap-distance-top:0;mso-wrap-distance-right:9pt;mso-wrap-distance-bottom:0;mso-position-horizontal:absolute;mso-position-horizontal-relative:text;mso-position-vertical:absolute;mso-position-vertical-relative:text;mso-width-percent:0;mso-height-percent:0;mso-width-relative:margin;mso-height-relative:margin;v-text-anchor:top" o:gfxdata="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" fillcolor="#d0d0d0 [2894]" stroked="f" strokeweight=".5pt">
+              <v:shape w14:anchorId="15B09E1D" id="Text Box 11" o:spid="_x0000_s1037" type="#_x0000_t202" style="position:absolute;margin-left:-51.8pt;margin-top:13.7pt;width:182.65pt;height:25.2pt;z-index:251665408;visibility:visible;mso-wrap-style:square;mso-width-percent:0;mso-height-percent:0;mso-wrap-distance-left:9pt;mso-wrap-distance-top:0;mso-wrap-distance-right:9pt;mso-wrap-distance-bottom:0;mso-position-horizontal:absolute;mso-position-horizontal-relative:text;mso-position-vertical:absolute;mso-position-vertical-relative:text;mso-width-percent:0;mso-height-percent:0;mso-width-relative:margin;mso-height-relative:margin;v-text-anchor:top" o:gfxdata="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" fillcolor="#4e95d9 [1631]" stroked="f" strokeweight=".5pt">
                 <v:textbox>
                   <w:txbxContent>
                     <w:p>
                       <w:pPr>
-                        <w:pStyle w:val="ListParagraph"/>
-                        <w:numPr>
-                          <w:ilvl w:val="0"/>
-                          <w:numId w:val="1"/>
-                        </w:numPr>
-                        <w:rPr>
-                          <w:rFonts w:ascii="Times New Roman" w:hAnsi="Times New Roman" w:cs="Times New Roman"/>
-                          <w:sz w:val="22"/>
-                          <w:szCs w:val="36"/>
+                        <w:rPr>
+                          <w:rFonts w:ascii="Times New Roman" w:hAnsi="Times New Roman" w:cs="Times New Roman"/>
+                          <w:b/>
+                          <w:bCs/>
+                          <w:sz w:val="28"/>
+                          <w:szCs w:val="40"/>
                         </w:rPr>
                       </w:pPr>
                       <w:r>
                         <w:rPr>
                           <w:rFonts w:ascii="Times New Roman" w:hAnsi="Times New Roman" w:cs="Times New Roman"/>
-                          <w:sz w:val="22"/>
-                          <w:szCs w:val="36"/>
-                        </w:rPr>
-                        <w:t>Communication</w:t>
-                      </w:r>
-                    </w:p>
-                    <w:p>
-                      <w:pPr>
-                        <w:pStyle w:val="ListParagraph"/>
-                        <w:numPr>
-                          <w:ilvl w:val="0"/>
-                          <w:numId w:val="1"/>
-                        </w:numPr>
-                        <w:rPr>
-                          <w:rFonts w:ascii="Times New Roman" w:hAnsi="Times New Roman" w:cs="Times New Roman"/>
-                          <w:sz w:val="22"/>
-                          <w:szCs w:val="36"/>
-                        </w:rPr>
-                      </w:pPr>
-                      <w:r>
-                        <w:rPr>
-                          <w:rFonts w:ascii="Times New Roman" w:hAnsi="Times New Roman" w:cs="Times New Roman"/>
-                          <w:sz w:val="22"/>
-                          <w:szCs w:val="36"/>
-                        </w:rPr>
-                        <w:t>Teamwork</w:t>
-                      </w:r>
-                    </w:p>
-                    <w:p>
-                      <w:pPr>
-                        <w:pStyle w:val="ListParagraph"/>
-                        <w:numPr>
-                          <w:ilvl w:val="0"/>
-                          <w:numId w:val="1"/>
-                        </w:numPr>
-                        <w:rPr>
-                          <w:rFonts w:ascii="Times New Roman" w:hAnsi="Times New Roman" w:cs="Times New Roman"/>
-                          <w:sz w:val="22"/>
-                          <w:szCs w:val="36"/>
-                        </w:rPr>
-                      </w:pPr>
-                      <w:r>
-                        <w:rPr>
-                          <w:rFonts w:ascii="Times New Roman" w:hAnsi="Times New Roman" w:cs="Times New Roman"/>
-                          <w:sz w:val="22"/>
-                          <w:szCs w:val="36"/>
-                        </w:rPr>
-                        <w:t>Time management</w:t>
-                      </w:r>
-                    </w:p>
-                    <w:p>
-                      <w:pPr>
-                        <w:pStyle w:val="ListParagraph"/>
-                        <w:numPr>
-                          <w:ilvl w:val="0"/>
-                          <w:numId w:val="1"/>
-                        </w:numPr>
-                        <w:rPr>
-                          <w:rFonts w:ascii="Times New Roman" w:hAnsi="Times New Roman" w:cs="Times New Roman"/>
-                          <w:sz w:val="22"/>
-                          <w:szCs w:val="36"/>
-                        </w:rPr>
-                      </w:pPr>
-                      <w:r>
-                        <w:rPr>
-                          <w:rFonts w:ascii="Times New Roman" w:hAnsi="Times New Roman" w:cs="Times New Roman"/>
-                          <w:sz w:val="22"/>
-                          <w:szCs w:val="36"/>
-                        </w:rPr>
-                        <w:t>Critical thinking</w:t>
+                          <w:b/>
+                          <w:bCs/>
+                          <w:color w:val="FFFFFF" w:themeColor="background1"/>
+                          <w:sz w:val="28"/>
+                          <w:szCs w:val="40"/>
+                        </w:rPr>
+                        <w:t>HOBBIES</w:t>
                       </w:r>
                     </w:p>
                   </w:txbxContent>
@@ -2099,9 +2221,6 @@
           </mc:Fallback>
         </mc:AlternateContent>
       </w:r>
-    </w:p>
-    <w:p/>
-    <w:p>
       <w:r>
         <w:rPr>
           <w:noProof/>
@@ -2183,7 +2302,7 @@
           </mc:Choice>
           <mc:Fallback>
             <w:pict>
-              <v:shape w14:anchorId="4704ACB4" id="Text Box 25" o:spid="_x0000_s1037" type="#_x0000_t202" style="position:absolute;margin-left:133.5pt;margin-top:21pt;width:1in;height:23.5pt;z-index:251677696;visibility:visible;mso-wrap-style:none;mso-height-percent:0;mso-wrap-distance-left:9pt;mso-wrap-distance-top:0;mso-wrap-distance-right:9pt;mso-wrap-distance-bottom:0;mso-position-horizontal:absolute;mso-position-horizontal-relative:text;mso-position-vertical:absolute;mso-position-vertical-relative:text;mso-height-percent:0;mso-height-relative:margin;v-text-anchor:top" o:gfxdata="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" fillcolor="white [3201]" stroked="f" strokeweight=".5pt">
+              <v:shape w14:anchorId="4704ACB4" id="Text Box 25" o:spid="_x0000_s1038" type="#_x0000_t202" style="position:absolute;margin-left:133.5pt;margin-top:21pt;width:1in;height:23.5pt;z-index:251677696;visibility:visible;mso-wrap-style:none;mso-height-percent:0;mso-wrap-distance-left:9pt;mso-wrap-distance-top:0;mso-wrap-distance-right:9pt;mso-wrap-distance-bottom:0;mso-position-horizontal:absolute;mso-position-horizontal-relative:text;mso-position-vertical:absolute;mso-position-vertical-relative:text;mso-height-percent:0;mso-height-relative:margin;v-text-anchor:top" o:gfxdata="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" fillcolor="white [3201]" stroked="f" strokeweight=".5pt">
                 <v:textbox>
                   <w:txbxContent>
                     <w:p>
@@ -2216,6 +2335,333 @@
       </w:r>
     </w:p>
     <w:p>
+      <w:r>
+        <w:rPr>
+          <w:noProof/>
+        </w:rPr>
+        <mc:AlternateContent>
+          <mc:Choice Requires="wps">
+            <w:drawing>
+              <wp:anchor distT="0" distB="0" distL="114300" distR="114300" simplePos="0" relativeHeight="251666432" behindDoc="0" locked="0" layoutInCell="1" allowOverlap="1" wp14:anchorId="49E7E5C4" wp14:editId="17AEBD3B">
+                <wp:simplePos x="0" y="0"/>
+                <wp:positionH relativeFrom="column">
+                  <wp:posOffset>-666750</wp:posOffset>
+                </wp:positionH>
+                <wp:positionV relativeFrom="paragraph">
+                  <wp:posOffset>182245</wp:posOffset>
+                </wp:positionV>
+                <wp:extent cx="2185670" cy="1073150"/>
+                <wp:effectExtent l="0" t="0" r="5080" b="0"/>
+                <wp:wrapNone/>
+                <wp:docPr id="12" name="Text Box 12"/>
+                <wp:cNvGraphicFramePr/>
+                <a:graphic xmlns:a="http://schemas.openxmlformats.org/drawingml/2006/main">
+                  <a:graphicData uri="http://schemas.microsoft.com/office/word/2010/wordprocessingShape">
+                    <wps:wsp>
+                      <wps:cNvSpPr txBox="1"/>
+                      <wps:spPr>
+                        <a:xfrm>
+                          <a:off x="0" y="0"/>
+                          <a:ext cx="2185670" cy="1073150"/>
+                        </a:xfrm>
+                        <a:prstGeom prst="rect">
+                          <a:avLst/>
+                        </a:prstGeom>
+                        <a:solidFill>
+                          <a:schemeClr val="bg2">
+                            <a:lumMod val="90000"/>
+                          </a:schemeClr>
+                        </a:solidFill>
+                        <a:ln w="6350">
+                          <a:noFill/>
+                        </a:ln>
+                      </wps:spPr>
+                      <wps:txbx>
+                        <w:txbxContent>
+                          <w:p>
+                            <w:pPr>
+                              <w:pStyle w:val="ListParagraph"/>
+                              <w:numPr>
+                                <w:ilvl w:val="0"/>
+                                <w:numId w:val="1"/>
+                              </w:numPr>
+                              <w:rPr>
+                                <w:rFonts w:ascii="Times New Roman" w:hAnsi="Times New Roman" w:cs="Times New Roman"/>
+                                <w:sz w:val="22"/>
+                                <w:szCs w:val="36"/>
+                              </w:rPr>
+                            </w:pPr>
+                            <w:r>
+                              <w:rPr>
+                                <w:rFonts w:ascii="Times New Roman" w:hAnsi="Times New Roman" w:cs="Times New Roman"/>
+                                <w:sz w:val="22"/>
+                                <w:szCs w:val="36"/>
+                              </w:rPr>
+                              <w:t>Learning New</w:t>
+                            </w:r>
+                            <w:r>
+                              <w:rPr>
+                                <w:rFonts w:ascii="Times New Roman" w:hAnsi="Times New Roman" w:cs="Times New Roman"/>
+                                <w:sz w:val="22"/>
+                                <w:szCs w:val="36"/>
+                              </w:rPr>
+                              <w:t xml:space="preserve"> Technology </w:t>
+                            </w:r>
+                          </w:p>
+                          <w:p>
+                            <w:pPr>
+                              <w:pStyle w:val="ListParagraph"/>
+                              <w:numPr>
+                                <w:ilvl w:val="0"/>
+                                <w:numId w:val="1"/>
+                              </w:numPr>
+                              <w:rPr>
+                                <w:rFonts w:ascii="Times New Roman" w:hAnsi="Times New Roman" w:cs="Times New Roman"/>
+                                <w:sz w:val="22"/>
+                                <w:szCs w:val="36"/>
+                              </w:rPr>
+                            </w:pPr>
+                            <w:r>
+                              <w:rPr>
+                                <w:rFonts w:ascii="Times New Roman" w:hAnsi="Times New Roman" w:cs="Times New Roman"/>
+                                <w:sz w:val="22"/>
+                                <w:szCs w:val="36"/>
+                              </w:rPr>
+                              <w:t>Coding</w:t>
+                            </w:r>
+                          </w:p>
+                          <w:p>
+                            <w:pPr>
+                              <w:pStyle w:val="ListParagraph"/>
+                              <w:numPr>
+                                <w:ilvl w:val="0"/>
+                                <w:numId w:val="1"/>
+                              </w:numPr>
+                              <w:rPr>
+                                <w:rFonts w:ascii="Times New Roman" w:hAnsi="Times New Roman" w:cs="Times New Roman"/>
+                                <w:sz w:val="22"/>
+                                <w:szCs w:val="36"/>
+                              </w:rPr>
+                            </w:pPr>
+                            <w:r>
+                              <w:rPr>
+                                <w:rFonts w:ascii="Times New Roman" w:hAnsi="Times New Roman" w:cs="Times New Roman"/>
+                                <w:sz w:val="22"/>
+                                <w:szCs w:val="36"/>
+                              </w:rPr>
+                              <w:t>Explore New Thin</w:t>
+                            </w:r>
+                            <w:r>
+                              <w:rPr>
+                                <w:rFonts w:ascii="Times New Roman" w:hAnsi="Times New Roman" w:cs="Times New Roman"/>
+                                <w:sz w:val="22"/>
+                                <w:szCs w:val="36"/>
+                              </w:rPr>
+                              <w:t>g</w:t>
+                            </w:r>
+                          </w:p>
+                          <w:p>
+                            <w:pPr>
+                              <w:pStyle w:val="ListParagraph"/>
+                              <w:numPr>
+                                <w:ilvl w:val="0"/>
+                                <w:numId w:val="1"/>
+                              </w:numPr>
+                              <w:rPr>
+                                <w:rFonts w:ascii="Times New Roman" w:hAnsi="Times New Roman" w:cs="Times New Roman"/>
+                                <w:sz w:val="22"/>
+                                <w:szCs w:val="36"/>
+                              </w:rPr>
+                            </w:pPr>
+                            <w:r>
+                              <w:rPr>
+                                <w:rFonts w:ascii="Times New Roman" w:hAnsi="Times New Roman" w:cs="Times New Roman"/>
+                                <w:sz w:val="22"/>
+                                <w:szCs w:val="36"/>
+                              </w:rPr>
+                              <w:t>Reading</w:t>
+                            </w:r>
+                          </w:p>
+                          <w:p>
+                            <w:pPr>
+                              <w:pStyle w:val="ListParagraph"/>
+                              <w:numPr>
+                                <w:ilvl w:val="0"/>
+                                <w:numId w:val="1"/>
+                              </w:numPr>
+                              <w:rPr>
+                                <w:rFonts w:ascii="Times New Roman" w:hAnsi="Times New Roman" w:cs="Times New Roman"/>
+                                <w:sz w:val="22"/>
+                                <w:szCs w:val="36"/>
+                              </w:rPr>
+                            </w:pPr>
+                            <w:r>
+                              <w:rPr>
+                                <w:rFonts w:ascii="Times New Roman" w:hAnsi="Times New Roman" w:cs="Times New Roman"/>
+                                <w:sz w:val="22"/>
+                                <w:szCs w:val="36"/>
+                              </w:rPr>
+                              <w:t xml:space="preserve">Listening </w:t>
+                            </w:r>
+                          </w:p>
+                        </w:txbxContent>
+                      </wps:txbx>
+                      <wps:bodyPr rot="0" spcFirstLastPara="0" vertOverflow="overflow" horzOverflow="overflow" vert="horz" wrap="square" lIns="91440" tIns="45720" rIns="91440" bIns="45720" numCol="1" spcCol="0" rtlCol="0" fromWordArt="0" anchor="t" anchorCtr="0" forceAA="0" compatLnSpc="1">
+                        <a:prstTxWarp prst="textNoShape">
+                          <a:avLst/>
+                        </a:prstTxWarp>
+                        <a:noAutofit/>
+                      </wps:bodyPr>
+                    </wps:wsp>
+                  </a:graphicData>
+                </a:graphic>
+                <wp14:sizeRelH relativeFrom="margin">
+                  <wp14:pctWidth>0</wp14:pctWidth>
+                </wp14:sizeRelH>
+                <wp14:sizeRelV relativeFrom="margin">
+                  <wp14:pctHeight>0</wp14:pctHeight>
+                </wp14:sizeRelV>
+              </wp:anchor>
+            </w:drawing>
+          </mc:Choice>
+          <mc:Fallback>
+            <w:pict>
+              <v:shape w14:anchorId="49E7E5C4" id="Text Box 12" o:spid="_x0000_s1039" type="#_x0000_t202" style="position:absolute;margin-left:-52.5pt;margin-top:14.35pt;width:172.1pt;height:84.5pt;z-index:251666432;visibility:visible;mso-wrap-style:square;mso-width-percent:0;mso-height-percent:0;mso-wrap-distance-left:9pt;mso-wrap-distance-top:0;mso-wrap-distance-right:9pt;mso-wrap-distance-bottom:0;mso-position-horizontal:absolute;mso-position-horizontal-relative:text;mso-position-vertical:absolute;mso-position-vertical-relative:text;mso-width-percent:0;mso-height-percent:0;mso-width-relative:margin;mso-height-relative:margin;v-text-anchor:top" o:gfxdata="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" fillcolor="#d0d0d0 [2894]" stroked="f" strokeweight=".5pt">
+                <v:textbox>
+                  <w:txbxContent>
+                    <w:p>
+                      <w:pPr>
+                        <w:pStyle w:val="ListParagraph"/>
+                        <w:numPr>
+                          <w:ilvl w:val="0"/>
+                          <w:numId w:val="1"/>
+                        </w:numPr>
+                        <w:rPr>
+                          <w:rFonts w:ascii="Times New Roman" w:hAnsi="Times New Roman" w:cs="Times New Roman"/>
+                          <w:sz w:val="22"/>
+                          <w:szCs w:val="36"/>
+                        </w:rPr>
+                      </w:pPr>
+                      <w:r>
+                        <w:rPr>
+                          <w:rFonts w:ascii="Times New Roman" w:hAnsi="Times New Roman" w:cs="Times New Roman"/>
+                          <w:sz w:val="22"/>
+                          <w:szCs w:val="36"/>
+                        </w:rPr>
+                        <w:t>Learning New</w:t>
+                      </w:r>
+                      <w:r>
+                        <w:rPr>
+                          <w:rFonts w:ascii="Times New Roman" w:hAnsi="Times New Roman" w:cs="Times New Roman"/>
+                          <w:sz w:val="22"/>
+                          <w:szCs w:val="36"/>
+                        </w:rPr>
+                        <w:t xml:space="preserve"> Technology </w:t>
+                      </w:r>
+                    </w:p>
+                    <w:p>
+                      <w:pPr>
+                        <w:pStyle w:val="ListParagraph"/>
+                        <w:numPr>
+                          <w:ilvl w:val="0"/>
+                          <w:numId w:val="1"/>
+                        </w:numPr>
+                        <w:rPr>
+                          <w:rFonts w:ascii="Times New Roman" w:hAnsi="Times New Roman" w:cs="Times New Roman"/>
+                          <w:sz w:val="22"/>
+                          <w:szCs w:val="36"/>
+                        </w:rPr>
+                      </w:pPr>
+                      <w:r>
+                        <w:rPr>
+                          <w:rFonts w:ascii="Times New Roman" w:hAnsi="Times New Roman" w:cs="Times New Roman"/>
+                          <w:sz w:val="22"/>
+                          <w:szCs w:val="36"/>
+                        </w:rPr>
+                        <w:t>Coding</w:t>
+                      </w:r>
+                    </w:p>
+                    <w:p>
+                      <w:pPr>
+                        <w:pStyle w:val="ListParagraph"/>
+                        <w:numPr>
+                          <w:ilvl w:val="0"/>
+                          <w:numId w:val="1"/>
+                        </w:numPr>
+                        <w:rPr>
+                          <w:rFonts w:ascii="Times New Roman" w:hAnsi="Times New Roman" w:cs="Times New Roman"/>
+                          <w:sz w:val="22"/>
+                          <w:szCs w:val="36"/>
+                        </w:rPr>
+                      </w:pPr>
+                      <w:r>
+                        <w:rPr>
+                          <w:rFonts w:ascii="Times New Roman" w:hAnsi="Times New Roman" w:cs="Times New Roman"/>
+                          <w:sz w:val="22"/>
+                          <w:szCs w:val="36"/>
+                        </w:rPr>
+                        <w:t>Explore New Thin</w:t>
+                      </w:r>
+                      <w:r>
+                        <w:rPr>
+                          <w:rFonts w:ascii="Times New Roman" w:hAnsi="Times New Roman" w:cs="Times New Roman"/>
+                          <w:sz w:val="22"/>
+                          <w:szCs w:val="36"/>
+                        </w:rPr>
+                        <w:t>g</w:t>
+                      </w:r>
+                    </w:p>
+                    <w:p>
+                      <w:pPr>
+                        <w:pStyle w:val="ListParagraph"/>
+                        <w:numPr>
+                          <w:ilvl w:val="0"/>
+                          <w:numId w:val="1"/>
+                        </w:numPr>
+                        <w:rPr>
+                          <w:rFonts w:ascii="Times New Roman" w:hAnsi="Times New Roman" w:cs="Times New Roman"/>
+                          <w:sz w:val="22"/>
+                          <w:szCs w:val="36"/>
+                        </w:rPr>
+                      </w:pPr>
+                      <w:r>
+                        <w:rPr>
+                          <w:rFonts w:ascii="Times New Roman" w:hAnsi="Times New Roman" w:cs="Times New Roman"/>
+                          <w:sz w:val="22"/>
+                          <w:szCs w:val="36"/>
+                        </w:rPr>
+                        <w:t>Reading</w:t>
+                      </w:r>
+                    </w:p>
+                    <w:p>
+                      <w:pPr>
+                        <w:pStyle w:val="ListParagraph"/>
+                        <w:numPr>
+                          <w:ilvl w:val="0"/>
+                          <w:numId w:val="1"/>
+                        </w:numPr>
+                        <w:rPr>
+                          <w:rFonts w:ascii="Times New Roman" w:hAnsi="Times New Roman" w:cs="Times New Roman"/>
+                          <w:sz w:val="22"/>
+                          <w:szCs w:val="36"/>
+                        </w:rPr>
+                      </w:pPr>
+                      <w:r>
+                        <w:rPr>
+                          <w:rFonts w:ascii="Times New Roman" w:hAnsi="Times New Roman" w:cs="Times New Roman"/>
+                          <w:sz w:val="22"/>
+                          <w:szCs w:val="36"/>
+                        </w:rPr>
+                        <w:t xml:space="preserve">Listening </w:t>
+                      </w:r>
+                    </w:p>
+                  </w:txbxContent>
+                </v:textbox>
+              </v:shape>
+            </w:pict>
+          </mc:Fallback>
+        </mc:AlternateContent>
+      </w:r>
       <w:r>
         <w:rPr>
           <w:noProof/>
@@ -2310,7 +2756,7 @@
         <mc:AlternateContent>
           <mc:Choice Requires="wps">
             <w:drawing>
-              <wp:anchor distT="0" distB="0" distL="114300" distR="114300" simplePos="0" relativeHeight="251680768" behindDoc="0" locked="0" layoutInCell="1" allowOverlap="1" wp14:anchorId="6A8C475B" wp14:editId="6F78F092">
+              <wp:anchor distT="0" distB="0" distL="114300" distR="114300" simplePos="0" relativeHeight="251680768" behindDoc="0" locked="0" layoutInCell="1" allowOverlap="1" wp14:anchorId="6A8C475B" wp14:editId="5FBAA56E">
                 <wp:simplePos x="0" y="0"/>
                 <wp:positionH relativeFrom="column">
                   <wp:posOffset>1661160</wp:posOffset>
@@ -2349,10 +2795,9 @@
                               <w:pStyle w:val="ListParagraph"/>
                               <w:numPr>
                                 <w:ilvl w:val="0"/>
-                                <w:numId w:val="2"/>
+                                <w:numId w:val="8"/>
                               </w:numPr>
                               <w:spacing w:after="0"/>
-                              <w:ind w:left="714" w:hanging="357"/>
                               <w:rPr>
                                 <w:rFonts w:ascii="Times New Roman" w:hAnsi="Times New Roman" w:cs="Times New Roman"/>
                                 <w:sz w:val="22"/>
@@ -2409,10 +2854,9 @@
                               <w:pStyle w:val="ListParagraph"/>
                               <w:numPr>
                                 <w:ilvl w:val="0"/>
-                                <w:numId w:val="2"/>
+                                <w:numId w:val="8"/>
                               </w:numPr>
                               <w:spacing w:after="0"/>
-                              <w:ind w:left="714" w:hanging="357"/>
                               <w:rPr>
                                 <w:rFonts w:ascii="Times New Roman" w:hAnsi="Times New Roman" w:cs="Times New Roman"/>
                                 <w:sz w:val="22"/>
@@ -2461,10 +2905,9 @@
                               <w:pStyle w:val="ListParagraph"/>
                               <w:numPr>
                                 <w:ilvl w:val="0"/>
-                                <w:numId w:val="2"/>
+                                <w:numId w:val="8"/>
                               </w:numPr>
                               <w:spacing w:after="0"/>
-                              <w:ind w:left="714" w:hanging="357"/>
                               <w:rPr>
                                 <w:rFonts w:ascii="Times New Roman" w:hAnsi="Times New Roman" w:cs="Times New Roman"/>
                                 <w:sz w:val="22"/>
@@ -2539,10 +2982,9 @@
                               <w:pStyle w:val="ListParagraph"/>
                               <w:numPr>
                                 <w:ilvl w:val="0"/>
-                                <w:numId w:val="2"/>
+                                <w:numId w:val="8"/>
                               </w:numPr>
                               <w:spacing w:after="0"/>
-                              <w:ind w:left="714" w:hanging="357"/>
                               <w:rPr>
                                 <w:rFonts w:ascii="Times New Roman" w:hAnsi="Times New Roman" w:cs="Times New Roman"/>
                                 <w:sz w:val="22"/>
@@ -2589,10 +3031,9 @@
                               <w:pStyle w:val="ListParagraph"/>
                               <w:numPr>
                                 <w:ilvl w:val="0"/>
-                                <w:numId w:val="2"/>
+                                <w:numId w:val="8"/>
                               </w:numPr>
                               <w:spacing w:after="0"/>
-                              <w:ind w:left="714" w:hanging="357"/>
                               <w:rPr>
                                 <w:rFonts w:ascii="Times New Roman" w:hAnsi="Times New Roman" w:cs="Times New Roman"/>
                                 <w:sz w:val="22"/>
@@ -2650,7 +3091,7 @@
           </mc:Choice>
           <mc:Fallback>
             <w:pict>
-              <v:shape w14:anchorId="6A8C475B" id="Text Box 4" o:spid="_x0000_s1038" type="#_x0000_t202" style="position:absolute;margin-left:130.8pt;margin-top:23.4pt;width:394.85pt;height:83.2pt;z-index:251680768;visibility:visible;mso-wrap-style:square;mso-width-percent:0;mso-height-percent:0;mso-wrap-distance-left:9pt;mso-wrap-distance-top:0;mso-wrap-distance-right:9pt;mso-wrap-distance-bottom:0;mso-position-horizontal:absolute;mso-position-horizontal-relative:text;mso-position-vertical:absolute;mso-position-vertical-relative:text;mso-width-percent:0;mso-height-percent:0;mso-width-relative:margin;mso-height-relative:margin;v-text-anchor:top" o:gfxdata="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" fillcolor="white [3201]" stroked="f" strokeweight=".5pt">
+              <v:shape w14:anchorId="6A8C475B" id="Text Box 4" o:spid="_x0000_s1040" type="#_x0000_t202" style="position:absolute;margin-left:130.8pt;margin-top:23.4pt;width:394.85pt;height:83.2pt;z-index:251680768;visibility:visible;mso-wrap-style:square;mso-width-percent:0;mso-height-percent:0;mso-wrap-distance-left:9pt;mso-wrap-distance-top:0;mso-wrap-distance-right:9pt;mso-wrap-distance-bottom:0;mso-position-horizontal:absolute;mso-position-horizontal-relative:text;mso-position-vertical:absolute;mso-position-vertical-relative:text;mso-width-percent:0;mso-height-percent:0;mso-width-relative:margin;mso-height-relative:margin;v-text-anchor:top" o:gfxdata="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" fillcolor="white [3201]" stroked="f" strokeweight=".5pt">
                 <v:textbox>
                   <w:txbxContent>
                     <w:p>
@@ -2658,10 +3099,9 @@
                         <w:pStyle w:val="ListParagraph"/>
                         <w:numPr>
                           <w:ilvl w:val="0"/>
-                          <w:numId w:val="2"/>
+                          <w:numId w:val="8"/>
                         </w:numPr>
                         <w:spacing w:after="0"/>
-                        <w:ind w:left="714" w:hanging="357"/>
                         <w:rPr>
                           <w:rFonts w:ascii="Times New Roman" w:hAnsi="Times New Roman" w:cs="Times New Roman"/>
                           <w:sz w:val="22"/>
@@ -2718,10 +3158,9 @@
                         <w:pStyle w:val="ListParagraph"/>
                         <w:numPr>
                           <w:ilvl w:val="0"/>
-                          <w:numId w:val="2"/>
+                          <w:numId w:val="8"/>
                         </w:numPr>
                         <w:spacing w:after="0"/>
-                        <w:ind w:left="714" w:hanging="357"/>
                         <w:rPr>
                           <w:rFonts w:ascii="Times New Roman" w:hAnsi="Times New Roman" w:cs="Times New Roman"/>
                           <w:sz w:val="22"/>
@@ -2770,10 +3209,9 @@
                         <w:pStyle w:val="ListParagraph"/>
                         <w:numPr>
                           <w:ilvl w:val="0"/>
-                          <w:numId w:val="2"/>
+                          <w:numId w:val="8"/>
                         </w:numPr>
                         <w:spacing w:after="0"/>
-                        <w:ind w:left="714" w:hanging="357"/>
                         <w:rPr>
                           <w:rFonts w:ascii="Times New Roman" w:hAnsi="Times New Roman" w:cs="Times New Roman"/>
                           <w:sz w:val="22"/>
@@ -2848,10 +3286,9 @@
                         <w:pStyle w:val="ListParagraph"/>
                         <w:numPr>
                           <w:ilvl w:val="0"/>
-                          <w:numId w:val="2"/>
+                          <w:numId w:val="8"/>
                         </w:numPr>
                         <w:spacing w:after="0"/>
-                        <w:ind w:left="714" w:hanging="357"/>
                         <w:rPr>
                           <w:rFonts w:ascii="Times New Roman" w:hAnsi="Times New Roman" w:cs="Times New Roman"/>
                           <w:sz w:val="22"/>
@@ -2898,10 +3335,9 @@
                         <w:pStyle w:val="ListParagraph"/>
                         <w:numPr>
                           <w:ilvl w:val="0"/>
-                          <w:numId w:val="2"/>
+                          <w:numId w:val="8"/>
                         </w:numPr>
                         <w:spacing w:after="0"/>
-                        <w:ind w:left="714" w:hanging="357"/>
                         <w:rPr>
                           <w:rFonts w:ascii="Times New Roman" w:hAnsi="Times New Roman" w:cs="Times New Roman"/>
                           <w:sz w:val="22"/>
@@ -2944,6 +3380,10 @@
           </mc:Fallback>
         </mc:AlternateContent>
       </w:r>
+    </w:p>
+    <w:p/>
+    <w:p/>
+    <w:p>
       <w:r>
         <w:rPr>
           <w:noProof/>
@@ -2951,18 +3391,18 @@
         <mc:AlternateContent>
           <mc:Choice Requires="wps">
             <w:drawing>
-              <wp:anchor distT="0" distB="0" distL="114300" distR="114300" simplePos="0" relativeHeight="251665408" behindDoc="0" locked="0" layoutInCell="1" allowOverlap="1" wp14:anchorId="15B09E1D" wp14:editId="4DA90627">
+              <wp:anchor distT="0" distB="0" distL="114300" distR="114300" simplePos="0" relativeHeight="251667456" behindDoc="0" locked="0" layoutInCell="1" allowOverlap="1" wp14:anchorId="5B579546" wp14:editId="3FDD4E5B">
                 <wp:simplePos x="0" y="0"/>
                 <wp:positionH relativeFrom="column">
-                  <wp:posOffset>-658091</wp:posOffset>
+                  <wp:posOffset>-668020</wp:posOffset>
                 </wp:positionH>
                 <wp:positionV relativeFrom="paragraph">
-                  <wp:posOffset>231890</wp:posOffset>
+                  <wp:posOffset>290830</wp:posOffset>
                 </wp:positionV>
-                <wp:extent cx="2319944" cy="320040"/>
-                <wp:effectExtent l="0" t="0" r="4445" b="3810"/>
+                <wp:extent cx="2328545" cy="320040"/>
+                <wp:effectExtent l="0" t="0" r="0" b="3810"/>
                 <wp:wrapNone/>
-                <wp:docPr id="11" name="Text Box 11"/>
+                <wp:docPr id="13" name="Text Box 13"/>
                 <wp:cNvGraphicFramePr/>
                 <a:graphic xmlns:a="http://schemas.openxmlformats.org/drawingml/2006/main">
                   <a:graphicData uri="http://schemas.microsoft.com/office/word/2010/wordprocessingShape">
@@ -2971,7 +3411,7 @@
                       <wps:spPr>
                         <a:xfrm>
                           <a:off x="0" y="0"/>
-                          <a:ext cx="2319944" cy="320040"/>
+                          <a:ext cx="2328545" cy="320040"/>
                         </a:xfrm>
                         <a:prstGeom prst="rect">
                           <a:avLst/>
@@ -3007,7 +3447,7 @@
                                 <w:sz w:val="28"/>
                                 <w:szCs w:val="40"/>
                               </w:rPr>
-                              <w:t>HOBBIES</w:t>
+                              <w:t>CONTACT ME</w:t>
                             </w:r>
                           </w:p>
                         </w:txbxContent>
@@ -3032,7 +3472,7 @@
           </mc:Choice>
           <mc:Fallback>
             <w:pict>
-              <v:shape w14:anchorId="15B09E1D" id="Text Box 11" o:spid="_x0000_s1039" type="#_x0000_t202" style="position:absolute;margin-left:-51.8pt;margin-top:18.25pt;width:182.65pt;height:25.2pt;z-index:251665408;visibility:visible;mso-wrap-style:square;mso-width-percent:0;mso-height-percent:0;mso-wrap-distance-left:9pt;mso-wrap-distance-top:0;mso-wrap-distance-right:9pt;mso-wrap-distance-bottom:0;mso-position-horizontal:absolute;mso-position-horizontal-relative:text;mso-position-vertical:absolute;mso-position-vertical-relative:text;mso-width-percent:0;mso-height-percent:0;mso-width-relative:margin;mso-height-relative:margin;v-text-anchor:top" o:gfxdata="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" fillcolor="#4e95d9 [1631]" stroked="f" strokeweight=".5pt">
+              <v:shape w14:anchorId="5B579546" id="Text Box 13" o:spid="_x0000_s1041" type="#_x0000_t202" style="position:absolute;margin-left:-52.6pt;margin-top:22.9pt;width:183.35pt;height:25.2pt;z-index:251667456;visibility:visible;mso-wrap-style:square;mso-width-percent:0;mso-height-percent:0;mso-wrap-distance-left:9pt;mso-wrap-distance-top:0;mso-wrap-distance-right:9pt;mso-wrap-distance-bottom:0;mso-position-horizontal:absolute;mso-position-horizontal-relative:text;mso-position-vertical:absolute;mso-position-vertical-relative:text;mso-width-percent:0;mso-height-percent:0;mso-width-relative:margin;mso-height-relative:margin;v-text-anchor:top" o:gfxdata="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" fillcolor="#4e95d9 [1631]" stroked="f" strokeweight=".5pt">
                 <v:textbox>
                   <w:txbxContent>
                     <w:p>
@@ -3054,7 +3494,7 @@
                           <w:sz w:val="28"/>
                           <w:szCs w:val="40"/>
                         </w:rPr>
-                        <w:t>HOBBIES</w:t>
+                        <w:t>CONTACT ME</w:t>
                       </w:r>
                     </w:p>
                   </w:txbxContent>
@@ -3073,18 +3513,18 @@
         <mc:AlternateContent>
           <mc:Choice Requires="wps">
             <w:drawing>
-              <wp:anchor distT="0" distB="0" distL="114300" distR="114300" simplePos="0" relativeHeight="251666432" behindDoc="0" locked="0" layoutInCell="1" allowOverlap="1" wp14:anchorId="49E7E5C4" wp14:editId="74E5C253">
+              <wp:anchor distT="0" distB="0" distL="114300" distR="114300" simplePos="0" relativeHeight="251668480" behindDoc="0" locked="0" layoutInCell="1" allowOverlap="1" wp14:anchorId="788DDAB7" wp14:editId="014233E1">
                 <wp:simplePos x="0" y="0"/>
                 <wp:positionH relativeFrom="column">
-                  <wp:posOffset>-666750</wp:posOffset>
+                  <wp:posOffset>-662940</wp:posOffset>
                 </wp:positionH>
                 <wp:positionV relativeFrom="paragraph">
-                  <wp:posOffset>233680</wp:posOffset>
+                  <wp:posOffset>299720</wp:posOffset>
                 </wp:positionV>
-                <wp:extent cx="2185670" cy="1238250"/>
+                <wp:extent cx="2185670" cy="838200"/>
                 <wp:effectExtent l="0" t="0" r="5080" b="0"/>
                 <wp:wrapNone/>
-                <wp:docPr id="12" name="Text Box 12"/>
+                <wp:docPr id="14" name="Text Box 14"/>
                 <wp:cNvGraphicFramePr/>
                 <a:graphic xmlns:a="http://schemas.openxmlformats.org/drawingml/2006/main">
                   <a:graphicData uri="http://schemas.microsoft.com/office/word/2010/wordprocessingShape">
@@ -3093,7 +3533,7 @@
                       <wps:spPr>
                         <a:xfrm>
                           <a:off x="0" y="0"/>
-                          <a:ext cx="2185670" cy="1238250"/>
+                          <a:ext cx="2185670" cy="838200"/>
                         </a:xfrm>
                         <a:prstGeom prst="rect">
                           <a:avLst/>
@@ -3128,7 +3568,7 @@
                                 <w:sz w:val="22"/>
                                 <w:szCs w:val="36"/>
                               </w:rPr>
-                              <w:t>Learning New Programming Frameworks</w:t>
+                              <w:t>Address: Khan Mean Chey</w:t>
                             </w:r>
                           </w:p>
                           <w:p>
@@ -3150,7 +3590,7 @@
                                 <w:sz w:val="22"/>
                                 <w:szCs w:val="36"/>
                               </w:rPr>
-                              <w:t>Coding</w:t>
+                              <w:t>Tell: 0963020711</w:t>
                             </w:r>
                           </w:p>
                           <w:p>
@@ -3172,60 +3612,39 @@
                                 <w:sz w:val="22"/>
                                 <w:szCs w:val="36"/>
                               </w:rPr>
-                              <w:t>Explore New Thin</w:t>
-                            </w:r>
-                            <w:r>
-                              <w:rPr>
-                                <w:rFonts w:ascii="Times New Roman" w:hAnsi="Times New Roman" w:cs="Times New Roman"/>
+                              <w:t xml:space="preserve">Email: </w:t>
+                            </w:r>
+                            <w:hyperlink r:id="rId6" w:history="1">
+                              <w:r>
+                                <w:rPr>
+                                  <w:rStyle w:val="Hyperlink"/>
+                                  <w:rFonts w:ascii="Times New Roman" w:hAnsi="Times New Roman" w:cs="Times New Roman"/>
+                                  <w:color w:val="215E99" w:themeColor="text2" w:themeTint="BF"/>
+                                  <w:sz w:val="22"/>
+                                  <w:szCs w:val="36"/>
+                                </w:rPr>
+                                <w:t>rasydin77@gmail.com</w:t>
+                              </w:r>
+                            </w:hyperlink>
+                            <w:r>
+                              <w:rPr>
+                                <w:rFonts w:ascii="Times New Roman" w:hAnsi="Times New Roman" w:cs="Times New Roman"/>
+                                <w:color w:val="215E99" w:themeColor="text2" w:themeTint="BF"/>
                                 <w:sz w:val="22"/>
                                 <w:szCs w:val="36"/>
                               </w:rPr>
-                              <w:t>g</w:t>
+                              <w:t xml:space="preserve"> </w:t>
                             </w:r>
                           </w:p>
                           <w:p>
                             <w:pPr>
                               <w:pStyle w:val="ListParagraph"/>
-                              <w:numPr>
-                                <w:ilvl w:val="0"/>
-                                <w:numId w:val="1"/>
-                              </w:numPr>
                               <w:rPr>
                                 <w:rFonts w:ascii="Times New Roman" w:hAnsi="Times New Roman" w:cs="Times New Roman"/>
                                 <w:sz w:val="22"/>
                                 <w:szCs w:val="36"/>
                               </w:rPr>
                             </w:pPr>
-                            <w:r>
-                              <w:rPr>
-                                <w:rFonts w:ascii="Times New Roman" w:hAnsi="Times New Roman" w:cs="Times New Roman"/>
-                                <w:sz w:val="22"/>
-                                <w:szCs w:val="36"/>
-                              </w:rPr>
-                              <w:t>Reading</w:t>
-                            </w:r>
-                          </w:p>
-                          <w:p>
-                            <w:pPr>
-                              <w:pStyle w:val="ListParagraph"/>
-                              <w:numPr>
-                                <w:ilvl w:val="0"/>
-                                <w:numId w:val="1"/>
-                              </w:numPr>
-                              <w:rPr>
-                                <w:rFonts w:ascii="Times New Roman" w:hAnsi="Times New Roman" w:cs="Times New Roman"/>
-                                <w:sz w:val="22"/>
-                                <w:szCs w:val="36"/>
-                              </w:rPr>
-                            </w:pPr>
-                            <w:r>
-                              <w:rPr>
-                                <w:rFonts w:ascii="Times New Roman" w:hAnsi="Times New Roman" w:cs="Times New Roman"/>
-                                <w:sz w:val="22"/>
-                                <w:szCs w:val="36"/>
-                              </w:rPr>
-                              <w:t xml:space="preserve">Listening </w:t>
-                            </w:r>
                           </w:p>
                         </w:txbxContent>
                       </wps:txbx>
@@ -3249,7 +3668,7 @@
           </mc:Choice>
           <mc:Fallback>
             <w:pict>
-              <v:shape w14:anchorId="49E7E5C4" id="Text Box 12" o:spid="_x0000_s1040" type="#_x0000_t202" style="position:absolute;margin-left:-52.5pt;margin-top:18.4pt;width:172.1pt;height:97.5pt;z-index:251666432;visibility:visible;mso-wrap-style:square;mso-width-percent:0;mso-height-percent:0;mso-wrap-distance-left:9pt;mso-wrap-distance-top:0;mso-wrap-distance-right:9pt;mso-wrap-distance-bottom:0;mso-position-horizontal:absolute;mso-position-horizontal-relative:text;mso-position-vertical:absolute;mso-position-vertical-relative:text;mso-width-percent:0;mso-height-percent:0;mso-width-relative:margin;mso-height-relative:margin;v-text-anchor:top" o:gfxdata="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" fillcolor="#d0d0d0 [2894]" stroked="f" strokeweight=".5pt">
+              <v:shape w14:anchorId="788DDAB7" id="Text Box 14" o:spid="_x0000_s1042" type="#_x0000_t202" style="position:absolute;margin-left:-52.2pt;margin-top:23.6pt;width:172.1pt;height:66pt;z-index:251668480;visibility:visible;mso-wrap-style:square;mso-width-percent:0;mso-height-percent:0;mso-wrap-distance-left:9pt;mso-wrap-distance-top:0;mso-wrap-distance-right:9pt;mso-wrap-distance-bottom:0;mso-position-horizontal:absolute;mso-position-horizontal-relative:text;mso-position-vertical:absolute;mso-position-vertical-relative:text;mso-width-percent:0;mso-height-percent:0;mso-width-relative:margin;mso-height-relative:margin;v-text-anchor:top" o:gfxdata="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" fillcolor="#d0d0d0 [2894]" stroked="f" strokeweight=".5pt">
                 <v:textbox>
                   <w:txbxContent>
                     <w:p>
@@ -3271,7 +3690,7 @@
                           <w:sz w:val="22"/>
                           <w:szCs w:val="36"/>
                         </w:rPr>
-                        <w:t>Learning New Programming Frameworks</w:t>
+                        <w:t>Address: Khan Mean Chey</w:t>
                       </w:r>
                     </w:p>
                     <w:p>
@@ -3293,7 +3712,7 @@
                           <w:sz w:val="22"/>
                           <w:szCs w:val="36"/>
                         </w:rPr>
-                        <w:t>Coding</w:t>
+                        <w:t>Tell: 0963020711</w:t>
                       </w:r>
                     </w:p>
                     <w:p>
@@ -3315,60 +3734,39 @@
                           <w:sz w:val="22"/>
                           <w:szCs w:val="36"/>
                         </w:rPr>
-                        <w:t>Explore New Thin</w:t>
-                      </w:r>
-                      <w:r>
-                        <w:rPr>
-                          <w:rFonts w:ascii="Times New Roman" w:hAnsi="Times New Roman" w:cs="Times New Roman"/>
+                        <w:t xml:space="preserve">Email: </w:t>
+                      </w:r>
+                      <w:hyperlink r:id="rId7" w:history="1">
+                        <w:r>
+                          <w:rPr>
+                            <w:rStyle w:val="Hyperlink"/>
+                            <w:rFonts w:ascii="Times New Roman" w:hAnsi="Times New Roman" w:cs="Times New Roman"/>
+                            <w:color w:val="215E99" w:themeColor="text2" w:themeTint="BF"/>
+                            <w:sz w:val="22"/>
+                            <w:szCs w:val="36"/>
+                          </w:rPr>
+                          <w:t>rasydin77@gmail.com</w:t>
+                        </w:r>
+                      </w:hyperlink>
+                      <w:r>
+                        <w:rPr>
+                          <w:rFonts w:ascii="Times New Roman" w:hAnsi="Times New Roman" w:cs="Times New Roman"/>
+                          <w:color w:val="215E99" w:themeColor="text2" w:themeTint="BF"/>
                           <w:sz w:val="22"/>
                           <w:szCs w:val="36"/>
                         </w:rPr>
-                        <w:t>g</w:t>
+                        <w:t xml:space="preserve"> </w:t>
                       </w:r>
                     </w:p>
                     <w:p>
                       <w:pPr>
                         <w:pStyle w:val="ListParagraph"/>
-                        <w:numPr>
-                          <w:ilvl w:val="0"/>
-                          <w:numId w:val="1"/>
-                        </w:numPr>
                         <w:rPr>
                           <w:rFonts w:ascii="Times New Roman" w:hAnsi="Times New Roman" w:cs="Times New Roman"/>
                           <w:sz w:val="22"/>
                           <w:szCs w:val="36"/>
                         </w:rPr>
                       </w:pPr>
-                      <w:r>
-                        <w:rPr>
-                          <w:rFonts w:ascii="Times New Roman" w:hAnsi="Times New Roman" w:cs="Times New Roman"/>
-                          <w:sz w:val="22"/>
-                          <w:szCs w:val="36"/>
-                        </w:rPr>
-                        <w:t>Reading</w:t>
-                      </w:r>
-                    </w:p>
-                    <w:p>
-                      <w:pPr>
-                        <w:pStyle w:val="ListParagraph"/>
-                        <w:numPr>
-                          <w:ilvl w:val="0"/>
-                          <w:numId w:val="1"/>
-                        </w:numPr>
-                        <w:rPr>
-                          <w:rFonts w:ascii="Times New Roman" w:hAnsi="Times New Roman" w:cs="Times New Roman"/>
-                          <w:sz w:val="22"/>
-                          <w:szCs w:val="36"/>
-                        </w:rPr>
-                      </w:pPr>
-                      <w:r>
-                        <w:rPr>
-                          <w:rFonts w:ascii="Times New Roman" w:hAnsi="Times New Roman" w:cs="Times New Roman"/>
-                          <w:sz w:val="22"/>
-                          <w:szCs w:val="36"/>
-                        </w:rPr>
-                        <w:t xml:space="preserve">Listening </w:t>
-                      </w:r>
                     </w:p>
                   </w:txbxContent>
                 </v:textbox>
@@ -3378,9 +3776,6 @@
         </mc:AlternateContent>
       </w:r>
     </w:p>
-    <w:p/>
-    <w:p/>
-    <w:p/>
     <w:p>
       <w:r>
         <w:rPr>
@@ -3476,7 +3871,7 @@
         <mc:AlternateContent>
           <mc:Choice Requires="wps">
             <w:drawing>
-              <wp:anchor distT="0" distB="0" distL="114300" distR="114300" simplePos="0" relativeHeight="251681792" behindDoc="0" locked="0" layoutInCell="1" allowOverlap="1" wp14:anchorId="53A01DEF" wp14:editId="28AD5306">
+              <wp:anchor distT="0" distB="0" distL="114300" distR="114300" simplePos="0" relativeHeight="251681792" behindDoc="0" locked="0" layoutInCell="1" allowOverlap="1" wp14:anchorId="53A01DEF" wp14:editId="37C78E69">
                 <wp:simplePos x="0" y="0"/>
                 <wp:positionH relativeFrom="column">
                   <wp:posOffset>1670685</wp:posOffset>
@@ -3550,7 +3945,7 @@
           </mc:Choice>
           <mc:Fallback>
             <w:pict>
-              <v:shape w14:anchorId="53A01DEF" id="Text Box 9" o:spid="_x0000_s1041" type="#_x0000_t202" style="position:absolute;margin-left:131.55pt;margin-top:.25pt;width:1in;height:23.5pt;z-index:251681792;visibility:visible;mso-wrap-style:none;mso-height-percent:0;mso-wrap-distance-left:9pt;mso-wrap-distance-top:0;mso-wrap-distance-right:9pt;mso-wrap-distance-bottom:0;mso-position-horizontal:absolute;mso-position-horizontal-relative:text;mso-position-vertical:absolute;mso-position-vertical-relative:text;mso-height-percent:0;mso-height-relative:margin;v-text-anchor:top" o:gfxdata="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" fillcolor="white [3201]" stroked="f" strokeweight=".5pt">
+              <v:shape w14:anchorId="53A01DEF" id="Text Box 9" o:spid="_x0000_s1043" type="#_x0000_t202" style="position:absolute;margin-left:131.55pt;margin-top:.25pt;width:1in;height:23.5pt;z-index:251681792;visibility:visible;mso-wrap-style:none;mso-height-percent:0;mso-wrap-distance-left:9pt;mso-wrap-distance-top:0;mso-wrap-distance-right:9pt;mso-wrap-distance-bottom:0;mso-position-horizontal:absolute;mso-position-horizontal-relative:text;mso-position-vertical:absolute;mso-position-vertical-relative:text;mso-height-percent:0;mso-height-relative:margin;v-text-anchor:top" o:gfxdata="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" fillcolor="white [3201]" stroked="f" strokeweight=".5pt">
                 <v:textbox>
                   <w:txbxContent>
                     <w:p>
@@ -3572,126 +3967,6 @@
                           <w:szCs w:val="28"/>
                         </w:rPr>
                         <w:t>PROJECT EXPERIENCE</w:t>
-                      </w:r>
-                    </w:p>
-                  </w:txbxContent>
-                </v:textbox>
-              </v:shape>
-            </w:pict>
-          </mc:Fallback>
-        </mc:AlternateContent>
-      </w:r>
-      <w:r>
-        <w:rPr>
-          <w:noProof/>
-        </w:rPr>
-        <mc:AlternateContent>
-          <mc:Choice Requires="wps">
-            <w:drawing>
-              <wp:anchor distT="0" distB="0" distL="114300" distR="114300" simplePos="0" relativeHeight="251667456" behindDoc="0" locked="0" layoutInCell="1" allowOverlap="1" wp14:anchorId="5B579546" wp14:editId="025A8F92">
-                <wp:simplePos x="0" y="0"/>
-                <wp:positionH relativeFrom="column">
-                  <wp:posOffset>-668483</wp:posOffset>
-                </wp:positionH>
-                <wp:positionV relativeFrom="paragraph">
-                  <wp:posOffset>291523</wp:posOffset>
-                </wp:positionV>
-                <wp:extent cx="2328949" cy="320040"/>
-                <wp:effectExtent l="0" t="0" r="0" b="3810"/>
-                <wp:wrapNone/>
-                <wp:docPr id="13" name="Text Box 13"/>
-                <wp:cNvGraphicFramePr/>
-                <a:graphic xmlns:a="http://schemas.openxmlformats.org/drawingml/2006/main">
-                  <a:graphicData uri="http://schemas.microsoft.com/office/word/2010/wordprocessingShape">
-                    <wps:wsp>
-                      <wps:cNvSpPr txBox="1"/>
-                      <wps:spPr>
-                        <a:xfrm>
-                          <a:off x="0" y="0"/>
-                          <a:ext cx="2328949" cy="320040"/>
-                        </a:xfrm>
-                        <a:prstGeom prst="rect">
-                          <a:avLst/>
-                        </a:prstGeom>
-                        <a:solidFill>
-                          <a:schemeClr val="tx2">
-                            <a:lumMod val="50000"/>
-                            <a:lumOff val="50000"/>
-                          </a:schemeClr>
-                        </a:solidFill>
-                        <a:ln w="6350">
-                          <a:noFill/>
-                        </a:ln>
-                      </wps:spPr>
-                      <wps:txbx>
-                        <w:txbxContent>
-                          <w:p>
-                            <w:pPr>
-                              <w:rPr>
-                                <w:rFonts w:ascii="Times New Roman" w:hAnsi="Times New Roman" w:cs="Times New Roman"/>
-                                <w:b/>
-                                <w:bCs/>
-                                <w:sz w:val="28"/>
-                                <w:szCs w:val="40"/>
-                              </w:rPr>
-                            </w:pPr>
-                            <w:r>
-                              <w:rPr>
-                                <w:rFonts w:ascii="Times New Roman" w:hAnsi="Times New Roman" w:cs="Times New Roman"/>
-                                <w:b/>
-                                <w:bCs/>
-                                <w:color w:val="FFFFFF" w:themeColor="background1"/>
-                                <w:sz w:val="28"/>
-                                <w:szCs w:val="40"/>
-                              </w:rPr>
-                              <w:t>CONTACT ME</w:t>
-                            </w:r>
-                          </w:p>
-                        </w:txbxContent>
-                      </wps:txbx>
-                      <wps:bodyPr rot="0" spcFirstLastPara="0" vertOverflow="overflow" horzOverflow="overflow" vert="horz" wrap="square" lIns="91440" tIns="45720" rIns="91440" bIns="45720" numCol="1" spcCol="0" rtlCol="0" fromWordArt="0" anchor="t" anchorCtr="0" forceAA="0" compatLnSpc="1">
-                        <a:prstTxWarp prst="textNoShape">
-                          <a:avLst/>
-                        </a:prstTxWarp>
-                        <a:noAutofit/>
-                      </wps:bodyPr>
-                    </wps:wsp>
-                  </a:graphicData>
-                </a:graphic>
-                <wp14:sizeRelH relativeFrom="margin">
-                  <wp14:pctWidth>0</wp14:pctWidth>
-                </wp14:sizeRelH>
-                <wp14:sizeRelV relativeFrom="margin">
-                  <wp14:pctHeight>0</wp14:pctHeight>
-                </wp14:sizeRelV>
-              </wp:anchor>
-            </w:drawing>
-          </mc:Choice>
-          <mc:Fallback>
-            <w:pict>
-              <v:shape w14:anchorId="5B579546" id="Text Box 13" o:spid="_x0000_s1042" type="#_x0000_t202" style="position:absolute;margin-left:-52.65pt;margin-top:22.95pt;width:183.4pt;height:25.2pt;z-index:251667456;visibility:visible;mso-wrap-style:square;mso-width-percent:0;mso-height-percent:0;mso-wrap-distance-left:9pt;mso-wrap-distance-top:0;mso-wrap-distance-right:9pt;mso-wrap-distance-bottom:0;mso-position-horizontal:absolute;mso-position-horizontal-relative:text;mso-position-vertical:absolute;mso-position-vertical-relative:text;mso-width-percent:0;mso-height-percent:0;mso-width-relative:margin;mso-height-relative:margin;v-text-anchor:top" o:gfxdata="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" fillcolor="#4e95d9 [1631]" stroked="f" strokeweight=".5pt">
-                <v:textbox>
-                  <w:txbxContent>
-                    <w:p>
-                      <w:pPr>
-                        <w:rPr>
-                          <w:rFonts w:ascii="Times New Roman" w:hAnsi="Times New Roman" w:cs="Times New Roman"/>
-                          <w:b/>
-                          <w:bCs/>
-                          <w:sz w:val="28"/>
-                          <w:szCs w:val="40"/>
-                        </w:rPr>
-                      </w:pPr>
-                      <w:r>
-                        <w:rPr>
-                          <w:rFonts w:ascii="Times New Roman" w:hAnsi="Times New Roman" w:cs="Times New Roman"/>
-                          <w:b/>
-                          <w:bCs/>
-                          <w:color w:val="FFFFFF" w:themeColor="background1"/>
-                          <w:sz w:val="28"/>
-                          <w:szCs w:val="40"/>
-                        </w:rPr>
-                        <w:t>CONTACT ME</w:t>
                       </w:r>
                     </w:p>
                   </w:txbxContent>
@@ -3703,275 +3978,6 @@
       </w:r>
     </w:p>
     <w:p>
-      <w:r>
-        <w:rPr>
-          <w:noProof/>
-        </w:rPr>
-        <mc:AlternateContent>
-          <mc:Choice Requires="wps">
-            <w:drawing>
-              <wp:anchor distT="0" distB="0" distL="114300" distR="114300" simplePos="0" relativeHeight="251668480" behindDoc="0" locked="0" layoutInCell="1" allowOverlap="1" wp14:anchorId="788DDAB7" wp14:editId="2D5CE064">
-                <wp:simplePos x="0" y="0"/>
-                <wp:positionH relativeFrom="column">
-                  <wp:posOffset>-662940</wp:posOffset>
-                </wp:positionH>
-                <wp:positionV relativeFrom="paragraph">
-                  <wp:posOffset>294005</wp:posOffset>
-                </wp:positionV>
-                <wp:extent cx="2185670" cy="838200"/>
-                <wp:effectExtent l="0" t="0" r="5080" b="0"/>
-                <wp:wrapNone/>
-                <wp:docPr id="14" name="Text Box 14"/>
-                <wp:cNvGraphicFramePr/>
-                <a:graphic xmlns:a="http://schemas.openxmlformats.org/drawingml/2006/main">
-                  <a:graphicData uri="http://schemas.microsoft.com/office/word/2010/wordprocessingShape">
-                    <wps:wsp>
-                      <wps:cNvSpPr txBox="1"/>
-                      <wps:spPr>
-                        <a:xfrm>
-                          <a:off x="0" y="0"/>
-                          <a:ext cx="2185670" cy="838200"/>
-                        </a:xfrm>
-                        <a:prstGeom prst="rect">
-                          <a:avLst/>
-                        </a:prstGeom>
-                        <a:solidFill>
-                          <a:schemeClr val="bg2">
-                            <a:lumMod val="90000"/>
-                          </a:schemeClr>
-                        </a:solidFill>
-                        <a:ln w="6350">
-                          <a:noFill/>
-                        </a:ln>
-                      </wps:spPr>
-                      <wps:txbx>
-                        <w:txbxContent>
-                          <w:p>
-                            <w:pPr>
-                              <w:pStyle w:val="ListParagraph"/>
-                              <w:numPr>
-                                <w:ilvl w:val="0"/>
-                                <w:numId w:val="1"/>
-                              </w:numPr>
-                              <w:rPr>
-                                <w:rFonts w:ascii="Times New Roman" w:hAnsi="Times New Roman" w:cs="Times New Roman"/>
-                                <w:sz w:val="22"/>
-                                <w:szCs w:val="36"/>
-                              </w:rPr>
-                            </w:pPr>
-                            <w:r>
-                              <w:rPr>
-                                <w:rFonts w:ascii="Times New Roman" w:hAnsi="Times New Roman" w:cs="Times New Roman"/>
-                                <w:sz w:val="22"/>
-                                <w:szCs w:val="36"/>
-                              </w:rPr>
-                              <w:t>Address: Khan Mean Chey</w:t>
-                            </w:r>
-                          </w:p>
-                          <w:p>
-                            <w:pPr>
-                              <w:pStyle w:val="ListParagraph"/>
-                              <w:numPr>
-                                <w:ilvl w:val="0"/>
-                                <w:numId w:val="1"/>
-                              </w:numPr>
-                              <w:rPr>
-                                <w:rFonts w:ascii="Times New Roman" w:hAnsi="Times New Roman" w:cs="Times New Roman"/>
-                                <w:sz w:val="22"/>
-                                <w:szCs w:val="36"/>
-                              </w:rPr>
-                            </w:pPr>
-                            <w:r>
-                              <w:rPr>
-                                <w:rFonts w:ascii="Times New Roman" w:hAnsi="Times New Roman" w:cs="Times New Roman"/>
-                                <w:sz w:val="22"/>
-                                <w:szCs w:val="36"/>
-                              </w:rPr>
-                              <w:t>Tell: 0963020711</w:t>
-                            </w:r>
-                          </w:p>
-                          <w:p>
-                            <w:pPr>
-                              <w:pStyle w:val="ListParagraph"/>
-                              <w:numPr>
-                                <w:ilvl w:val="0"/>
-                                <w:numId w:val="1"/>
-                              </w:numPr>
-                              <w:rPr>
-                                <w:rFonts w:ascii="Times New Roman" w:hAnsi="Times New Roman" w:cs="Times New Roman"/>
-                                <w:sz w:val="22"/>
-                                <w:szCs w:val="36"/>
-                              </w:rPr>
-                            </w:pPr>
-                            <w:r>
-                              <w:rPr>
-                                <w:rFonts w:ascii="Times New Roman" w:hAnsi="Times New Roman" w:cs="Times New Roman"/>
-                                <w:sz w:val="22"/>
-                                <w:szCs w:val="36"/>
-                              </w:rPr>
-                              <w:t xml:space="preserve">Email: </w:t>
-                            </w:r>
-                            <w:hyperlink r:id="rId6" w:history="1">
-                              <w:r>
-                                <w:rPr>
-                                  <w:rStyle w:val="Hyperlink"/>
-                                  <w:rFonts w:ascii="Times New Roman" w:hAnsi="Times New Roman" w:cs="Times New Roman"/>
-                                  <w:color w:val="215E99" w:themeColor="text2" w:themeTint="BF"/>
-                                  <w:sz w:val="22"/>
-                                  <w:szCs w:val="36"/>
-                                </w:rPr>
-                                <w:t>rasydin77@gmail.com</w:t>
-                              </w:r>
-                            </w:hyperlink>
-                            <w:r>
-                              <w:rPr>
-                                <w:rFonts w:ascii="Times New Roman" w:hAnsi="Times New Roman" w:cs="Times New Roman"/>
-                                <w:color w:val="215E99" w:themeColor="text2" w:themeTint="BF"/>
-                                <w:sz w:val="22"/>
-                                <w:szCs w:val="36"/>
-                              </w:rPr>
-                              <w:t xml:space="preserve"> </w:t>
-                            </w:r>
-                          </w:p>
-                          <w:p>
-                            <w:pPr>
-                              <w:pStyle w:val="ListParagraph"/>
-                              <w:rPr>
-                                <w:rFonts w:ascii="Times New Roman" w:hAnsi="Times New Roman" w:cs="Times New Roman"/>
-                                <w:sz w:val="22"/>
-                                <w:szCs w:val="36"/>
-                              </w:rPr>
-                            </w:pPr>
-                          </w:p>
-                        </w:txbxContent>
-                      </wps:txbx>
-                      <wps:bodyPr rot="0" spcFirstLastPara="0" vertOverflow="overflow" horzOverflow="overflow" vert="horz" wrap="square" lIns="91440" tIns="45720" rIns="91440" bIns="45720" numCol="1" spcCol="0" rtlCol="0" fromWordArt="0" anchor="t" anchorCtr="0" forceAA="0" compatLnSpc="1">
-                        <a:prstTxWarp prst="textNoShape">
-                          <a:avLst/>
-                        </a:prstTxWarp>
-                        <a:noAutofit/>
-                      </wps:bodyPr>
-                    </wps:wsp>
-                  </a:graphicData>
-                </a:graphic>
-                <wp14:sizeRelH relativeFrom="margin">
-                  <wp14:pctWidth>0</wp14:pctWidth>
-                </wp14:sizeRelH>
-                <wp14:sizeRelV relativeFrom="margin">
-                  <wp14:pctHeight>0</wp14:pctHeight>
-                </wp14:sizeRelV>
-              </wp:anchor>
-            </w:drawing>
-          </mc:Choice>
-          <mc:Fallback>
-            <w:pict>
-              <v:shape w14:anchorId="788DDAB7" id="Text Box 14" o:spid="_x0000_s1043" type="#_x0000_t202" style="position:absolute;margin-left:-52.2pt;margin-top:23.15pt;width:172.1pt;height:66pt;z-index:251668480;visibility:visible;mso-wrap-style:square;mso-width-percent:0;mso-height-percent:0;mso-wrap-distance-left:9pt;mso-wrap-distance-top:0;mso-wrap-distance-right:9pt;mso-wrap-distance-bottom:0;mso-position-horizontal:absolute;mso-position-horizontal-relative:text;mso-position-vertical:absolute;mso-position-vertical-relative:text;mso-width-percent:0;mso-height-percent:0;mso-width-relative:margin;mso-height-relative:margin;v-text-anchor:top" o:gfxdata="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" fillcolor="#d0d0d0 [2894]" stroked="f" strokeweight=".5pt">
-                <v:textbox>
-                  <w:txbxContent>
-                    <w:p>
-                      <w:pPr>
-                        <w:pStyle w:val="ListParagraph"/>
-                        <w:numPr>
-                          <w:ilvl w:val="0"/>
-                          <w:numId w:val="1"/>
-                        </w:numPr>
-                        <w:rPr>
-                          <w:rFonts w:ascii="Times New Roman" w:hAnsi="Times New Roman" w:cs="Times New Roman"/>
-                          <w:sz w:val="22"/>
-                          <w:szCs w:val="36"/>
-                        </w:rPr>
-                      </w:pPr>
-                      <w:r>
-                        <w:rPr>
-                          <w:rFonts w:ascii="Times New Roman" w:hAnsi="Times New Roman" w:cs="Times New Roman"/>
-                          <w:sz w:val="22"/>
-                          <w:szCs w:val="36"/>
-                        </w:rPr>
-                        <w:t>Address: Khan Mean Chey</w:t>
-                      </w:r>
-                    </w:p>
-                    <w:p>
-                      <w:pPr>
-                        <w:pStyle w:val="ListParagraph"/>
-                        <w:numPr>
-                          <w:ilvl w:val="0"/>
-                          <w:numId w:val="1"/>
-                        </w:numPr>
-                        <w:rPr>
-                          <w:rFonts w:ascii="Times New Roman" w:hAnsi="Times New Roman" w:cs="Times New Roman"/>
-                          <w:sz w:val="22"/>
-                          <w:szCs w:val="36"/>
-                        </w:rPr>
-                      </w:pPr>
-                      <w:r>
-                        <w:rPr>
-                          <w:rFonts w:ascii="Times New Roman" w:hAnsi="Times New Roman" w:cs="Times New Roman"/>
-                          <w:sz w:val="22"/>
-                          <w:szCs w:val="36"/>
-                        </w:rPr>
-                        <w:t>Tell: 0963020711</w:t>
-                      </w:r>
-                    </w:p>
-                    <w:p>
-                      <w:pPr>
-                        <w:pStyle w:val="ListParagraph"/>
-                        <w:numPr>
-                          <w:ilvl w:val="0"/>
-                          <w:numId w:val="1"/>
-                        </w:numPr>
-                        <w:rPr>
-                          <w:rFonts w:ascii="Times New Roman" w:hAnsi="Times New Roman" w:cs="Times New Roman"/>
-                          <w:sz w:val="22"/>
-                          <w:szCs w:val="36"/>
-                        </w:rPr>
-                      </w:pPr>
-                      <w:r>
-                        <w:rPr>
-                          <w:rFonts w:ascii="Times New Roman" w:hAnsi="Times New Roman" w:cs="Times New Roman"/>
-                          <w:sz w:val="22"/>
-                          <w:szCs w:val="36"/>
-                        </w:rPr>
-                        <w:t xml:space="preserve">Email: </w:t>
-                      </w:r>
-                      <w:hyperlink r:id="rId7" w:history="1">
-                        <w:r>
-                          <w:rPr>
-                            <w:rStyle w:val="Hyperlink"/>
-                            <w:rFonts w:ascii="Times New Roman" w:hAnsi="Times New Roman" w:cs="Times New Roman"/>
-                            <w:color w:val="215E99" w:themeColor="text2" w:themeTint="BF"/>
-                            <w:sz w:val="22"/>
-                            <w:szCs w:val="36"/>
-                          </w:rPr>
-                          <w:t>rasydin77@gmail.com</w:t>
-                        </w:r>
-                      </w:hyperlink>
-                      <w:r>
-                        <w:rPr>
-                          <w:rFonts w:ascii="Times New Roman" w:hAnsi="Times New Roman" w:cs="Times New Roman"/>
-                          <w:color w:val="215E99" w:themeColor="text2" w:themeTint="BF"/>
-                          <w:sz w:val="22"/>
-                          <w:szCs w:val="36"/>
-                        </w:rPr>
-                        <w:t xml:space="preserve"> </w:t>
-                      </w:r>
-                    </w:p>
-                    <w:p>
-                      <w:pPr>
-                        <w:pStyle w:val="ListParagraph"/>
-                        <w:rPr>
-                          <w:rFonts w:ascii="Times New Roman" w:hAnsi="Times New Roman" w:cs="Times New Roman"/>
-                          <w:sz w:val="22"/>
-                          <w:szCs w:val="36"/>
-                        </w:rPr>
-                      </w:pPr>
-                    </w:p>
-                  </w:txbxContent>
-                </v:textbox>
-              </v:shape>
-            </w:pict>
-          </mc:Fallback>
-        </mc:AlternateContent>
-      </w:r>
       <w:r>
         <w:rPr>
           <w:noProof/>
@@ -4446,8 +4452,6 @@
         </mc:AlternateContent>
       </w:r>
     </w:p>
-    <w:p/>
-    <w:p/>
     <w:p>
       <w:r>
         <w:rPr>
@@ -4456,15 +4460,15 @@
         <mc:AlternateContent>
           <mc:Choice Requires="wps">
             <w:drawing>
-              <wp:anchor distT="0" distB="0" distL="114300" distR="114300" simplePos="0" relativeHeight="251669504" behindDoc="0" locked="0" layoutInCell="1" allowOverlap="1" wp14:anchorId="7CC698A2" wp14:editId="568B3FA2">
+              <wp:anchor distT="0" distB="0" distL="114300" distR="114300" simplePos="0" relativeHeight="251669504" behindDoc="0" locked="0" layoutInCell="1" allowOverlap="1" wp14:anchorId="7CC698A2" wp14:editId="4CD021FF">
                 <wp:simplePos x="0" y="0"/>
                 <wp:positionH relativeFrom="column">
                   <wp:posOffset>-668020</wp:posOffset>
                 </wp:positionH>
                 <wp:positionV relativeFrom="paragraph">
-                  <wp:posOffset>409575</wp:posOffset>
+                  <wp:posOffset>262890</wp:posOffset>
                 </wp:positionV>
-                <wp:extent cx="2325139" cy="320040"/>
+                <wp:extent cx="2324735" cy="320040"/>
                 <wp:effectExtent l="0" t="0" r="0" b="3810"/>
                 <wp:wrapNone/>
                 <wp:docPr id="15" name="Text Box 15"/>
@@ -4476,7 +4480,7 @@
                       <wps:spPr>
                         <a:xfrm>
                           <a:off x="0" y="0"/>
-                          <a:ext cx="2325139" cy="320040"/>
+                          <a:ext cx="2324735" cy="320040"/>
                         </a:xfrm>
                         <a:prstGeom prst="rect">
                           <a:avLst/>
@@ -4537,7 +4541,7 @@
           </mc:Choice>
           <mc:Fallback>
             <w:pict>
-              <v:shape w14:anchorId="7CC698A2" id="Text Box 15" o:spid="_x0000_s1045" type="#_x0000_t202" style="position:absolute;margin-left:-52.6pt;margin-top:32.25pt;width:183.1pt;height:25.2pt;z-index:251669504;visibility:visible;mso-wrap-style:square;mso-width-percent:0;mso-height-percent:0;mso-wrap-distance-left:9pt;mso-wrap-distance-top:0;mso-wrap-distance-right:9pt;mso-wrap-distance-bottom:0;mso-position-horizontal:absolute;mso-position-horizontal-relative:text;mso-position-vertical:absolute;mso-position-vertical-relative:text;mso-width-percent:0;mso-height-percent:0;mso-width-relative:margin;mso-height-relative:margin;v-text-anchor:top" o:gfxdata="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" fillcolor="#4e95d9 [1631]" stroked="f" strokeweight=".5pt">
+              <v:shape w14:anchorId="7CC698A2" id="Text Box 15" o:spid="_x0000_s1045" type="#_x0000_t202" style="position:absolute;margin-left:-52.6pt;margin-top:20.7pt;width:183.05pt;height:25.2pt;z-index:251669504;visibility:visible;mso-wrap-style:square;mso-width-percent:0;mso-height-percent:0;mso-wrap-distance-left:9pt;mso-wrap-distance-top:0;mso-wrap-distance-right:9pt;mso-wrap-distance-bottom:0;mso-position-horizontal:absolute;mso-position-horizontal-relative:text;mso-position-vertical:absolute;mso-position-vertical-relative:text;mso-width-percent:0;mso-height-percent:0;mso-width-relative:margin;mso-height-relative:margin;v-text-anchor:top" o:gfxdata="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" fillcolor="#4e95d9 [1631]" stroked="f" strokeweight=".5pt">
                 <v:textbox>
                   <w:txbxContent>
                     <w:p>
@@ -4570,7 +4574,6 @@
         </mc:AlternateContent>
       </w:r>
     </w:p>
-    <w:p/>
     <w:p>
       <w:r>
         <w:rPr>
@@ -4579,13 +4582,13 @@
         <mc:AlternateContent>
           <mc:Choice Requires="wps">
             <w:drawing>
-              <wp:anchor distT="0" distB="0" distL="114300" distR="114300" simplePos="0" relativeHeight="251670528" behindDoc="0" locked="0" layoutInCell="1" allowOverlap="1" wp14:anchorId="47497F12" wp14:editId="5F192814">
+              <wp:anchor distT="0" distB="0" distL="114300" distR="114300" simplePos="0" relativeHeight="251670528" behindDoc="0" locked="0" layoutInCell="1" allowOverlap="1" wp14:anchorId="47497F12" wp14:editId="5C19626A">
                 <wp:simplePos x="0" y="0"/>
                 <wp:positionH relativeFrom="column">
                   <wp:posOffset>-660400</wp:posOffset>
                 </wp:positionH>
                 <wp:positionV relativeFrom="paragraph">
-                  <wp:posOffset>107950</wp:posOffset>
+                  <wp:posOffset>265430</wp:posOffset>
                 </wp:positionV>
                 <wp:extent cx="2153920" cy="495300"/>
                 <wp:effectExtent l="0" t="0" r="0" b="0"/>
@@ -4691,7 +4694,7 @@
           </mc:Choice>
           <mc:Fallback>
             <w:pict>
-              <v:shape w14:anchorId="47497F12" id="Text Box 16" o:spid="_x0000_s1046" type="#_x0000_t202" style="position:absolute;margin-left:-52pt;margin-top:8.5pt;width:169.6pt;height:39pt;z-index:251670528;visibility:visible;mso-wrap-style:square;mso-width-percent:0;mso-height-percent:0;mso-wrap-distance-left:9pt;mso-wrap-distance-top:0;mso-wrap-distance-right:9pt;mso-wrap-distance-bottom:0;mso-position-horizontal:absolute;mso-position-horizontal-relative:text;mso-position-vertical:absolute;mso-position-vertical-relative:text;mso-width-percent:0;mso-height-percent:0;mso-width-relative:margin;mso-height-relative:margin;v-text-anchor:top" o:gfxdata="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" fillcolor="#d0d0d0 [2894]" stroked="f" strokeweight=".5pt">
+              <v:shape w14:anchorId="47497F12" id="Text Box 16" o:spid="_x0000_s1046" type="#_x0000_t202" style="position:absolute;margin-left:-52pt;margin-top:20.9pt;width:169.6pt;height:39pt;z-index:251670528;visibility:visible;mso-wrap-style:square;mso-width-percent:0;mso-height-percent:0;mso-wrap-distance-left:9pt;mso-wrap-distance-top:0;mso-wrap-distance-right:9pt;mso-wrap-distance-bottom:0;mso-position-horizontal:absolute;mso-position-horizontal-relative:text;mso-position-vertical:absolute;mso-position-vertical-relative:text;mso-width-percent:0;mso-height-percent:0;mso-width-relative:margin;mso-height-relative:margin;v-text-anchor:top" o:gfxdata="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" fillcolor="#d0d0d0 [2894]" stroked="f" strokeweight=".5pt">
                 <v:textbox>
                   <w:txbxContent>
                     <w:p>
@@ -4741,6 +4744,1094 @@
                     <w:p>
                       <w:pPr>
                         <w:pStyle w:val="ListParagraph"/>
+                        <w:rPr>
+                          <w:rFonts w:ascii="Times New Roman" w:hAnsi="Times New Roman" w:cs="Times New Roman"/>
+                          <w:sz w:val="22"/>
+                          <w:szCs w:val="36"/>
+                        </w:rPr>
+                      </w:pPr>
+                    </w:p>
+                  </w:txbxContent>
+                </v:textbox>
+              </v:shape>
+            </w:pict>
+          </mc:Fallback>
+        </mc:AlternateContent>
+      </w:r>
+    </w:p>
+    <w:p/>
+    <w:p>
+      <w:r>
+        <w:rPr>
+          <w:noProof/>
+        </w:rPr>
+        <mc:AlternateContent>
+          <mc:Choice Requires="wps">
+            <w:drawing>
+              <wp:anchor distT="0" distB="0" distL="114300" distR="114300" simplePos="0" relativeHeight="251671552" behindDoc="0" locked="0" layoutInCell="1" allowOverlap="1" wp14:anchorId="7951396A" wp14:editId="52AB590C">
+                <wp:simplePos x="0" y="0"/>
+                <wp:positionH relativeFrom="column">
+                  <wp:posOffset>-669290</wp:posOffset>
+                </wp:positionH>
+                <wp:positionV relativeFrom="paragraph">
+                  <wp:posOffset>186690</wp:posOffset>
+                </wp:positionV>
+                <wp:extent cx="2324100" cy="320040"/>
+                <wp:effectExtent l="0" t="0" r="0" b="3810"/>
+                <wp:wrapNone/>
+                <wp:docPr id="17" name="Text Box 17"/>
+                <wp:cNvGraphicFramePr/>
+                <a:graphic xmlns:a="http://schemas.openxmlformats.org/drawingml/2006/main">
+                  <a:graphicData uri="http://schemas.microsoft.com/office/word/2010/wordprocessingShape">
+                    <wps:wsp>
+                      <wps:cNvSpPr txBox="1"/>
+                      <wps:spPr>
+                        <a:xfrm>
+                          <a:off x="0" y="0"/>
+                          <a:ext cx="2324100" cy="320040"/>
+                        </a:xfrm>
+                        <a:prstGeom prst="rect">
+                          <a:avLst/>
+                        </a:prstGeom>
+                        <a:solidFill>
+                          <a:schemeClr val="tx2">
+                            <a:lumMod val="50000"/>
+                            <a:lumOff val="50000"/>
+                          </a:schemeClr>
+                        </a:solidFill>
+                        <a:ln w="6350">
+                          <a:noFill/>
+                        </a:ln>
+                      </wps:spPr>
+                      <wps:txbx>
+                        <w:txbxContent>
+                          <w:p>
+                            <w:pPr>
+                              <w:rPr>
+                                <w:rFonts w:ascii="Times New Roman" w:hAnsi="Times New Roman" w:cs="Times New Roman"/>
+                                <w:b/>
+                                <w:bCs/>
+                                <w:sz w:val="28"/>
+                                <w:szCs w:val="40"/>
+                              </w:rPr>
+                            </w:pPr>
+                            <w:r>
+                              <w:rPr>
+                                <w:rFonts w:ascii="Times New Roman" w:hAnsi="Times New Roman" w:cs="Times New Roman"/>
+                                <w:b/>
+                                <w:bCs/>
+                                <w:color w:val="FFFFFF" w:themeColor="background1"/>
+                                <w:sz w:val="28"/>
+                                <w:szCs w:val="40"/>
+                              </w:rPr>
+                              <w:t>REFEREES</w:t>
+                            </w:r>
+                          </w:p>
+                        </w:txbxContent>
+                      </wps:txbx>
+                      <wps:bodyPr rot="0" spcFirstLastPara="0" vertOverflow="overflow" horzOverflow="overflow" vert="horz" wrap="square" lIns="91440" tIns="45720" rIns="91440" bIns="45720" numCol="1" spcCol="0" rtlCol="0" fromWordArt="0" anchor="t" anchorCtr="0" forceAA="0" compatLnSpc="1">
+                        <a:prstTxWarp prst="textNoShape">
+                          <a:avLst/>
+                        </a:prstTxWarp>
+                        <a:noAutofit/>
+                      </wps:bodyPr>
+                    </wps:wsp>
+                  </a:graphicData>
+                </a:graphic>
+                <wp14:sizeRelH relativeFrom="margin">
+                  <wp14:pctWidth>0</wp14:pctWidth>
+                </wp14:sizeRelH>
+                <wp14:sizeRelV relativeFrom="margin">
+                  <wp14:pctHeight>0</wp14:pctHeight>
+                </wp14:sizeRelV>
+              </wp:anchor>
+            </w:drawing>
+          </mc:Choice>
+          <mc:Fallback>
+            <w:pict>
+              <v:shape w14:anchorId="7951396A" id="Text Box 17" o:spid="_x0000_s1047" type="#_x0000_t202" style="position:absolute;margin-left:-52.7pt;margin-top:14.7pt;width:183pt;height:25.2pt;z-index:251671552;visibility:visible;mso-wrap-style:square;mso-width-percent:0;mso-height-percent:0;mso-wrap-distance-left:9pt;mso-wrap-distance-top:0;mso-wrap-distance-right:9pt;mso-wrap-distance-bottom:0;mso-position-horizontal:absolute;mso-position-horizontal-relative:text;mso-position-vertical:absolute;mso-position-vertical-relative:text;mso-width-percent:0;mso-height-percent:0;mso-width-relative:margin;mso-height-relative:margin;v-text-anchor:top" o:gfxdata="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" fillcolor="#4e95d9 [1631]" stroked="f" strokeweight=".5pt">
+                <v:textbox>
+                  <w:txbxContent>
+                    <w:p>
+                      <w:pPr>
+                        <w:rPr>
+                          <w:rFonts w:ascii="Times New Roman" w:hAnsi="Times New Roman" w:cs="Times New Roman"/>
+                          <w:b/>
+                          <w:bCs/>
+                          <w:sz w:val="28"/>
+                          <w:szCs w:val="40"/>
+                        </w:rPr>
+                      </w:pPr>
+                      <w:r>
+                        <w:rPr>
+                          <w:rFonts w:ascii="Times New Roman" w:hAnsi="Times New Roman" w:cs="Times New Roman"/>
+                          <w:b/>
+                          <w:bCs/>
+                          <w:color w:val="FFFFFF" w:themeColor="background1"/>
+                          <w:sz w:val="28"/>
+                          <w:szCs w:val="40"/>
+                        </w:rPr>
+                        <w:t>REFEREES</w:t>
+                      </w:r>
+                    </w:p>
+                  </w:txbxContent>
+                </v:textbox>
+              </v:shape>
+            </w:pict>
+          </mc:Fallback>
+        </mc:AlternateContent>
+      </w:r>
+    </w:p>
+    <w:p>
+      <w:r>
+        <w:rPr>
+          <w:noProof/>
+        </w:rPr>
+        <mc:AlternateContent>
+          <mc:Choice Requires="wps">
+            <w:drawing>
+              <wp:anchor distT="0" distB="0" distL="114300" distR="114300" simplePos="0" relativeHeight="251672576" behindDoc="0" locked="0" layoutInCell="1" allowOverlap="1" wp14:anchorId="0B9B6BF4" wp14:editId="0151DD07">
+                <wp:simplePos x="0" y="0"/>
+                <wp:positionH relativeFrom="column">
+                  <wp:posOffset>-667385</wp:posOffset>
+                </wp:positionH>
+                <wp:positionV relativeFrom="paragraph">
+                  <wp:posOffset>191682</wp:posOffset>
+                </wp:positionV>
+                <wp:extent cx="2328041" cy="2599690"/>
+                <wp:effectExtent l="0" t="0" r="0" b="0"/>
+                <wp:wrapNone/>
+                <wp:docPr id="18" name="Text Box 18"/>
+                <wp:cNvGraphicFramePr/>
+                <a:graphic xmlns:a="http://schemas.openxmlformats.org/drawingml/2006/main">
+                  <a:graphicData uri="http://schemas.microsoft.com/office/word/2010/wordprocessingShape">
+                    <wps:wsp>
+                      <wps:cNvSpPr txBox="1"/>
+                      <wps:spPr>
+                        <a:xfrm>
+                          <a:off x="0" y="0"/>
+                          <a:ext cx="2328041" cy="2599690"/>
+                        </a:xfrm>
+                        <a:prstGeom prst="rect">
+                          <a:avLst/>
+                        </a:prstGeom>
+                        <a:solidFill>
+                          <a:schemeClr val="bg2">
+                            <a:lumMod val="90000"/>
+                          </a:schemeClr>
+                        </a:solidFill>
+                        <a:ln w="6350">
+                          <a:noFill/>
+                        </a:ln>
+                      </wps:spPr>
+                      <wps:txbx>
+                        <w:txbxContent>
+                          <w:p>
+                            <w:pPr>
+                              <w:pStyle w:val="ListParagraph"/>
+                              <w:numPr>
+                                <w:ilvl w:val="0"/>
+                                <w:numId w:val="6"/>
+                              </w:numPr>
+                              <w:spacing w:after="120"/>
+                              <w:rPr>
+                                <w:rFonts w:ascii="Times New Roman" w:hAnsi="Times New Roman" w:cs="Times New Roman"/>
+                                <w:sz w:val="22"/>
+                                <w:szCs w:val="36"/>
+                              </w:rPr>
+                            </w:pPr>
+                            <w:r>
+                              <w:rPr>
+                                <w:rFonts w:ascii="Times New Roman" w:hAnsi="Times New Roman" w:cs="Times New Roman"/>
+                                <w:sz w:val="22"/>
+                                <w:szCs w:val="36"/>
+                              </w:rPr>
+                              <w:t xml:space="preserve">Mr. </w:t>
+                            </w:r>
+                            <w:r>
+                              <w:rPr>
+                                <w:rFonts w:ascii="Times New Roman" w:hAnsi="Times New Roman" w:cs="Times New Roman"/>
+                                <w:sz w:val="22"/>
+                                <w:szCs w:val="36"/>
+                              </w:rPr>
+                              <w:t xml:space="preserve">CHUN </w:t>
+                            </w:r>
+                            <w:proofErr w:type="spellStart"/>
+                            <w:r>
+                              <w:rPr>
+                                <w:rFonts w:ascii="Times New Roman" w:hAnsi="Times New Roman" w:cs="Times New Roman"/>
+                                <w:sz w:val="22"/>
+                                <w:szCs w:val="36"/>
+                              </w:rPr>
+                              <w:t>Thavorac</w:t>
+                            </w:r>
+                            <w:proofErr w:type="spellEnd"/>
+                            <w:r>
+                              <w:rPr>
+                                <w:rFonts w:ascii="Times New Roman" w:hAnsi="Times New Roman" w:cs="Times New Roman"/>
+                                <w:sz w:val="22"/>
+                                <w:szCs w:val="36"/>
+                              </w:rPr>
+                              <w:t xml:space="preserve"> </w:t>
+                            </w:r>
+                          </w:p>
+                          <w:p>
+                            <w:pPr>
+                              <w:spacing w:after="120"/>
+                              <w:rPr>
+                                <w:rFonts w:ascii="Times New Roman" w:hAnsi="Times New Roman" w:cs="Times New Roman"/>
+                                <w:sz w:val="22"/>
+                                <w:szCs w:val="36"/>
+                              </w:rPr>
+                            </w:pPr>
+                            <w:r>
+                              <w:rPr>
+                                <w:rFonts w:ascii="Times New Roman" w:hAnsi="Times New Roman" w:cs="Times New Roman"/>
+                                <w:sz w:val="22"/>
+                                <w:szCs w:val="36"/>
+                              </w:rPr>
+                              <w:t>Lecturer</w:t>
+                            </w:r>
+                            <w:r>
+                              <w:rPr>
+                                <w:rFonts w:ascii="Times New Roman" w:hAnsi="Times New Roman" w:cs="Times New Roman"/>
+                                <w:sz w:val="22"/>
+                                <w:szCs w:val="36"/>
+                              </w:rPr>
+                              <w:t xml:space="preserve"> </w:t>
+                            </w:r>
+                            <w:r>
+                              <w:rPr>
+                                <w:rFonts w:ascii="Times New Roman" w:hAnsi="Times New Roman" w:cs="Times New Roman"/>
+                                <w:sz w:val="22"/>
+                                <w:szCs w:val="36"/>
+                              </w:rPr>
+                              <w:t xml:space="preserve">– </w:t>
+                            </w:r>
+                            <w:r>
+                              <w:rPr>
+                                <w:rFonts w:ascii="Times New Roman" w:hAnsi="Times New Roman" w:cs="Times New Roman"/>
+                                <w:sz w:val="22"/>
+                                <w:szCs w:val="36"/>
+                              </w:rPr>
+                              <w:t>Internet Programming</w:t>
+                            </w:r>
+                          </w:p>
+                          <w:p>
+                            <w:pPr>
+                              <w:spacing w:after="120"/>
+                              <w:rPr>
+                                <w:rFonts w:ascii="Times New Roman" w:hAnsi="Times New Roman" w:cs="Times New Roman"/>
+                                <w:sz w:val="22"/>
+                                <w:szCs w:val="36"/>
+                              </w:rPr>
+                            </w:pPr>
+                            <w:r>
+                              <w:rPr>
+                                <w:rFonts w:ascii="Times New Roman" w:hAnsi="Times New Roman" w:cs="Times New Roman"/>
+                                <w:sz w:val="22"/>
+                                <w:szCs w:val="36"/>
+                              </w:rPr>
+                              <w:t>Institute of Technology of Cambodia</w:t>
+                            </w:r>
+                          </w:p>
+                          <w:p>
+                            <w:pPr>
+                              <w:spacing w:after="120"/>
+                              <w:rPr>
+                                <w:rFonts w:ascii="Times New Roman" w:hAnsi="Times New Roman" w:cs="Times New Roman"/>
+                                <w:color w:val="215E99" w:themeColor="text2" w:themeTint="BF"/>
+                                <w:sz w:val="22"/>
+                                <w:szCs w:val="36"/>
+                              </w:rPr>
+                            </w:pPr>
+                            <w:r>
+                              <w:rPr>
+                                <w:rFonts w:ascii="Times New Roman" w:hAnsi="Times New Roman" w:cs="Times New Roman"/>
+                                <w:sz w:val="22"/>
+                                <w:szCs w:val="36"/>
+                              </w:rPr>
+                              <w:t xml:space="preserve">Email: </w:t>
+                            </w:r>
+                            <w:hyperlink r:id="rId8" w:history="1">
+                              <w:r>
+                                <w:rPr>
+                                  <w:rStyle w:val="Hyperlink"/>
+                                  <w:rFonts w:ascii="Times New Roman" w:hAnsi="Times New Roman" w:cs="Times New Roman"/>
+                                  <w:color w:val="215E99" w:themeColor="text2" w:themeTint="BF"/>
+                                </w:rPr>
+                                <w:t>thavorac.chun@gmail.com</w:t>
+                              </w:r>
+                            </w:hyperlink>
+                            <w:r>
+                              <w:rPr>
+                                <w:rFonts w:ascii="Times New Roman" w:hAnsi="Times New Roman" w:cs="Times New Roman"/>
+                                <w:color w:val="215E99" w:themeColor="text2" w:themeTint="BF"/>
+                              </w:rPr>
+                              <w:t xml:space="preserve"> </w:t>
+                            </w:r>
+                          </w:p>
+                          <w:p>
+                            <w:pPr>
+                              <w:spacing w:after="120"/>
+                              <w:rPr>
+                                <w:rFonts w:ascii="Times New Roman" w:hAnsi="Times New Roman" w:cs="Times New Roman"/>
+                                <w:sz w:val="22"/>
+                                <w:szCs w:val="36"/>
+                              </w:rPr>
+                            </w:pPr>
+                            <w:r>
+                              <w:rPr>
+                                <w:rFonts w:ascii="Times New Roman" w:hAnsi="Times New Roman" w:cs="Times New Roman"/>
+                                <w:sz w:val="22"/>
+                                <w:szCs w:val="36"/>
+                              </w:rPr>
+                              <w:t>Phone</w:t>
+                            </w:r>
+                            <w:r>
+                              <w:rPr>
+                                <w:rFonts w:ascii="Times New Roman" w:hAnsi="Times New Roman" w:cs="Times New Roman"/>
+                                <w:sz w:val="22"/>
+                                <w:szCs w:val="36"/>
+                              </w:rPr>
+                              <w:t>:  0966000880</w:t>
+                            </w:r>
+                          </w:p>
+                          <w:p>
+                            <w:pPr>
+                              <w:pStyle w:val="ListParagraph"/>
+                              <w:numPr>
+                                <w:ilvl w:val="0"/>
+                                <w:numId w:val="7"/>
+                              </w:numPr>
+                              <w:spacing w:after="120"/>
+                              <w:rPr>
+                                <w:rFonts w:ascii="Times New Roman" w:hAnsi="Times New Roman" w:cs="Times New Roman"/>
+                                <w:sz w:val="22"/>
+                                <w:szCs w:val="36"/>
+                              </w:rPr>
+                            </w:pPr>
+                            <w:r>
+                              <w:rPr>
+                                <w:rFonts w:ascii="Times New Roman" w:hAnsi="Times New Roman" w:cs="Times New Roman"/>
+                                <w:sz w:val="22"/>
+                                <w:szCs w:val="36"/>
+                              </w:rPr>
+                              <w:t xml:space="preserve">Mr. Sam </w:t>
+                            </w:r>
+                            <w:proofErr w:type="spellStart"/>
+                            <w:r>
+                              <w:rPr>
+                                <w:rFonts w:ascii="Times New Roman" w:hAnsi="Times New Roman" w:cs="Times New Roman"/>
+                                <w:sz w:val="22"/>
+                                <w:szCs w:val="36"/>
+                              </w:rPr>
+                              <w:t>Serei</w:t>
+                            </w:r>
+                            <w:proofErr w:type="spellEnd"/>
+                            <w:r>
+                              <w:rPr>
+                                <w:rFonts w:ascii="Times New Roman" w:hAnsi="Times New Roman" w:cs="Times New Roman"/>
+                                <w:sz w:val="22"/>
+                                <w:szCs w:val="36"/>
+                              </w:rPr>
+                              <w:t xml:space="preserve"> </w:t>
+                            </w:r>
+                            <w:proofErr w:type="spellStart"/>
+                            <w:r>
+                              <w:rPr>
+                                <w:rFonts w:ascii="Times New Roman" w:hAnsi="Times New Roman" w:cs="Times New Roman"/>
+                                <w:sz w:val="22"/>
+                                <w:szCs w:val="36"/>
+                              </w:rPr>
+                              <w:t>Odam</w:t>
+                            </w:r>
+                            <w:proofErr w:type="spellEnd"/>
+                          </w:p>
+                          <w:p>
+                            <w:pPr>
+                              <w:spacing w:after="120"/>
+                              <w:rPr>
+                                <w:rFonts w:ascii="Times New Roman" w:hAnsi="Times New Roman" w:cs="Times New Roman"/>
+                                <w:sz w:val="22"/>
+                                <w:szCs w:val="36"/>
+                              </w:rPr>
+                            </w:pPr>
+                            <w:r>
+                              <w:rPr>
+                                <w:rFonts w:ascii="Times New Roman" w:hAnsi="Times New Roman" w:cs="Times New Roman"/>
+                                <w:sz w:val="22"/>
+                                <w:szCs w:val="36"/>
+                              </w:rPr>
+                              <w:t xml:space="preserve">Manager – </w:t>
+                            </w:r>
+                            <w:proofErr w:type="spellStart"/>
+                            <w:r>
+                              <w:rPr>
+                                <w:rFonts w:ascii="Times New Roman" w:hAnsi="Times New Roman" w:cs="Times New Roman"/>
+                                <w:sz w:val="22"/>
+                                <w:szCs w:val="36"/>
+                              </w:rPr>
+                              <w:t>Chrong</w:t>
+                            </w:r>
+                            <w:proofErr w:type="spellEnd"/>
+                            <w:r>
+                              <w:rPr>
+                                <w:rFonts w:ascii="Times New Roman" w:hAnsi="Times New Roman" w:cs="Times New Roman"/>
+                                <w:sz w:val="22"/>
+                                <w:szCs w:val="36"/>
+                              </w:rPr>
+                              <w:t xml:space="preserve"> </w:t>
+                            </w:r>
+                            <w:proofErr w:type="spellStart"/>
+                            <w:r>
+                              <w:rPr>
+                                <w:rFonts w:ascii="Times New Roman" w:hAnsi="Times New Roman" w:cs="Times New Roman"/>
+                                <w:sz w:val="22"/>
+                                <w:szCs w:val="36"/>
+                              </w:rPr>
+                              <w:t>Baitong</w:t>
+                            </w:r>
+                            <w:proofErr w:type="spellEnd"/>
+                          </w:p>
+                          <w:p>
+                            <w:pPr>
+                              <w:spacing w:after="120"/>
+                              <w:rPr>
+                                <w:rFonts w:ascii="Times New Roman" w:hAnsi="Times New Roman" w:cs="Times New Roman"/>
+                                <w:sz w:val="22"/>
+                                <w:szCs w:val="36"/>
+                              </w:rPr>
+                            </w:pPr>
+                            <w:r>
+                              <w:rPr>
+                                <w:rFonts w:ascii="Times New Roman" w:hAnsi="Times New Roman" w:cs="Times New Roman"/>
+                                <w:sz w:val="22"/>
+                                <w:szCs w:val="36"/>
+                              </w:rPr>
+                              <w:t xml:space="preserve">Email: </w:t>
+                            </w:r>
+                            <w:hyperlink r:id="rId9" w:history="1">
+                              <w:r>
+                                <w:rPr>
+                                  <w:rStyle w:val="Hyperlink"/>
+                                  <w:rFonts w:ascii="Times New Roman" w:hAnsi="Times New Roman" w:cs="Times New Roman"/>
+                                  <w:color w:val="215E99" w:themeColor="text2" w:themeTint="BF"/>
+                                  <w:sz w:val="22"/>
+                                  <w:szCs w:val="36"/>
+                                </w:rPr>
+                                <w:t>Chrongbaitong@gmail.com</w:t>
+                              </w:r>
+                            </w:hyperlink>
+                          </w:p>
+                          <w:p>
+                            <w:pPr>
+                              <w:spacing w:after="120"/>
+                              <w:rPr>
+                                <w:rFonts w:ascii="Times New Roman" w:hAnsi="Times New Roman" w:cs="Times New Roman"/>
+                                <w:sz w:val="22"/>
+                                <w:szCs w:val="36"/>
+                              </w:rPr>
+                            </w:pPr>
+                            <w:r>
+                              <w:rPr>
+                                <w:rFonts w:ascii="Times New Roman" w:hAnsi="Times New Roman" w:cs="Times New Roman"/>
+                                <w:sz w:val="22"/>
+                                <w:szCs w:val="36"/>
+                              </w:rPr>
+                              <w:t>Phone</w:t>
+                            </w:r>
+                            <w:r>
+                              <w:rPr>
+                                <w:rFonts w:ascii="Times New Roman" w:hAnsi="Times New Roman" w:cs="Times New Roman"/>
+                                <w:sz w:val="22"/>
+                                <w:szCs w:val="36"/>
+                              </w:rPr>
+                              <w:t>:  069924168</w:t>
+                            </w:r>
+                          </w:p>
+                          <w:p>
+                            <w:pPr>
+                              <w:pStyle w:val="ListParagraph"/>
+                              <w:spacing w:after="120"/>
+                              <w:ind w:left="1080"/>
+                              <w:rPr>
+                                <w:rFonts w:ascii="Times New Roman" w:hAnsi="Times New Roman" w:cs="Times New Roman"/>
+                                <w:sz w:val="22"/>
+                                <w:szCs w:val="36"/>
+                              </w:rPr>
+                            </w:pPr>
+                          </w:p>
+                          <w:p>
+                            <w:pPr>
+                              <w:pStyle w:val="ListParagraph"/>
+                              <w:spacing w:after="120"/>
+                              <w:ind w:left="1080"/>
+                              <w:rPr>
+                                <w:rFonts w:ascii="Times New Roman" w:hAnsi="Times New Roman" w:cs="Times New Roman"/>
+                                <w:sz w:val="22"/>
+                                <w:szCs w:val="36"/>
+                              </w:rPr>
+                            </w:pPr>
+                          </w:p>
+                          <w:p>
+                            <w:pPr>
+                              <w:pStyle w:val="ListParagraph"/>
+                              <w:spacing w:after="120"/>
+                              <w:ind w:left="1080"/>
+                              <w:rPr>
+                                <w:rFonts w:ascii="Times New Roman" w:hAnsi="Times New Roman" w:cs="Times New Roman"/>
+                                <w:sz w:val="22"/>
+                                <w:szCs w:val="36"/>
+                              </w:rPr>
+                            </w:pPr>
+                          </w:p>
+                          <w:p>
+                            <w:pPr>
+                              <w:pStyle w:val="ListParagraph"/>
+                              <w:spacing w:after="120"/>
+                              <w:ind w:left="1080"/>
+                              <w:rPr>
+                                <w:rFonts w:ascii="Times New Roman" w:hAnsi="Times New Roman" w:cs="Times New Roman"/>
+                                <w:sz w:val="22"/>
+                                <w:szCs w:val="36"/>
+                              </w:rPr>
+                            </w:pPr>
+                          </w:p>
+                          <w:p>
+                            <w:pPr>
+                              <w:pStyle w:val="ListParagraph"/>
+                              <w:spacing w:after="120"/>
+                              <w:ind w:left="1080"/>
+                              <w:rPr>
+                                <w:rFonts w:ascii="Times New Roman" w:hAnsi="Times New Roman" w:cs="Times New Roman"/>
+                                <w:sz w:val="22"/>
+                                <w:szCs w:val="36"/>
+                              </w:rPr>
+                            </w:pPr>
+                          </w:p>
+                          <w:p>
+                            <w:pPr>
+                              <w:pStyle w:val="ListParagraph"/>
+                              <w:spacing w:after="120"/>
+                              <w:ind w:left="1080"/>
+                              <w:rPr>
+                                <w:rFonts w:ascii="Times New Roman" w:hAnsi="Times New Roman" w:cs="Times New Roman"/>
+                                <w:sz w:val="22"/>
+                                <w:szCs w:val="36"/>
+                              </w:rPr>
+                            </w:pPr>
+                          </w:p>
+                          <w:p>
+                            <w:pPr>
+                              <w:pStyle w:val="ListParagraph"/>
+                              <w:spacing w:after="120"/>
+                              <w:ind w:left="1080"/>
+                              <w:rPr>
+                                <w:rFonts w:ascii="Times New Roman" w:hAnsi="Times New Roman" w:cs="Times New Roman"/>
+                                <w:sz w:val="22"/>
+                                <w:szCs w:val="36"/>
+                              </w:rPr>
+                            </w:pPr>
+                          </w:p>
+                          <w:p>
+                            <w:pPr>
+                              <w:pStyle w:val="ListParagraph"/>
+                              <w:spacing w:after="120"/>
+                              <w:ind w:left="1080"/>
+                              <w:rPr>
+                                <w:rFonts w:ascii="Times New Roman" w:hAnsi="Times New Roman" w:cs="Times New Roman"/>
+                                <w:sz w:val="22"/>
+                                <w:szCs w:val="36"/>
+                              </w:rPr>
+                            </w:pPr>
+                          </w:p>
+                          <w:p>
+                            <w:pPr>
+                              <w:pStyle w:val="ListParagraph"/>
+                              <w:spacing w:after="120"/>
+                              <w:ind w:left="1080"/>
+                              <w:rPr>
+                                <w:rFonts w:ascii="Times New Roman" w:hAnsi="Times New Roman" w:cs="Times New Roman"/>
+                                <w:sz w:val="22"/>
+                                <w:szCs w:val="36"/>
+                              </w:rPr>
+                            </w:pPr>
+                          </w:p>
+                          <w:p>
+                            <w:pPr>
+                              <w:pStyle w:val="ListParagraph"/>
+                              <w:spacing w:after="120"/>
+                              <w:ind w:left="1080"/>
+                              <w:rPr>
+                                <w:rFonts w:ascii="Times New Roman" w:hAnsi="Times New Roman" w:cs="Times New Roman"/>
+                                <w:sz w:val="22"/>
+                                <w:szCs w:val="36"/>
+                              </w:rPr>
+                            </w:pPr>
+                          </w:p>
+                        </w:txbxContent>
+                      </wps:txbx>
+                      <wps:bodyPr rot="0" spcFirstLastPara="0" vertOverflow="overflow" horzOverflow="overflow" vert="horz" wrap="square" lIns="91440" tIns="45720" rIns="91440" bIns="45720" numCol="1" spcCol="0" rtlCol="0" fromWordArt="0" anchor="t" anchorCtr="0" forceAA="0" compatLnSpc="1">
+                        <a:prstTxWarp prst="textNoShape">
+                          <a:avLst/>
+                        </a:prstTxWarp>
+                        <a:noAutofit/>
+                      </wps:bodyPr>
+                    </wps:wsp>
+                  </a:graphicData>
+                </a:graphic>
+                <wp14:sizeRelH relativeFrom="margin">
+                  <wp14:pctWidth>0</wp14:pctWidth>
+                </wp14:sizeRelH>
+                <wp14:sizeRelV relativeFrom="margin">
+                  <wp14:pctHeight>0</wp14:pctHeight>
+                </wp14:sizeRelV>
+              </wp:anchor>
+            </w:drawing>
+          </mc:Choice>
+          <mc:Fallback>
+            <w:pict>
+              <v:shape w14:anchorId="0B9B6BF4" id="Text Box 18" o:spid="_x0000_s1048" type="#_x0000_t202" style="position:absolute;margin-left:-52.55pt;margin-top:15.1pt;width:183.3pt;height:204.7pt;z-index:251672576;visibility:visible;mso-wrap-style:square;mso-width-percent:0;mso-height-percent:0;mso-wrap-distance-left:9pt;mso-wrap-distance-top:0;mso-wrap-distance-right:9pt;mso-wrap-distance-bottom:0;mso-position-horizontal:absolute;mso-position-horizontal-relative:text;mso-position-vertical:absolute;mso-position-vertical-relative:text;mso-width-percent:0;mso-height-percent:0;mso-width-relative:margin;mso-height-relative:margin;v-text-anchor:top" o:gfxdata="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" fillcolor="#d0d0d0 [2894]" stroked="f" strokeweight=".5pt">
+                <v:textbox>
+                  <w:txbxContent>
+                    <w:p>
+                      <w:pPr>
+                        <w:pStyle w:val="ListParagraph"/>
+                        <w:numPr>
+                          <w:ilvl w:val="0"/>
+                          <w:numId w:val="6"/>
+                        </w:numPr>
+                        <w:spacing w:after="120"/>
+                        <w:rPr>
+                          <w:rFonts w:ascii="Times New Roman" w:hAnsi="Times New Roman" w:cs="Times New Roman"/>
+                          <w:sz w:val="22"/>
+                          <w:szCs w:val="36"/>
+                        </w:rPr>
+                      </w:pPr>
+                      <w:r>
+                        <w:rPr>
+                          <w:rFonts w:ascii="Times New Roman" w:hAnsi="Times New Roman" w:cs="Times New Roman"/>
+                          <w:sz w:val="22"/>
+                          <w:szCs w:val="36"/>
+                        </w:rPr>
+                        <w:t xml:space="preserve">Mr. </w:t>
+                      </w:r>
+                      <w:r>
+                        <w:rPr>
+                          <w:rFonts w:ascii="Times New Roman" w:hAnsi="Times New Roman" w:cs="Times New Roman"/>
+                          <w:sz w:val="22"/>
+                          <w:szCs w:val="36"/>
+                        </w:rPr>
+                        <w:t xml:space="preserve">CHUN </w:t>
+                      </w:r>
+                      <w:proofErr w:type="spellStart"/>
+                      <w:r>
+                        <w:rPr>
+                          <w:rFonts w:ascii="Times New Roman" w:hAnsi="Times New Roman" w:cs="Times New Roman"/>
+                          <w:sz w:val="22"/>
+                          <w:szCs w:val="36"/>
+                        </w:rPr>
+                        <w:t>Thavorac</w:t>
+                      </w:r>
+                      <w:proofErr w:type="spellEnd"/>
+                      <w:r>
+                        <w:rPr>
+                          <w:rFonts w:ascii="Times New Roman" w:hAnsi="Times New Roman" w:cs="Times New Roman"/>
+                          <w:sz w:val="22"/>
+                          <w:szCs w:val="36"/>
+                        </w:rPr>
+                        <w:t xml:space="preserve"> </w:t>
+                      </w:r>
+                    </w:p>
+                    <w:p>
+                      <w:pPr>
+                        <w:spacing w:after="120"/>
+                        <w:rPr>
+                          <w:rFonts w:ascii="Times New Roman" w:hAnsi="Times New Roman" w:cs="Times New Roman"/>
+                          <w:sz w:val="22"/>
+                          <w:szCs w:val="36"/>
+                        </w:rPr>
+                      </w:pPr>
+                      <w:r>
+                        <w:rPr>
+                          <w:rFonts w:ascii="Times New Roman" w:hAnsi="Times New Roman" w:cs="Times New Roman"/>
+                          <w:sz w:val="22"/>
+                          <w:szCs w:val="36"/>
+                        </w:rPr>
+                        <w:t>Lecturer</w:t>
+                      </w:r>
+                      <w:r>
+                        <w:rPr>
+                          <w:rFonts w:ascii="Times New Roman" w:hAnsi="Times New Roman" w:cs="Times New Roman"/>
+                          <w:sz w:val="22"/>
+                          <w:szCs w:val="36"/>
+                        </w:rPr>
+                        <w:t xml:space="preserve"> </w:t>
+                      </w:r>
+                      <w:r>
+                        <w:rPr>
+                          <w:rFonts w:ascii="Times New Roman" w:hAnsi="Times New Roman" w:cs="Times New Roman"/>
+                          <w:sz w:val="22"/>
+                          <w:szCs w:val="36"/>
+                        </w:rPr>
+                        <w:t xml:space="preserve">– </w:t>
+                      </w:r>
+                      <w:r>
+                        <w:rPr>
+                          <w:rFonts w:ascii="Times New Roman" w:hAnsi="Times New Roman" w:cs="Times New Roman"/>
+                          <w:sz w:val="22"/>
+                          <w:szCs w:val="36"/>
+                        </w:rPr>
+                        <w:t>Internet Programming</w:t>
+                      </w:r>
+                    </w:p>
+                    <w:p>
+                      <w:pPr>
+                        <w:spacing w:after="120"/>
+                        <w:rPr>
+                          <w:rFonts w:ascii="Times New Roman" w:hAnsi="Times New Roman" w:cs="Times New Roman"/>
+                          <w:sz w:val="22"/>
+                          <w:szCs w:val="36"/>
+                        </w:rPr>
+                      </w:pPr>
+                      <w:r>
+                        <w:rPr>
+                          <w:rFonts w:ascii="Times New Roman" w:hAnsi="Times New Roman" w:cs="Times New Roman"/>
+                          <w:sz w:val="22"/>
+                          <w:szCs w:val="36"/>
+                        </w:rPr>
+                        <w:t>Institute of Technology of Cambodia</w:t>
+                      </w:r>
+                    </w:p>
+                    <w:p>
+                      <w:pPr>
+                        <w:spacing w:after="120"/>
+                        <w:rPr>
+                          <w:rFonts w:ascii="Times New Roman" w:hAnsi="Times New Roman" w:cs="Times New Roman"/>
+                          <w:color w:val="215E99" w:themeColor="text2" w:themeTint="BF"/>
+                          <w:sz w:val="22"/>
+                          <w:szCs w:val="36"/>
+                        </w:rPr>
+                      </w:pPr>
+                      <w:r>
+                        <w:rPr>
+                          <w:rFonts w:ascii="Times New Roman" w:hAnsi="Times New Roman" w:cs="Times New Roman"/>
+                          <w:sz w:val="22"/>
+                          <w:szCs w:val="36"/>
+                        </w:rPr>
+                        <w:t xml:space="preserve">Email: </w:t>
+                      </w:r>
+                      <w:hyperlink r:id="rId10" w:history="1">
+                        <w:r>
+                          <w:rPr>
+                            <w:rStyle w:val="Hyperlink"/>
+                            <w:rFonts w:ascii="Times New Roman" w:hAnsi="Times New Roman" w:cs="Times New Roman"/>
+                            <w:color w:val="215E99" w:themeColor="text2" w:themeTint="BF"/>
+                          </w:rPr>
+                          <w:t>thavorac.chun@gmail.com</w:t>
+                        </w:r>
+                      </w:hyperlink>
+                      <w:r>
+                        <w:rPr>
+                          <w:rFonts w:ascii="Times New Roman" w:hAnsi="Times New Roman" w:cs="Times New Roman"/>
+                          <w:color w:val="215E99" w:themeColor="text2" w:themeTint="BF"/>
+                        </w:rPr>
+                        <w:t xml:space="preserve"> </w:t>
+                      </w:r>
+                    </w:p>
+                    <w:p>
+                      <w:pPr>
+                        <w:spacing w:after="120"/>
+                        <w:rPr>
+                          <w:rFonts w:ascii="Times New Roman" w:hAnsi="Times New Roman" w:cs="Times New Roman"/>
+                          <w:sz w:val="22"/>
+                          <w:szCs w:val="36"/>
+                        </w:rPr>
+                      </w:pPr>
+                      <w:r>
+                        <w:rPr>
+                          <w:rFonts w:ascii="Times New Roman" w:hAnsi="Times New Roman" w:cs="Times New Roman"/>
+                          <w:sz w:val="22"/>
+                          <w:szCs w:val="36"/>
+                        </w:rPr>
+                        <w:t>Phone</w:t>
+                      </w:r>
+                      <w:r>
+                        <w:rPr>
+                          <w:rFonts w:ascii="Times New Roman" w:hAnsi="Times New Roman" w:cs="Times New Roman"/>
+                          <w:sz w:val="22"/>
+                          <w:szCs w:val="36"/>
+                        </w:rPr>
+                        <w:t>:  0966000880</w:t>
+                      </w:r>
+                    </w:p>
+                    <w:p>
+                      <w:pPr>
+                        <w:pStyle w:val="ListParagraph"/>
+                        <w:numPr>
+                          <w:ilvl w:val="0"/>
+                          <w:numId w:val="7"/>
+                        </w:numPr>
+                        <w:spacing w:after="120"/>
+                        <w:rPr>
+                          <w:rFonts w:ascii="Times New Roman" w:hAnsi="Times New Roman" w:cs="Times New Roman"/>
+                          <w:sz w:val="22"/>
+                          <w:szCs w:val="36"/>
+                        </w:rPr>
+                      </w:pPr>
+                      <w:r>
+                        <w:rPr>
+                          <w:rFonts w:ascii="Times New Roman" w:hAnsi="Times New Roman" w:cs="Times New Roman"/>
+                          <w:sz w:val="22"/>
+                          <w:szCs w:val="36"/>
+                        </w:rPr>
+                        <w:t xml:space="preserve">Mr. Sam </w:t>
+                      </w:r>
+                      <w:proofErr w:type="spellStart"/>
+                      <w:r>
+                        <w:rPr>
+                          <w:rFonts w:ascii="Times New Roman" w:hAnsi="Times New Roman" w:cs="Times New Roman"/>
+                          <w:sz w:val="22"/>
+                          <w:szCs w:val="36"/>
+                        </w:rPr>
+                        <w:t>Serei</w:t>
+                      </w:r>
+                      <w:proofErr w:type="spellEnd"/>
+                      <w:r>
+                        <w:rPr>
+                          <w:rFonts w:ascii="Times New Roman" w:hAnsi="Times New Roman" w:cs="Times New Roman"/>
+                          <w:sz w:val="22"/>
+                          <w:szCs w:val="36"/>
+                        </w:rPr>
+                        <w:t xml:space="preserve"> </w:t>
+                      </w:r>
+                      <w:proofErr w:type="spellStart"/>
+                      <w:r>
+                        <w:rPr>
+                          <w:rFonts w:ascii="Times New Roman" w:hAnsi="Times New Roman" w:cs="Times New Roman"/>
+                          <w:sz w:val="22"/>
+                          <w:szCs w:val="36"/>
+                        </w:rPr>
+                        <w:t>Odam</w:t>
+                      </w:r>
+                      <w:proofErr w:type="spellEnd"/>
+                    </w:p>
+                    <w:p>
+                      <w:pPr>
+                        <w:spacing w:after="120"/>
+                        <w:rPr>
+                          <w:rFonts w:ascii="Times New Roman" w:hAnsi="Times New Roman" w:cs="Times New Roman"/>
+                          <w:sz w:val="22"/>
+                          <w:szCs w:val="36"/>
+                        </w:rPr>
+                      </w:pPr>
+                      <w:r>
+                        <w:rPr>
+                          <w:rFonts w:ascii="Times New Roman" w:hAnsi="Times New Roman" w:cs="Times New Roman"/>
+                          <w:sz w:val="22"/>
+                          <w:szCs w:val="36"/>
+                        </w:rPr>
+                        <w:t xml:space="preserve">Manager – </w:t>
+                      </w:r>
+                      <w:proofErr w:type="spellStart"/>
+                      <w:r>
+                        <w:rPr>
+                          <w:rFonts w:ascii="Times New Roman" w:hAnsi="Times New Roman" w:cs="Times New Roman"/>
+                          <w:sz w:val="22"/>
+                          <w:szCs w:val="36"/>
+                        </w:rPr>
+                        <w:t>Chrong</w:t>
+                      </w:r>
+                      <w:proofErr w:type="spellEnd"/>
+                      <w:r>
+                        <w:rPr>
+                          <w:rFonts w:ascii="Times New Roman" w:hAnsi="Times New Roman" w:cs="Times New Roman"/>
+                          <w:sz w:val="22"/>
+                          <w:szCs w:val="36"/>
+                        </w:rPr>
+                        <w:t xml:space="preserve"> </w:t>
+                      </w:r>
+                      <w:proofErr w:type="spellStart"/>
+                      <w:r>
+                        <w:rPr>
+                          <w:rFonts w:ascii="Times New Roman" w:hAnsi="Times New Roman" w:cs="Times New Roman"/>
+                          <w:sz w:val="22"/>
+                          <w:szCs w:val="36"/>
+                        </w:rPr>
+                        <w:t>Baitong</w:t>
+                      </w:r>
+                      <w:proofErr w:type="spellEnd"/>
+                    </w:p>
+                    <w:p>
+                      <w:pPr>
+                        <w:spacing w:after="120"/>
+                        <w:rPr>
+                          <w:rFonts w:ascii="Times New Roman" w:hAnsi="Times New Roman" w:cs="Times New Roman"/>
+                          <w:sz w:val="22"/>
+                          <w:szCs w:val="36"/>
+                        </w:rPr>
+                      </w:pPr>
+                      <w:r>
+                        <w:rPr>
+                          <w:rFonts w:ascii="Times New Roman" w:hAnsi="Times New Roman" w:cs="Times New Roman"/>
+                          <w:sz w:val="22"/>
+                          <w:szCs w:val="36"/>
+                        </w:rPr>
+                        <w:t xml:space="preserve">Email: </w:t>
+                      </w:r>
+                      <w:hyperlink r:id="rId11" w:history="1">
+                        <w:r>
+                          <w:rPr>
+                            <w:rStyle w:val="Hyperlink"/>
+                            <w:rFonts w:ascii="Times New Roman" w:hAnsi="Times New Roman" w:cs="Times New Roman"/>
+                            <w:color w:val="215E99" w:themeColor="text2" w:themeTint="BF"/>
+                            <w:sz w:val="22"/>
+                            <w:szCs w:val="36"/>
+                          </w:rPr>
+                          <w:t>Chrongbaitong@gmail.com</w:t>
+                        </w:r>
+                      </w:hyperlink>
+                    </w:p>
+                    <w:p>
+                      <w:pPr>
+                        <w:spacing w:after="120"/>
+                        <w:rPr>
+                          <w:rFonts w:ascii="Times New Roman" w:hAnsi="Times New Roman" w:cs="Times New Roman"/>
+                          <w:sz w:val="22"/>
+                          <w:szCs w:val="36"/>
+                        </w:rPr>
+                      </w:pPr>
+                      <w:r>
+                        <w:rPr>
+                          <w:rFonts w:ascii="Times New Roman" w:hAnsi="Times New Roman" w:cs="Times New Roman"/>
+                          <w:sz w:val="22"/>
+                          <w:szCs w:val="36"/>
+                        </w:rPr>
+                        <w:t>Phone</w:t>
+                      </w:r>
+                      <w:r>
+                        <w:rPr>
+                          <w:rFonts w:ascii="Times New Roman" w:hAnsi="Times New Roman" w:cs="Times New Roman"/>
+                          <w:sz w:val="22"/>
+                          <w:szCs w:val="36"/>
+                        </w:rPr>
+                        <w:t>:  069924168</w:t>
+                      </w:r>
+                    </w:p>
+                    <w:p>
+                      <w:pPr>
+                        <w:pStyle w:val="ListParagraph"/>
+                        <w:spacing w:after="120"/>
+                        <w:ind w:left="1080"/>
+                        <w:rPr>
+                          <w:rFonts w:ascii="Times New Roman" w:hAnsi="Times New Roman" w:cs="Times New Roman"/>
+                          <w:sz w:val="22"/>
+                          <w:szCs w:val="36"/>
+                        </w:rPr>
+                      </w:pPr>
+                    </w:p>
+                    <w:p>
+                      <w:pPr>
+                        <w:pStyle w:val="ListParagraph"/>
+                        <w:spacing w:after="120"/>
+                        <w:ind w:left="1080"/>
+                        <w:rPr>
+                          <w:rFonts w:ascii="Times New Roman" w:hAnsi="Times New Roman" w:cs="Times New Roman"/>
+                          <w:sz w:val="22"/>
+                          <w:szCs w:val="36"/>
+                        </w:rPr>
+                      </w:pPr>
+                    </w:p>
+                    <w:p>
+                      <w:pPr>
+                        <w:pStyle w:val="ListParagraph"/>
+                        <w:spacing w:after="120"/>
+                        <w:ind w:left="1080"/>
+                        <w:rPr>
+                          <w:rFonts w:ascii="Times New Roman" w:hAnsi="Times New Roman" w:cs="Times New Roman"/>
+                          <w:sz w:val="22"/>
+                          <w:szCs w:val="36"/>
+                        </w:rPr>
+                      </w:pPr>
+                    </w:p>
+                    <w:p>
+                      <w:pPr>
+                        <w:pStyle w:val="ListParagraph"/>
+                        <w:spacing w:after="120"/>
+                        <w:ind w:left="1080"/>
+                        <w:rPr>
+                          <w:rFonts w:ascii="Times New Roman" w:hAnsi="Times New Roman" w:cs="Times New Roman"/>
+                          <w:sz w:val="22"/>
+                          <w:szCs w:val="36"/>
+                        </w:rPr>
+                      </w:pPr>
+                    </w:p>
+                    <w:p>
+                      <w:pPr>
+                        <w:pStyle w:val="ListParagraph"/>
+                        <w:spacing w:after="120"/>
+                        <w:ind w:left="1080"/>
+                        <w:rPr>
+                          <w:rFonts w:ascii="Times New Roman" w:hAnsi="Times New Roman" w:cs="Times New Roman"/>
+                          <w:sz w:val="22"/>
+                          <w:szCs w:val="36"/>
+                        </w:rPr>
+                      </w:pPr>
+                    </w:p>
+                    <w:p>
+                      <w:pPr>
+                        <w:pStyle w:val="ListParagraph"/>
+                        <w:spacing w:after="120"/>
+                        <w:ind w:left="1080"/>
+                        <w:rPr>
+                          <w:rFonts w:ascii="Times New Roman" w:hAnsi="Times New Roman" w:cs="Times New Roman"/>
+                          <w:sz w:val="22"/>
+                          <w:szCs w:val="36"/>
+                        </w:rPr>
+                      </w:pPr>
+                    </w:p>
+                    <w:p>
+                      <w:pPr>
+                        <w:pStyle w:val="ListParagraph"/>
+                        <w:spacing w:after="120"/>
+                        <w:ind w:left="1080"/>
+                        <w:rPr>
+                          <w:rFonts w:ascii="Times New Roman" w:hAnsi="Times New Roman" w:cs="Times New Roman"/>
+                          <w:sz w:val="22"/>
+                          <w:szCs w:val="36"/>
+                        </w:rPr>
+                      </w:pPr>
+                    </w:p>
+                    <w:p>
+                      <w:pPr>
+                        <w:pStyle w:val="ListParagraph"/>
+                        <w:spacing w:after="120"/>
+                        <w:ind w:left="1080"/>
+                        <w:rPr>
+                          <w:rFonts w:ascii="Times New Roman" w:hAnsi="Times New Roman" w:cs="Times New Roman"/>
+                          <w:sz w:val="22"/>
+                          <w:szCs w:val="36"/>
+                        </w:rPr>
+                      </w:pPr>
+                    </w:p>
+                    <w:p>
+                      <w:pPr>
+                        <w:pStyle w:val="ListParagraph"/>
+                        <w:spacing w:after="120"/>
+                        <w:ind w:left="1080"/>
+                        <w:rPr>
+                          <w:rFonts w:ascii="Times New Roman" w:hAnsi="Times New Roman" w:cs="Times New Roman"/>
+                          <w:sz w:val="22"/>
+                          <w:szCs w:val="36"/>
+                        </w:rPr>
+                      </w:pPr>
+                    </w:p>
+                    <w:p>
+                      <w:pPr>
+                        <w:pStyle w:val="ListParagraph"/>
+                        <w:spacing w:after="120"/>
+                        <w:ind w:left="1080"/>
                         <w:rPr>
                           <w:rFonts w:ascii="Times New Roman" w:hAnsi="Times New Roman" w:cs="Times New Roman"/>
                           <w:sz w:val="22"/>
@@ -4923,7 +6014,7 @@
           </mc:Choice>
           <mc:Fallback>
             <w:pict>
-              <v:shape w14:anchorId="7D4C1936" id="Text Box 21" o:spid="_x0000_s1047" type="#_x0000_t202" style="position:absolute;margin-left:135.25pt;margin-top:7.45pt;width:1in;height:23.5pt;z-index:251683840;visibility:visible;mso-wrap-style:none;mso-height-percent:0;mso-wrap-distance-left:9pt;mso-wrap-distance-top:0;mso-wrap-distance-right:9pt;mso-wrap-distance-bottom:0;mso-position-horizontal:absolute;mso-position-horizontal-relative:text;mso-position-vertical:absolute;mso-position-vertical-relative:text;mso-height-percent:0;mso-height-relative:margin;v-text-anchor:top" o:gfxdata="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" fillcolor="white [3201]" stroked="f" strokeweight=".5pt">
+              <v:shape w14:anchorId="7D4C1936" id="Text Box 21" o:spid="_x0000_s1049" type="#_x0000_t202" style="position:absolute;margin-left:135.25pt;margin-top:7.45pt;width:1in;height:23.5pt;z-index:251683840;visibility:visible;mso-wrap-style:none;mso-height-percent:0;mso-wrap-distance-left:9pt;mso-wrap-distance-top:0;mso-wrap-distance-right:9pt;mso-wrap-distance-bottom:0;mso-position-horizontal:absolute;mso-position-horizontal-relative:text;mso-position-vertical:absolute;mso-position-vertical-relative:text;mso-height-percent:0;mso-height-relative:margin;v-text-anchor:top" o:gfxdata="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" fillcolor="white [3201]" stroked="f" strokeweight=".5pt">
                 <v:textbox>
                   <w:txbxContent>
                     <w:p>
@@ -5081,7 +6172,7 @@
           </mc:Choice>
           <mc:Fallback>
             <w:pict>
-              <v:shape w14:anchorId="3B7F6838" id="Text Box 27" o:spid="_x0000_s1048" type="#_x0000_t202" style="position:absolute;margin-left:135pt;margin-top:6.4pt;width:379.6pt;height:21.85pt;z-index:251684864;visibility:visible;mso-wrap-style:square;mso-width-percent:0;mso-height-percent:0;mso-wrap-distance-left:9pt;mso-wrap-distance-top:0;mso-wrap-distance-right:9pt;mso-wrap-distance-bottom:0;mso-position-horizontal:absolute;mso-position-horizontal-relative:text;mso-position-vertical:absolute;mso-position-vertical-relative:text;mso-width-percent:0;mso-height-percent:0;mso-width-relative:margin;mso-height-relative:margin;v-text-anchor:top" o:gfxdata="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" fillcolor="white [3201]" stroked="f" strokeweight=".5pt">
+              <v:shape w14:anchorId="3B7F6838" id="Text Box 27" o:spid="_x0000_s1050" type="#_x0000_t202" style="position:absolute;margin-left:135pt;margin-top:6.4pt;width:379.6pt;height:21.85pt;z-index:251684864;visibility:visible;mso-wrap-style:square;mso-width-percent:0;mso-height-percent:0;mso-wrap-distance-left:9pt;mso-wrap-distance-top:0;mso-wrap-distance-right:9pt;mso-wrap-distance-bottom:0;mso-position-horizontal:absolute;mso-position-horizontal-relative:text;mso-position-vertical:absolute;mso-position-vertical-relative:text;mso-width-percent:0;mso-height-percent:0;mso-width-relative:margin;mso-height-relative:margin;v-text-anchor:top" o:gfxdata="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" fillcolor="white [3201]" stroked="f" strokeweight=".5pt">
                 <v:textbox>
                   <w:txbxContent>
                     <w:p>
@@ -5239,7 +6330,7 @@
           </mc:Choice>
           <mc:Fallback>
             <w:pict>
-              <v:shape w14:anchorId="7FA15F41" id="Text Box 34" o:spid="_x0000_s1049" type="#_x0000_t202" style="position:absolute;margin-left:134.8pt;margin-top:24.45pt;width:81.6pt;height:18.4pt;z-index:251692032;visibility:visible;mso-wrap-style:square;mso-width-percent:0;mso-height-percent:0;mso-wrap-distance-left:9pt;mso-wrap-distance-top:0;mso-wrap-distance-right:9pt;mso-wrap-distance-bottom:0;mso-position-horizontal:absolute;mso-position-horizontal-relative:text;mso-position-vertical:absolute;mso-position-vertical-relative:text;mso-width-percent:0;mso-height-percent:0;mso-width-relative:margin;mso-height-relative:margin;v-text-anchor:top" o:gfxdata="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" fillcolor="white [3201]" stroked="f" strokeweight=".5pt">
+              <v:shape w14:anchorId="7FA15F41" id="Text Box 34" o:spid="_x0000_s1051" type="#_x0000_t202" style="position:absolute;margin-left:134.8pt;margin-top:24.45pt;width:81.6pt;height:18.4pt;z-index:251692032;visibility:visible;mso-wrap-style:square;mso-width-percent:0;mso-height-percent:0;mso-wrap-distance-left:9pt;mso-wrap-distance-top:0;mso-wrap-distance-right:9pt;mso-wrap-distance-bottom:0;mso-position-horizontal:absolute;mso-position-horizontal-relative:text;mso-position-vertical:absolute;mso-position-vertical-relative:text;mso-width-percent:0;mso-height-percent:0;mso-width-relative:margin;mso-height-relative:margin;v-text-anchor:top" o:gfxdata="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" fillcolor="white [3201]" stroked="f" strokeweight=".5pt">
                 <v:textbox>
                   <w:txbxContent>
                     <w:p>
@@ -5274,126 +6365,6 @@
       </w:r>
     </w:p>
     <w:p>
-      <w:r>
-        <w:rPr>
-          <w:noProof/>
-        </w:rPr>
-        <mc:AlternateContent>
-          <mc:Choice Requires="wps">
-            <w:drawing>
-              <wp:anchor distT="0" distB="0" distL="114300" distR="114300" simplePos="0" relativeHeight="251671552" behindDoc="0" locked="0" layoutInCell="1" allowOverlap="1" wp14:anchorId="7951396A" wp14:editId="413DBE58">
-                <wp:simplePos x="0" y="0"/>
-                <wp:positionH relativeFrom="column">
-                  <wp:posOffset>-669290</wp:posOffset>
-                </wp:positionH>
-                <wp:positionV relativeFrom="paragraph">
-                  <wp:posOffset>123825</wp:posOffset>
-                </wp:positionV>
-                <wp:extent cx="2324100" cy="320040"/>
-                <wp:effectExtent l="0" t="0" r="0" b="3810"/>
-                <wp:wrapNone/>
-                <wp:docPr id="17" name="Text Box 17"/>
-                <wp:cNvGraphicFramePr/>
-                <a:graphic xmlns:a="http://schemas.openxmlformats.org/drawingml/2006/main">
-                  <a:graphicData uri="http://schemas.microsoft.com/office/word/2010/wordprocessingShape">
-                    <wps:wsp>
-                      <wps:cNvSpPr txBox="1"/>
-                      <wps:spPr>
-                        <a:xfrm>
-                          <a:off x="0" y="0"/>
-                          <a:ext cx="2324100" cy="320040"/>
-                        </a:xfrm>
-                        <a:prstGeom prst="rect">
-                          <a:avLst/>
-                        </a:prstGeom>
-                        <a:solidFill>
-                          <a:schemeClr val="tx2">
-                            <a:lumMod val="50000"/>
-                            <a:lumOff val="50000"/>
-                          </a:schemeClr>
-                        </a:solidFill>
-                        <a:ln w="6350">
-                          <a:noFill/>
-                        </a:ln>
-                      </wps:spPr>
-                      <wps:txbx>
-                        <w:txbxContent>
-                          <w:p>
-                            <w:pPr>
-                              <w:rPr>
-                                <w:rFonts w:ascii="Times New Roman" w:hAnsi="Times New Roman" w:cs="Times New Roman"/>
-                                <w:b/>
-                                <w:bCs/>
-                                <w:sz w:val="28"/>
-                                <w:szCs w:val="40"/>
-                              </w:rPr>
-                            </w:pPr>
-                            <w:r>
-                              <w:rPr>
-                                <w:rFonts w:ascii="Times New Roman" w:hAnsi="Times New Roman" w:cs="Times New Roman"/>
-                                <w:b/>
-                                <w:bCs/>
-                                <w:color w:val="FFFFFF" w:themeColor="background1"/>
-                                <w:sz w:val="28"/>
-                                <w:szCs w:val="40"/>
-                              </w:rPr>
-                              <w:t>REFEREES</w:t>
-                            </w:r>
-                          </w:p>
-                        </w:txbxContent>
-                      </wps:txbx>
-                      <wps:bodyPr rot="0" spcFirstLastPara="0" vertOverflow="overflow" horzOverflow="overflow" vert="horz" wrap="square" lIns="91440" tIns="45720" rIns="91440" bIns="45720" numCol="1" spcCol="0" rtlCol="0" fromWordArt="0" anchor="t" anchorCtr="0" forceAA="0" compatLnSpc="1">
-                        <a:prstTxWarp prst="textNoShape">
-                          <a:avLst/>
-                        </a:prstTxWarp>
-                        <a:noAutofit/>
-                      </wps:bodyPr>
-                    </wps:wsp>
-                  </a:graphicData>
-                </a:graphic>
-                <wp14:sizeRelH relativeFrom="margin">
-                  <wp14:pctWidth>0</wp14:pctWidth>
-                </wp14:sizeRelH>
-                <wp14:sizeRelV relativeFrom="margin">
-                  <wp14:pctHeight>0</wp14:pctHeight>
-                </wp14:sizeRelV>
-              </wp:anchor>
-            </w:drawing>
-          </mc:Choice>
-          <mc:Fallback>
-            <w:pict>
-              <v:shape w14:anchorId="7951396A" id="Text Box 17" o:spid="_x0000_s1050" type="#_x0000_t202" style="position:absolute;margin-left:-52.7pt;margin-top:9.75pt;width:183pt;height:25.2pt;z-index:251671552;visibility:visible;mso-wrap-style:square;mso-width-percent:0;mso-height-percent:0;mso-wrap-distance-left:9pt;mso-wrap-distance-top:0;mso-wrap-distance-right:9pt;mso-wrap-distance-bottom:0;mso-position-horizontal:absolute;mso-position-horizontal-relative:text;mso-position-vertical:absolute;mso-position-vertical-relative:text;mso-width-percent:0;mso-height-percent:0;mso-width-relative:margin;mso-height-relative:margin;v-text-anchor:top" o:gfxdata="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" fillcolor="#4e95d9 [1631]" stroked="f" strokeweight=".5pt">
-                <v:textbox>
-                  <w:txbxContent>
-                    <w:p>
-                      <w:pPr>
-                        <w:rPr>
-                          <w:rFonts w:ascii="Times New Roman" w:hAnsi="Times New Roman" w:cs="Times New Roman"/>
-                          <w:b/>
-                          <w:bCs/>
-                          <w:sz w:val="28"/>
-                          <w:szCs w:val="40"/>
-                        </w:rPr>
-                      </w:pPr>
-                      <w:r>
-                        <w:rPr>
-                          <w:rFonts w:ascii="Times New Roman" w:hAnsi="Times New Roman" w:cs="Times New Roman"/>
-                          <w:b/>
-                          <w:bCs/>
-                          <w:color w:val="FFFFFF" w:themeColor="background1"/>
-                          <w:sz w:val="28"/>
-                          <w:szCs w:val="40"/>
-                        </w:rPr>
-                        <w:t>REFEREES</w:t>
-                      </w:r>
-                    </w:p>
-                  </w:txbxContent>
-                </v:textbox>
-              </v:shape>
-            </w:pict>
-          </mc:Fallback>
-        </mc:AlternateContent>
-      </w:r>
       <w:r>
         <w:rPr>
           <w:noProof/>
@@ -5474,7 +6445,7 @@
           </mc:Choice>
           <mc:Fallback>
             <w:pict>
-              <v:shape w14:anchorId="6C61A204" id="Text Box 29" o:spid="_x0000_s1051" type="#_x0000_t202" style="position:absolute;margin-left:134.15pt;margin-top:17.05pt;width:72.05pt;height:21pt;z-index:251686912;visibility:visible;mso-wrap-style:square;mso-width-percent:0;mso-height-percent:0;mso-wrap-distance-left:9pt;mso-wrap-distance-top:0;mso-wrap-distance-right:9pt;mso-wrap-distance-bottom:0;mso-position-horizontal:absolute;mso-position-horizontal-relative:text;mso-position-vertical:absolute;mso-position-vertical-relative:text;mso-width-percent:0;mso-height-percent:0;mso-width-relative:margin;mso-height-relative:margin;v-text-anchor:top" o:gfxdata="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" fillcolor="white [3201]" stroked="f" strokeweight=".5pt">
+              <v:shape w14:anchorId="6C61A204" id="Text Box 29" o:spid="_x0000_s1052" type="#_x0000_t202" style="position:absolute;margin-left:134.15pt;margin-top:17.05pt;width:72.05pt;height:21pt;z-index:251686912;visibility:visible;mso-wrap-style:square;mso-width-percent:0;mso-height-percent:0;mso-wrap-distance-left:9pt;mso-wrap-distance-top:0;mso-wrap-distance-right:9pt;mso-wrap-distance-bottom:0;mso-position-horizontal:absolute;mso-position-horizontal-relative:text;mso-position-vertical:absolute;mso-position-vertical-relative:text;mso-width-percent:0;mso-height-percent:0;mso-width-relative:margin;mso-height-relative:margin;v-text-anchor:top" o:gfxdata="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" fillcolor="white [3201]" stroked="f" strokeweight=".5pt">
                 <v:textbox>
                   <w:txbxContent>
                     <w:p>
@@ -5612,7 +6583,7 @@
           </mc:Choice>
           <mc:Fallback>
             <w:pict>
-              <v:shape w14:anchorId="7AB70DC3" id="Text Box 28" o:spid="_x0000_s1052" type="#_x0000_t202" style="position:absolute;margin-left:182.55pt;margin-top:17.05pt;width:336.85pt;height:65.1pt;z-index:251685888;visibility:visible;mso-wrap-style:square;mso-width-percent:0;mso-height-percent:0;mso-wrap-distance-left:9pt;mso-wrap-distance-top:0;mso-wrap-distance-right:9pt;mso-wrap-distance-bottom:0;mso-position-horizontal:absolute;mso-position-horizontal-relative:text;mso-position-vertical:absolute;mso-position-vertical-relative:text;mso-width-percent:0;mso-height-percent:0;mso-width-relative:margin;mso-height-relative:margin;v-text-anchor:top" o:gfxdata="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" fillcolor="white [3201]" stroked="f" strokeweight=".5pt">
+              <v:shape w14:anchorId="7AB70DC3" id="Text Box 28" o:spid="_x0000_s1053" type="#_x0000_t202" style="position:absolute;margin-left:182.55pt;margin-top:17.05pt;width:336.85pt;height:65.1pt;z-index:251685888;visibility:visible;mso-wrap-style:square;mso-width-percent:0;mso-height-percent:0;mso-wrap-distance-left:9pt;mso-wrap-distance-top:0;mso-wrap-distance-right:9pt;mso-wrap-distance-bottom:0;mso-position-horizontal:absolute;mso-position-horizontal-relative:text;mso-position-vertical:absolute;mso-position-vertical-relative:text;mso-width-percent:0;mso-height-percent:0;mso-width-relative:margin;mso-height-relative:margin;v-text-anchor:top" o:gfxdata="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" fillcolor="white [3201]" stroked="f" strokeweight=".5pt">
                 <v:textbox>
                   <w:txbxContent>
                     <w:p>
@@ -5671,625 +6642,7 @@
         </mc:AlternateContent>
       </w:r>
     </w:p>
-    <w:p>
-      <w:r>
-        <w:rPr>
-          <w:noProof/>
-        </w:rPr>
-        <mc:AlternateContent>
-          <mc:Choice Requires="wps">
-            <w:drawing>
-              <wp:anchor distT="0" distB="0" distL="114300" distR="114300" simplePos="0" relativeHeight="251672576" behindDoc="0" locked="0" layoutInCell="1" allowOverlap="1" wp14:anchorId="0B9B6BF4" wp14:editId="6323799B">
-                <wp:simplePos x="0" y="0"/>
-                <wp:positionH relativeFrom="column">
-                  <wp:posOffset>-670560</wp:posOffset>
-                </wp:positionH>
-                <wp:positionV relativeFrom="paragraph">
-                  <wp:posOffset>149860</wp:posOffset>
-                </wp:positionV>
-                <wp:extent cx="2337435" cy="1341120"/>
-                <wp:effectExtent l="0" t="0" r="5715" b="0"/>
-                <wp:wrapNone/>
-                <wp:docPr id="18" name="Text Box 18"/>
-                <wp:cNvGraphicFramePr/>
-                <a:graphic xmlns:a="http://schemas.openxmlformats.org/drawingml/2006/main">
-                  <a:graphicData uri="http://schemas.microsoft.com/office/word/2010/wordprocessingShape">
-                    <wps:wsp>
-                      <wps:cNvSpPr txBox="1"/>
-                      <wps:spPr>
-                        <a:xfrm>
-                          <a:off x="0" y="0"/>
-                          <a:ext cx="2337435" cy="1341120"/>
-                        </a:xfrm>
-                        <a:prstGeom prst="rect">
-                          <a:avLst/>
-                        </a:prstGeom>
-                        <a:solidFill>
-                          <a:schemeClr val="bg2">
-                            <a:lumMod val="90000"/>
-                          </a:schemeClr>
-                        </a:solidFill>
-                        <a:ln w="6350">
-                          <a:noFill/>
-                        </a:ln>
-                      </wps:spPr>
-                      <wps:txbx>
-                        <w:txbxContent>
-                          <w:p>
-                            <w:pPr>
-                              <w:pStyle w:val="ListParagraph"/>
-                              <w:numPr>
-                                <w:ilvl w:val="0"/>
-                                <w:numId w:val="4"/>
-                              </w:numPr>
-                              <w:rPr>
-                                <w:rFonts w:ascii="Times New Roman" w:hAnsi="Times New Roman" w:cs="Times New Roman"/>
-                                <w:sz w:val="22"/>
-                                <w:szCs w:val="36"/>
-                              </w:rPr>
-                            </w:pPr>
-                            <w:r>
-                              <w:rPr>
-                                <w:rFonts w:ascii="Times New Roman" w:hAnsi="Times New Roman" w:cs="Times New Roman"/>
-                                <w:sz w:val="22"/>
-                                <w:szCs w:val="36"/>
-                              </w:rPr>
-                              <w:t xml:space="preserve">Mr. Sam </w:t>
-                            </w:r>
-                            <w:proofErr w:type="spellStart"/>
-                            <w:r>
-                              <w:rPr>
-                                <w:rFonts w:ascii="Times New Roman" w:hAnsi="Times New Roman" w:cs="Times New Roman"/>
-                                <w:sz w:val="22"/>
-                                <w:szCs w:val="36"/>
-                              </w:rPr>
-                              <w:t>Serei</w:t>
-                            </w:r>
-                            <w:proofErr w:type="spellEnd"/>
-                            <w:r>
-                              <w:rPr>
-                                <w:rFonts w:ascii="Times New Roman" w:hAnsi="Times New Roman" w:cs="Times New Roman"/>
-                                <w:sz w:val="22"/>
-                                <w:szCs w:val="36"/>
-                              </w:rPr>
-                              <w:t xml:space="preserve"> </w:t>
-                            </w:r>
-                            <w:proofErr w:type="spellStart"/>
-                            <w:r>
-                              <w:rPr>
-                                <w:rFonts w:ascii="Times New Roman" w:hAnsi="Times New Roman" w:cs="Times New Roman"/>
-                                <w:sz w:val="22"/>
-                                <w:szCs w:val="36"/>
-                              </w:rPr>
-                              <w:t>Odam</w:t>
-                            </w:r>
-                            <w:proofErr w:type="spellEnd"/>
-                          </w:p>
-                          <w:p>
-                            <w:pPr>
-                              <w:rPr>
-                                <w:rFonts w:ascii="Times New Roman" w:hAnsi="Times New Roman" w:cs="Times New Roman"/>
-                                <w:sz w:val="22"/>
-                                <w:szCs w:val="36"/>
-                              </w:rPr>
-                            </w:pPr>
-                            <w:r>
-                              <w:rPr>
-                                <w:rFonts w:ascii="Times New Roman" w:hAnsi="Times New Roman" w:cs="Times New Roman"/>
-                                <w:sz w:val="22"/>
-                                <w:szCs w:val="36"/>
-                              </w:rPr>
-                              <w:t xml:space="preserve">       Manager – </w:t>
-                            </w:r>
-                            <w:proofErr w:type="spellStart"/>
-                            <w:r>
-                              <w:rPr>
-                                <w:rFonts w:ascii="Times New Roman" w:hAnsi="Times New Roman" w:cs="Times New Roman"/>
-                                <w:sz w:val="22"/>
-                                <w:szCs w:val="36"/>
-                              </w:rPr>
-                              <w:t>Chrong</w:t>
-                            </w:r>
-                            <w:proofErr w:type="spellEnd"/>
-                            <w:r>
-                              <w:rPr>
-                                <w:rFonts w:ascii="Times New Roman" w:hAnsi="Times New Roman" w:cs="Times New Roman"/>
-                                <w:sz w:val="22"/>
-                                <w:szCs w:val="36"/>
-                              </w:rPr>
-                              <w:t xml:space="preserve"> </w:t>
-                            </w:r>
-                            <w:proofErr w:type="spellStart"/>
-                            <w:r>
-                              <w:rPr>
-                                <w:rFonts w:ascii="Times New Roman" w:hAnsi="Times New Roman" w:cs="Times New Roman"/>
-                                <w:sz w:val="22"/>
-                                <w:szCs w:val="36"/>
-                              </w:rPr>
-                              <w:t>Baitong</w:t>
-                            </w:r>
-                            <w:proofErr w:type="spellEnd"/>
-                          </w:p>
-                          <w:p>
-                            <w:pPr>
-                              <w:rPr>
-                                <w:rFonts w:ascii="Times New Roman" w:hAnsi="Times New Roman" w:cs="Times New Roman"/>
-                                <w:sz w:val="22"/>
-                                <w:szCs w:val="36"/>
-                              </w:rPr>
-                            </w:pPr>
-                            <w:r>
-                              <w:rPr>
-                                <w:rFonts w:ascii="Times New Roman" w:hAnsi="Times New Roman" w:cs="Times New Roman"/>
-                                <w:sz w:val="22"/>
-                                <w:szCs w:val="36"/>
-                              </w:rPr>
-                              <w:t xml:space="preserve">       Email: </w:t>
-                            </w:r>
-                            <w:hyperlink r:id="rId8" w:history="1">
-                              <w:r>
-                                <w:rPr>
-                                  <w:rStyle w:val="Hyperlink"/>
-                                  <w:rFonts w:ascii="Times New Roman" w:hAnsi="Times New Roman" w:cs="Times New Roman"/>
-                                  <w:color w:val="215E99" w:themeColor="text2" w:themeTint="BF"/>
-                                  <w:sz w:val="22"/>
-                                  <w:szCs w:val="36"/>
-                                </w:rPr>
-                                <w:t>Chrongbaitong@gmail.com</w:t>
-                              </w:r>
-                            </w:hyperlink>
-                            <w:r>
-                              <w:rPr>
-                                <w:rFonts w:ascii="Times New Roman" w:hAnsi="Times New Roman" w:cs="Times New Roman"/>
-                                <w:color w:val="215E99" w:themeColor="text2" w:themeTint="BF"/>
-                                <w:sz w:val="22"/>
-                                <w:szCs w:val="36"/>
-                              </w:rPr>
-                              <w:t xml:space="preserve"> </w:t>
-                            </w:r>
-                          </w:p>
-                          <w:p>
-                            <w:pPr>
-                              <w:rPr>
-                                <w:rFonts w:ascii="Times New Roman" w:hAnsi="Times New Roman" w:cs="Times New Roman"/>
-                                <w:sz w:val="22"/>
-                                <w:szCs w:val="36"/>
-                              </w:rPr>
-                            </w:pPr>
-                            <w:r>
-                              <w:rPr>
-                                <w:rFonts w:ascii="Times New Roman" w:hAnsi="Times New Roman" w:cs="Times New Roman"/>
-                                <w:sz w:val="22"/>
-                                <w:szCs w:val="36"/>
-                              </w:rPr>
-                              <w:t xml:space="preserve">       Tell:  069924168</w:t>
-                            </w:r>
-                          </w:p>
-                          <w:p>
-                            <w:pPr>
-                              <w:pStyle w:val="ListParagraph"/>
-                              <w:ind w:left="1080"/>
-                              <w:rPr>
-                                <w:rFonts w:ascii="Times New Roman" w:hAnsi="Times New Roman" w:cs="Times New Roman"/>
-                                <w:sz w:val="22"/>
-                                <w:szCs w:val="36"/>
-                              </w:rPr>
-                            </w:pPr>
-                          </w:p>
-                          <w:p>
-                            <w:pPr>
-                              <w:pStyle w:val="ListParagraph"/>
-                              <w:ind w:left="1080"/>
-                              <w:rPr>
-                                <w:rFonts w:ascii="Times New Roman" w:hAnsi="Times New Roman" w:cs="Times New Roman"/>
-                                <w:sz w:val="22"/>
-                                <w:szCs w:val="36"/>
-                              </w:rPr>
-                            </w:pPr>
-                          </w:p>
-                          <w:p>
-                            <w:pPr>
-                              <w:pStyle w:val="ListParagraph"/>
-                              <w:ind w:left="1080"/>
-                              <w:rPr>
-                                <w:rFonts w:ascii="Times New Roman" w:hAnsi="Times New Roman" w:cs="Times New Roman"/>
-                                <w:sz w:val="22"/>
-                                <w:szCs w:val="36"/>
-                              </w:rPr>
-                            </w:pPr>
-                          </w:p>
-                          <w:p>
-                            <w:pPr>
-                              <w:pStyle w:val="ListParagraph"/>
-                              <w:ind w:left="1080"/>
-                              <w:rPr>
-                                <w:rFonts w:ascii="Times New Roman" w:hAnsi="Times New Roman" w:cs="Times New Roman"/>
-                                <w:sz w:val="22"/>
-                                <w:szCs w:val="36"/>
-                              </w:rPr>
-                            </w:pPr>
-                          </w:p>
-                          <w:p>
-                            <w:pPr>
-                              <w:pStyle w:val="ListParagraph"/>
-                              <w:ind w:left="1080"/>
-                              <w:rPr>
-                                <w:rFonts w:ascii="Times New Roman" w:hAnsi="Times New Roman" w:cs="Times New Roman"/>
-                                <w:sz w:val="22"/>
-                                <w:szCs w:val="36"/>
-                              </w:rPr>
-                            </w:pPr>
-                          </w:p>
-                          <w:p>
-                            <w:pPr>
-                              <w:pStyle w:val="ListParagraph"/>
-                              <w:ind w:left="1080"/>
-                              <w:rPr>
-                                <w:rFonts w:ascii="Times New Roman" w:hAnsi="Times New Roman" w:cs="Times New Roman"/>
-                                <w:sz w:val="22"/>
-                                <w:szCs w:val="36"/>
-                              </w:rPr>
-                            </w:pPr>
-                          </w:p>
-                          <w:p>
-                            <w:pPr>
-                              <w:pStyle w:val="ListParagraph"/>
-                              <w:ind w:left="1080"/>
-                              <w:rPr>
-                                <w:rFonts w:ascii="Times New Roman" w:hAnsi="Times New Roman" w:cs="Times New Roman"/>
-                                <w:sz w:val="22"/>
-                                <w:szCs w:val="36"/>
-                              </w:rPr>
-                            </w:pPr>
-                          </w:p>
-                          <w:p>
-                            <w:pPr>
-                              <w:pStyle w:val="ListParagraph"/>
-                              <w:ind w:left="1080"/>
-                              <w:rPr>
-                                <w:rFonts w:ascii="Times New Roman" w:hAnsi="Times New Roman" w:cs="Times New Roman"/>
-                                <w:sz w:val="22"/>
-                                <w:szCs w:val="36"/>
-                              </w:rPr>
-                            </w:pPr>
-                          </w:p>
-                          <w:p>
-                            <w:pPr>
-                              <w:pStyle w:val="ListParagraph"/>
-                              <w:ind w:left="1080"/>
-                              <w:rPr>
-                                <w:rFonts w:ascii="Times New Roman" w:hAnsi="Times New Roman" w:cs="Times New Roman"/>
-                                <w:sz w:val="22"/>
-                                <w:szCs w:val="36"/>
-                              </w:rPr>
-                            </w:pPr>
-                          </w:p>
-                          <w:p>
-                            <w:pPr>
-                              <w:pStyle w:val="ListParagraph"/>
-                              <w:ind w:left="1080"/>
-                              <w:rPr>
-                                <w:rFonts w:ascii="Times New Roman" w:hAnsi="Times New Roman" w:cs="Times New Roman"/>
-                                <w:sz w:val="22"/>
-                                <w:szCs w:val="36"/>
-                              </w:rPr>
-                            </w:pPr>
-                          </w:p>
-                          <w:p>
-                            <w:pPr>
-                              <w:pStyle w:val="ListParagraph"/>
-                              <w:ind w:left="1080"/>
-                              <w:rPr>
-                                <w:rFonts w:ascii="Times New Roman" w:hAnsi="Times New Roman" w:cs="Times New Roman"/>
-                                <w:sz w:val="22"/>
-                                <w:szCs w:val="36"/>
-                              </w:rPr>
-                            </w:pPr>
-                          </w:p>
-                        </w:txbxContent>
-                      </wps:txbx>
-                      <wps:bodyPr rot="0" spcFirstLastPara="0" vertOverflow="overflow" horzOverflow="overflow" vert="horz" wrap="square" lIns="91440" tIns="45720" rIns="91440" bIns="45720" numCol="1" spcCol="0" rtlCol="0" fromWordArt="0" anchor="t" anchorCtr="0" forceAA="0" compatLnSpc="1">
-                        <a:prstTxWarp prst="textNoShape">
-                          <a:avLst/>
-                        </a:prstTxWarp>
-                        <a:noAutofit/>
-                      </wps:bodyPr>
-                    </wps:wsp>
-                  </a:graphicData>
-                </a:graphic>
-                <wp14:sizeRelH relativeFrom="margin">
-                  <wp14:pctWidth>0</wp14:pctWidth>
-                </wp14:sizeRelH>
-                <wp14:sizeRelV relativeFrom="margin">
-                  <wp14:pctHeight>0</wp14:pctHeight>
-                </wp14:sizeRelV>
-              </wp:anchor>
-            </w:drawing>
-          </mc:Choice>
-          <mc:Fallback>
-            <w:pict>
-              <v:shape w14:anchorId="0B9B6BF4" id="Text Box 18" o:spid="_x0000_s1053" type="#_x0000_t202" style="position:absolute;margin-left:-52.8pt;margin-top:11.8pt;width:184.05pt;height:105.6pt;z-index:251672576;visibility:visible;mso-wrap-style:square;mso-width-percent:0;mso-height-percent:0;mso-wrap-distance-left:9pt;mso-wrap-distance-top:0;mso-wrap-distance-right:9pt;mso-wrap-distance-bottom:0;mso-position-horizontal:absolute;mso-position-horizontal-relative:text;mso-position-vertical:absolute;mso-position-vertical-relative:text;mso-width-percent:0;mso-height-percent:0;mso-width-relative:margin;mso-height-relative:margin;v-text-anchor:top" o:gfxdata="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" fillcolor="#d0d0d0 [2894]" stroked="f" strokeweight=".5pt">
-                <v:textbox>
-                  <w:txbxContent>
-                    <w:p>
-                      <w:pPr>
-                        <w:pStyle w:val="ListParagraph"/>
-                        <w:numPr>
-                          <w:ilvl w:val="0"/>
-                          <w:numId w:val="4"/>
-                        </w:numPr>
-                        <w:rPr>
-                          <w:rFonts w:ascii="Times New Roman" w:hAnsi="Times New Roman" w:cs="Times New Roman"/>
-                          <w:sz w:val="22"/>
-                          <w:szCs w:val="36"/>
-                        </w:rPr>
-                      </w:pPr>
-                      <w:r>
-                        <w:rPr>
-                          <w:rFonts w:ascii="Times New Roman" w:hAnsi="Times New Roman" w:cs="Times New Roman"/>
-                          <w:sz w:val="22"/>
-                          <w:szCs w:val="36"/>
-                        </w:rPr>
-                        <w:t xml:space="preserve">Mr. Sam </w:t>
-                      </w:r>
-                      <w:proofErr w:type="spellStart"/>
-                      <w:r>
-                        <w:rPr>
-                          <w:rFonts w:ascii="Times New Roman" w:hAnsi="Times New Roman" w:cs="Times New Roman"/>
-                          <w:sz w:val="22"/>
-                          <w:szCs w:val="36"/>
-                        </w:rPr>
-                        <w:t>Serei</w:t>
-                      </w:r>
-                      <w:proofErr w:type="spellEnd"/>
-                      <w:r>
-                        <w:rPr>
-                          <w:rFonts w:ascii="Times New Roman" w:hAnsi="Times New Roman" w:cs="Times New Roman"/>
-                          <w:sz w:val="22"/>
-                          <w:szCs w:val="36"/>
-                        </w:rPr>
-                        <w:t xml:space="preserve"> </w:t>
-                      </w:r>
-                      <w:proofErr w:type="spellStart"/>
-                      <w:r>
-                        <w:rPr>
-                          <w:rFonts w:ascii="Times New Roman" w:hAnsi="Times New Roman" w:cs="Times New Roman"/>
-                          <w:sz w:val="22"/>
-                          <w:szCs w:val="36"/>
-                        </w:rPr>
-                        <w:t>Odam</w:t>
-                      </w:r>
-                      <w:proofErr w:type="spellEnd"/>
-                    </w:p>
-                    <w:p>
-                      <w:pPr>
-                        <w:rPr>
-                          <w:rFonts w:ascii="Times New Roman" w:hAnsi="Times New Roman" w:cs="Times New Roman"/>
-                          <w:sz w:val="22"/>
-                          <w:szCs w:val="36"/>
-                        </w:rPr>
-                      </w:pPr>
-                      <w:r>
-                        <w:rPr>
-                          <w:rFonts w:ascii="Times New Roman" w:hAnsi="Times New Roman" w:cs="Times New Roman"/>
-                          <w:sz w:val="22"/>
-                          <w:szCs w:val="36"/>
-                        </w:rPr>
-                        <w:t xml:space="preserve">       Manager – </w:t>
-                      </w:r>
-                      <w:proofErr w:type="spellStart"/>
-                      <w:r>
-                        <w:rPr>
-                          <w:rFonts w:ascii="Times New Roman" w:hAnsi="Times New Roman" w:cs="Times New Roman"/>
-                          <w:sz w:val="22"/>
-                          <w:szCs w:val="36"/>
-                        </w:rPr>
-                        <w:t>Chrong</w:t>
-                      </w:r>
-                      <w:proofErr w:type="spellEnd"/>
-                      <w:r>
-                        <w:rPr>
-                          <w:rFonts w:ascii="Times New Roman" w:hAnsi="Times New Roman" w:cs="Times New Roman"/>
-                          <w:sz w:val="22"/>
-                          <w:szCs w:val="36"/>
-                        </w:rPr>
-                        <w:t xml:space="preserve"> </w:t>
-                      </w:r>
-                      <w:proofErr w:type="spellStart"/>
-                      <w:r>
-                        <w:rPr>
-                          <w:rFonts w:ascii="Times New Roman" w:hAnsi="Times New Roman" w:cs="Times New Roman"/>
-                          <w:sz w:val="22"/>
-                          <w:szCs w:val="36"/>
-                        </w:rPr>
-                        <w:t>Baitong</w:t>
-                      </w:r>
-                      <w:proofErr w:type="spellEnd"/>
-                    </w:p>
-                    <w:p>
-                      <w:pPr>
-                        <w:rPr>
-                          <w:rFonts w:ascii="Times New Roman" w:hAnsi="Times New Roman" w:cs="Times New Roman"/>
-                          <w:sz w:val="22"/>
-                          <w:szCs w:val="36"/>
-                        </w:rPr>
-                      </w:pPr>
-                      <w:r>
-                        <w:rPr>
-                          <w:rFonts w:ascii="Times New Roman" w:hAnsi="Times New Roman" w:cs="Times New Roman"/>
-                          <w:sz w:val="22"/>
-                          <w:szCs w:val="36"/>
-                        </w:rPr>
-                        <w:t xml:space="preserve">       Email: </w:t>
-                      </w:r>
-                      <w:hyperlink r:id="rId9" w:history="1">
-                        <w:r>
-                          <w:rPr>
-                            <w:rStyle w:val="Hyperlink"/>
-                            <w:rFonts w:ascii="Times New Roman" w:hAnsi="Times New Roman" w:cs="Times New Roman"/>
-                            <w:color w:val="215E99" w:themeColor="text2" w:themeTint="BF"/>
-                            <w:sz w:val="22"/>
-                            <w:szCs w:val="36"/>
-                          </w:rPr>
-                          <w:t>Chrongbaitong@gmail.com</w:t>
-                        </w:r>
-                      </w:hyperlink>
-                      <w:r>
-                        <w:rPr>
-                          <w:rFonts w:ascii="Times New Roman" w:hAnsi="Times New Roman" w:cs="Times New Roman"/>
-                          <w:color w:val="215E99" w:themeColor="text2" w:themeTint="BF"/>
-                          <w:sz w:val="22"/>
-                          <w:szCs w:val="36"/>
-                        </w:rPr>
-                        <w:t xml:space="preserve"> </w:t>
-                      </w:r>
-                    </w:p>
-                    <w:p>
-                      <w:pPr>
-                        <w:rPr>
-                          <w:rFonts w:ascii="Times New Roman" w:hAnsi="Times New Roman" w:cs="Times New Roman"/>
-                          <w:sz w:val="22"/>
-                          <w:szCs w:val="36"/>
-                        </w:rPr>
-                      </w:pPr>
-                      <w:r>
-                        <w:rPr>
-                          <w:rFonts w:ascii="Times New Roman" w:hAnsi="Times New Roman" w:cs="Times New Roman"/>
-                          <w:sz w:val="22"/>
-                          <w:szCs w:val="36"/>
-                        </w:rPr>
-                        <w:t xml:space="preserve">       Tell:  069924168</w:t>
-                      </w:r>
-                    </w:p>
-                    <w:p>
-                      <w:pPr>
-                        <w:pStyle w:val="ListParagraph"/>
-                        <w:ind w:left="1080"/>
-                        <w:rPr>
-                          <w:rFonts w:ascii="Times New Roman" w:hAnsi="Times New Roman" w:cs="Times New Roman"/>
-                          <w:sz w:val="22"/>
-                          <w:szCs w:val="36"/>
-                        </w:rPr>
-                      </w:pPr>
-                    </w:p>
-                    <w:p>
-                      <w:pPr>
-                        <w:pStyle w:val="ListParagraph"/>
-                        <w:ind w:left="1080"/>
-                        <w:rPr>
-                          <w:rFonts w:ascii="Times New Roman" w:hAnsi="Times New Roman" w:cs="Times New Roman"/>
-                          <w:sz w:val="22"/>
-                          <w:szCs w:val="36"/>
-                        </w:rPr>
-                      </w:pPr>
-                    </w:p>
-                    <w:p>
-                      <w:pPr>
-                        <w:pStyle w:val="ListParagraph"/>
-                        <w:ind w:left="1080"/>
-                        <w:rPr>
-                          <w:rFonts w:ascii="Times New Roman" w:hAnsi="Times New Roman" w:cs="Times New Roman"/>
-                          <w:sz w:val="22"/>
-                          <w:szCs w:val="36"/>
-                        </w:rPr>
-                      </w:pPr>
-                    </w:p>
-                    <w:p>
-                      <w:pPr>
-                        <w:pStyle w:val="ListParagraph"/>
-                        <w:ind w:left="1080"/>
-                        <w:rPr>
-                          <w:rFonts w:ascii="Times New Roman" w:hAnsi="Times New Roman" w:cs="Times New Roman"/>
-                          <w:sz w:val="22"/>
-                          <w:szCs w:val="36"/>
-                        </w:rPr>
-                      </w:pPr>
-                    </w:p>
-                    <w:p>
-                      <w:pPr>
-                        <w:pStyle w:val="ListParagraph"/>
-                        <w:ind w:left="1080"/>
-                        <w:rPr>
-                          <w:rFonts w:ascii="Times New Roman" w:hAnsi="Times New Roman" w:cs="Times New Roman"/>
-                          <w:sz w:val="22"/>
-                          <w:szCs w:val="36"/>
-                        </w:rPr>
-                      </w:pPr>
-                    </w:p>
-                    <w:p>
-                      <w:pPr>
-                        <w:pStyle w:val="ListParagraph"/>
-                        <w:ind w:left="1080"/>
-                        <w:rPr>
-                          <w:rFonts w:ascii="Times New Roman" w:hAnsi="Times New Roman" w:cs="Times New Roman"/>
-                          <w:sz w:val="22"/>
-                          <w:szCs w:val="36"/>
-                        </w:rPr>
-                      </w:pPr>
-                    </w:p>
-                    <w:p>
-                      <w:pPr>
-                        <w:pStyle w:val="ListParagraph"/>
-                        <w:ind w:left="1080"/>
-                        <w:rPr>
-                          <w:rFonts w:ascii="Times New Roman" w:hAnsi="Times New Roman" w:cs="Times New Roman"/>
-                          <w:sz w:val="22"/>
-                          <w:szCs w:val="36"/>
-                        </w:rPr>
-                      </w:pPr>
-                    </w:p>
-                    <w:p>
-                      <w:pPr>
-                        <w:pStyle w:val="ListParagraph"/>
-                        <w:ind w:left="1080"/>
-                        <w:rPr>
-                          <w:rFonts w:ascii="Times New Roman" w:hAnsi="Times New Roman" w:cs="Times New Roman"/>
-                          <w:sz w:val="22"/>
-                          <w:szCs w:val="36"/>
-                        </w:rPr>
-                      </w:pPr>
-                    </w:p>
-                    <w:p>
-                      <w:pPr>
-                        <w:pStyle w:val="ListParagraph"/>
-                        <w:ind w:left="1080"/>
-                        <w:rPr>
-                          <w:rFonts w:ascii="Times New Roman" w:hAnsi="Times New Roman" w:cs="Times New Roman"/>
-                          <w:sz w:val="22"/>
-                          <w:szCs w:val="36"/>
-                        </w:rPr>
-                      </w:pPr>
-                    </w:p>
-                    <w:p>
-                      <w:pPr>
-                        <w:pStyle w:val="ListParagraph"/>
-                        <w:ind w:left="1080"/>
-                        <w:rPr>
-                          <w:rFonts w:ascii="Times New Roman" w:hAnsi="Times New Roman" w:cs="Times New Roman"/>
-                          <w:sz w:val="22"/>
-                          <w:szCs w:val="36"/>
-                        </w:rPr>
-                      </w:pPr>
-                    </w:p>
-                    <w:p>
-                      <w:pPr>
-                        <w:pStyle w:val="ListParagraph"/>
-                        <w:ind w:left="1080"/>
-                        <w:rPr>
-                          <w:rFonts w:ascii="Times New Roman" w:hAnsi="Times New Roman" w:cs="Times New Roman"/>
-                          <w:sz w:val="22"/>
-                          <w:szCs w:val="36"/>
-                        </w:rPr>
-                      </w:pPr>
-                    </w:p>
-                  </w:txbxContent>
-                </v:textbox>
-              </v:shape>
-            </w:pict>
-          </mc:Fallback>
-        </mc:AlternateContent>
-      </w:r>
-    </w:p>
+    <w:p/>
     <w:p/>
     <w:p>
       <w:pPr>
@@ -7209,6 +7562,345 @@
     </w:lvl>
   </w:abstractNum>
   <w:abstractNum w:abstractNumId="3" w15:restartNumberingAfterBreak="0">
+    <w:nsid w:val="2DD86CC1"/>
+    <w:multiLevelType w:val="hybridMultilevel"/>
+    <w:tmpl w:val="0540C25A"/>
+    <w:lvl w:ilvl="0" w:tplc="04090001">
+      <w:start w:val="1"/>
+      <w:numFmt w:val="bullet"/>
+      <w:lvlText w:val=""/>
+      <w:lvlJc w:val="left"/>
+      <w:pPr>
+        <w:ind w:left="720" w:hanging="360"/>
+      </w:pPr>
+      <w:rPr>
+        <w:rFonts w:ascii="Symbol" w:hAnsi="Symbol" w:hint="default"/>
+      </w:rPr>
+    </w:lvl>
+    <w:lvl w:ilvl="1" w:tplc="04090003" w:tentative="1">
+      <w:start w:val="1"/>
+      <w:numFmt w:val="bullet"/>
+      <w:lvlText w:val="o"/>
+      <w:lvlJc w:val="left"/>
+      <w:pPr>
+        <w:ind w:left="1440" w:hanging="360"/>
+      </w:pPr>
+      <w:rPr>
+        <w:rFonts w:ascii="Courier New" w:hAnsi="Courier New" w:cs="Courier New" w:hint="default"/>
+      </w:rPr>
+    </w:lvl>
+    <w:lvl w:ilvl="2" w:tplc="04090005" w:tentative="1">
+      <w:start w:val="1"/>
+      <w:numFmt w:val="bullet"/>
+      <w:lvlText w:val=""/>
+      <w:lvlJc w:val="left"/>
+      <w:pPr>
+        <w:ind w:left="2160" w:hanging="360"/>
+      </w:pPr>
+      <w:rPr>
+        <w:rFonts w:ascii="Wingdings" w:hAnsi="Wingdings" w:hint="default"/>
+      </w:rPr>
+    </w:lvl>
+    <w:lvl w:ilvl="3" w:tplc="04090001" w:tentative="1">
+      <w:start w:val="1"/>
+      <w:numFmt w:val="bullet"/>
+      <w:lvlText w:val=""/>
+      <w:lvlJc w:val="left"/>
+      <w:pPr>
+        <w:ind w:left="2880" w:hanging="360"/>
+      </w:pPr>
+      <w:rPr>
+        <w:rFonts w:ascii="Symbol" w:hAnsi="Symbol" w:hint="default"/>
+      </w:rPr>
+    </w:lvl>
+    <w:lvl w:ilvl="4" w:tplc="04090003" w:tentative="1">
+      <w:start w:val="1"/>
+      <w:numFmt w:val="bullet"/>
+      <w:lvlText w:val="o"/>
+      <w:lvlJc w:val="left"/>
+      <w:pPr>
+        <w:ind w:left="3600" w:hanging="360"/>
+      </w:pPr>
+      <w:rPr>
+        <w:rFonts w:ascii="Courier New" w:hAnsi="Courier New" w:cs="Courier New" w:hint="default"/>
+      </w:rPr>
+    </w:lvl>
+    <w:lvl w:ilvl="5" w:tplc="04090005" w:tentative="1">
+      <w:start w:val="1"/>
+      <w:numFmt w:val="bullet"/>
+      <w:lvlText w:val=""/>
+      <w:lvlJc w:val="left"/>
+      <w:pPr>
+        <w:ind w:left="4320" w:hanging="360"/>
+      </w:pPr>
+      <w:rPr>
+        <w:rFonts w:ascii="Wingdings" w:hAnsi="Wingdings" w:hint="default"/>
+      </w:rPr>
+    </w:lvl>
+    <w:lvl w:ilvl="6" w:tplc="04090001" w:tentative="1">
+      <w:start w:val="1"/>
+      <w:numFmt w:val="bullet"/>
+      <w:lvlText w:val=""/>
+      <w:lvlJc w:val="left"/>
+      <w:pPr>
+        <w:ind w:left="5040" w:hanging="360"/>
+      </w:pPr>
+      <w:rPr>
+        <w:rFonts w:ascii="Symbol" w:hAnsi="Symbol" w:hint="default"/>
+      </w:rPr>
+    </w:lvl>
+    <w:lvl w:ilvl="7" w:tplc="04090003" w:tentative="1">
+      <w:start w:val="1"/>
+      <w:numFmt w:val="bullet"/>
+      <w:lvlText w:val="o"/>
+      <w:lvlJc w:val="left"/>
+      <w:pPr>
+        <w:ind w:left="5760" w:hanging="360"/>
+      </w:pPr>
+      <w:rPr>
+        <w:rFonts w:ascii="Courier New" w:hAnsi="Courier New" w:cs="Courier New" w:hint="default"/>
+      </w:rPr>
+    </w:lvl>
+    <w:lvl w:ilvl="8" w:tplc="04090005" w:tentative="1">
+      <w:start w:val="1"/>
+      <w:numFmt w:val="bullet"/>
+      <w:lvlText w:val=""/>
+      <w:lvlJc w:val="left"/>
+      <w:pPr>
+        <w:ind w:left="6480" w:hanging="360"/>
+      </w:pPr>
+      <w:rPr>
+        <w:rFonts w:ascii="Wingdings" w:hAnsi="Wingdings" w:hint="default"/>
+      </w:rPr>
+    </w:lvl>
+  </w:abstractNum>
+  <w:abstractNum w:abstractNumId="4" w15:restartNumberingAfterBreak="0">
+    <w:nsid w:val="61FD7075"/>
+    <w:multiLevelType w:val="hybridMultilevel"/>
+    <w:tmpl w:val="DF78A34C"/>
+    <w:lvl w:ilvl="0" w:tplc="04090001">
+      <w:start w:val="1"/>
+      <w:numFmt w:val="bullet"/>
+      <w:lvlText w:val=""/>
+      <w:lvlJc w:val="left"/>
+      <w:pPr>
+        <w:ind w:left="720" w:hanging="360"/>
+      </w:pPr>
+      <w:rPr>
+        <w:rFonts w:ascii="Symbol" w:hAnsi="Symbol" w:hint="default"/>
+      </w:rPr>
+    </w:lvl>
+    <w:lvl w:ilvl="1" w:tplc="04090003" w:tentative="1">
+      <w:start w:val="1"/>
+      <w:numFmt w:val="bullet"/>
+      <w:lvlText w:val="o"/>
+      <w:lvlJc w:val="left"/>
+      <w:pPr>
+        <w:ind w:left="1440" w:hanging="360"/>
+      </w:pPr>
+      <w:rPr>
+        <w:rFonts w:ascii="Courier New" w:hAnsi="Courier New" w:cs="Courier New" w:hint="default"/>
+      </w:rPr>
+    </w:lvl>
+    <w:lvl w:ilvl="2" w:tplc="04090005" w:tentative="1">
+      <w:start w:val="1"/>
+      <w:numFmt w:val="bullet"/>
+      <w:lvlText w:val=""/>
+      <w:lvlJc w:val="left"/>
+      <w:pPr>
+        <w:ind w:left="2160" w:hanging="360"/>
+      </w:pPr>
+      <w:rPr>
+        <w:rFonts w:ascii="Wingdings" w:hAnsi="Wingdings" w:hint="default"/>
+      </w:rPr>
+    </w:lvl>
+    <w:lvl w:ilvl="3" w:tplc="04090001" w:tentative="1">
+      <w:start w:val="1"/>
+      <w:numFmt w:val="bullet"/>
+      <w:lvlText w:val=""/>
+      <w:lvlJc w:val="left"/>
+      <w:pPr>
+        <w:ind w:left="2880" w:hanging="360"/>
+      </w:pPr>
+      <w:rPr>
+        <w:rFonts w:ascii="Symbol" w:hAnsi="Symbol" w:hint="default"/>
+      </w:rPr>
+    </w:lvl>
+    <w:lvl w:ilvl="4" w:tplc="04090003" w:tentative="1">
+      <w:start w:val="1"/>
+      <w:numFmt w:val="bullet"/>
+      <w:lvlText w:val="o"/>
+      <w:lvlJc w:val="left"/>
+      <w:pPr>
+        <w:ind w:left="3600" w:hanging="360"/>
+      </w:pPr>
+      <w:rPr>
+        <w:rFonts w:ascii="Courier New" w:hAnsi="Courier New" w:cs="Courier New" w:hint="default"/>
+      </w:rPr>
+    </w:lvl>
+    <w:lvl w:ilvl="5" w:tplc="04090005" w:tentative="1">
+      <w:start w:val="1"/>
+      <w:numFmt w:val="bullet"/>
+      <w:lvlText w:val=""/>
+      <w:lvlJc w:val="left"/>
+      <w:pPr>
+        <w:ind w:left="4320" w:hanging="360"/>
+      </w:pPr>
+      <w:rPr>
+        <w:rFonts w:ascii="Wingdings" w:hAnsi="Wingdings" w:hint="default"/>
+      </w:rPr>
+    </w:lvl>
+    <w:lvl w:ilvl="6" w:tplc="04090001" w:tentative="1">
+      <w:start w:val="1"/>
+      <w:numFmt w:val="bullet"/>
+      <w:lvlText w:val=""/>
+      <w:lvlJc w:val="left"/>
+      <w:pPr>
+        <w:ind w:left="5040" w:hanging="360"/>
+      </w:pPr>
+      <w:rPr>
+        <w:rFonts w:ascii="Symbol" w:hAnsi="Symbol" w:hint="default"/>
+      </w:rPr>
+    </w:lvl>
+    <w:lvl w:ilvl="7" w:tplc="04090003" w:tentative="1">
+      <w:start w:val="1"/>
+      <w:numFmt w:val="bullet"/>
+      <w:lvlText w:val="o"/>
+      <w:lvlJc w:val="left"/>
+      <w:pPr>
+        <w:ind w:left="5760" w:hanging="360"/>
+      </w:pPr>
+      <w:rPr>
+        <w:rFonts w:ascii="Courier New" w:hAnsi="Courier New" w:cs="Courier New" w:hint="default"/>
+      </w:rPr>
+    </w:lvl>
+    <w:lvl w:ilvl="8" w:tplc="04090005" w:tentative="1">
+      <w:start w:val="1"/>
+      <w:numFmt w:val="bullet"/>
+      <w:lvlText w:val=""/>
+      <w:lvlJc w:val="left"/>
+      <w:pPr>
+        <w:ind w:left="6480" w:hanging="360"/>
+      </w:pPr>
+      <w:rPr>
+        <w:rFonts w:ascii="Wingdings" w:hAnsi="Wingdings" w:hint="default"/>
+      </w:rPr>
+    </w:lvl>
+  </w:abstractNum>
+  <w:abstractNum w:abstractNumId="5" w15:restartNumberingAfterBreak="0">
+    <w:nsid w:val="707B6F86"/>
+    <w:multiLevelType w:val="hybridMultilevel"/>
+    <w:tmpl w:val="E0AE0B7C"/>
+    <w:lvl w:ilvl="0" w:tplc="04090005">
+      <w:start w:val="1"/>
+      <w:numFmt w:val="bullet"/>
+      <w:lvlText w:val=""/>
+      <w:lvlJc w:val="left"/>
+      <w:pPr>
+        <w:ind w:left="720" w:hanging="360"/>
+      </w:pPr>
+      <w:rPr>
+        <w:rFonts w:ascii="Wingdings" w:hAnsi="Wingdings" w:hint="default"/>
+      </w:rPr>
+    </w:lvl>
+    <w:lvl w:ilvl="1" w:tplc="FFFFFFFF" w:tentative="1">
+      <w:start w:val="1"/>
+      <w:numFmt w:val="bullet"/>
+      <w:lvlText w:val="o"/>
+      <w:lvlJc w:val="left"/>
+      <w:pPr>
+        <w:ind w:left="1440" w:hanging="360"/>
+      </w:pPr>
+      <w:rPr>
+        <w:rFonts w:ascii="Courier New" w:hAnsi="Courier New" w:cs="Courier New" w:hint="default"/>
+      </w:rPr>
+    </w:lvl>
+    <w:lvl w:ilvl="2" w:tplc="FFFFFFFF" w:tentative="1">
+      <w:start w:val="1"/>
+      <w:numFmt w:val="bullet"/>
+      <w:lvlText w:val=""/>
+      <w:lvlJc w:val="left"/>
+      <w:pPr>
+        <w:ind w:left="2160" w:hanging="360"/>
+      </w:pPr>
+      <w:rPr>
+        <w:rFonts w:ascii="Wingdings" w:hAnsi="Wingdings" w:hint="default"/>
+      </w:rPr>
+    </w:lvl>
+    <w:lvl w:ilvl="3" w:tplc="FFFFFFFF" w:tentative="1">
+      <w:start w:val="1"/>
+      <w:numFmt w:val="bullet"/>
+      <w:lvlText w:val=""/>
+      <w:lvlJc w:val="left"/>
+      <w:pPr>
+        <w:ind w:left="2880" w:hanging="360"/>
+      </w:pPr>
+      <w:rPr>
+        <w:rFonts w:ascii="Symbol" w:hAnsi="Symbol" w:hint="default"/>
+      </w:rPr>
+    </w:lvl>
+    <w:lvl w:ilvl="4" w:tplc="FFFFFFFF" w:tentative="1">
+      <w:start w:val="1"/>
+      <w:numFmt w:val="bullet"/>
+      <w:lvlText w:val="o"/>
+      <w:lvlJc w:val="left"/>
+      <w:pPr>
+        <w:ind w:left="3600" w:hanging="360"/>
+      </w:pPr>
+      <w:rPr>
+        <w:rFonts w:ascii="Courier New" w:hAnsi="Courier New" w:cs="Courier New" w:hint="default"/>
+      </w:rPr>
+    </w:lvl>
+    <w:lvl w:ilvl="5" w:tplc="FFFFFFFF" w:tentative="1">
+      <w:start w:val="1"/>
+      <w:numFmt w:val="bullet"/>
+      <w:lvlText w:val=""/>
+      <w:lvlJc w:val="left"/>
+      <w:pPr>
+        <w:ind w:left="4320" w:hanging="360"/>
+      </w:pPr>
+      <w:rPr>
+        <w:rFonts w:ascii="Wingdings" w:hAnsi="Wingdings" w:hint="default"/>
+      </w:rPr>
+    </w:lvl>
+    <w:lvl w:ilvl="6" w:tplc="FFFFFFFF" w:tentative="1">
+      <w:start w:val="1"/>
+      <w:numFmt w:val="bullet"/>
+      <w:lvlText w:val=""/>
+      <w:lvlJc w:val="left"/>
+      <w:pPr>
+        <w:ind w:left="5040" w:hanging="360"/>
+      </w:pPr>
+      <w:rPr>
+        <w:rFonts w:ascii="Symbol" w:hAnsi="Symbol" w:hint="default"/>
+      </w:rPr>
+    </w:lvl>
+    <w:lvl w:ilvl="7" w:tplc="FFFFFFFF" w:tentative="1">
+      <w:start w:val="1"/>
+      <w:numFmt w:val="bullet"/>
+      <w:lvlText w:val="o"/>
+      <w:lvlJc w:val="left"/>
+      <w:pPr>
+        <w:ind w:left="5760" w:hanging="360"/>
+      </w:pPr>
+      <w:rPr>
+        <w:rFonts w:ascii="Courier New" w:hAnsi="Courier New" w:cs="Courier New" w:hint="default"/>
+      </w:rPr>
+    </w:lvl>
+    <w:lvl w:ilvl="8" w:tplc="FFFFFFFF" w:tentative="1">
+      <w:start w:val="1"/>
+      <w:numFmt w:val="bullet"/>
+      <w:lvlText w:val=""/>
+      <w:lvlJc w:val="left"/>
+      <w:pPr>
+        <w:ind w:left="6480" w:hanging="360"/>
+      </w:pPr>
+      <w:rPr>
+        <w:rFonts w:ascii="Wingdings" w:hAnsi="Wingdings" w:hint="default"/>
+      </w:rPr>
+    </w:lvl>
+  </w:abstractNum>
+  <w:abstractNum w:abstractNumId="6" w15:restartNumberingAfterBreak="0">
     <w:nsid w:val="7B652D61"/>
     <w:multiLevelType w:val="hybridMultilevel"/>
     <w:tmpl w:val="C0446702"/>
@@ -7321,7 +8013,7 @@
       </w:rPr>
     </w:lvl>
   </w:abstractNum>
-  <w:abstractNum w:abstractNumId="4" w15:restartNumberingAfterBreak="0">
+  <w:abstractNum w:abstractNumId="7" w15:restartNumberingAfterBreak="0">
     <w:nsid w:val="7D172683"/>
     <w:multiLevelType w:val="hybridMultilevel"/>
     <w:tmpl w:val="677A2380"/>
@@ -7441,13 +8133,22 @@
     <w:abstractNumId w:val="1"/>
   </w:num>
   <w:num w:numId="3" w16cid:durableId="418991458">
-    <w:abstractNumId w:val="3"/>
+    <w:abstractNumId w:val="6"/>
   </w:num>
   <w:num w:numId="4" w16cid:durableId="132601974">
-    <w:abstractNumId w:val="4"/>
+    <w:abstractNumId w:val="7"/>
   </w:num>
   <w:num w:numId="5" w16cid:durableId="1793866877">
     <w:abstractNumId w:val="0"/>
+  </w:num>
+  <w:num w:numId="6" w16cid:durableId="1837182053">
+    <w:abstractNumId w:val="4"/>
+  </w:num>
+  <w:num w:numId="7" w16cid:durableId="1396322201">
+    <w:abstractNumId w:val="3"/>
+  </w:num>
+  <w:num w:numId="8" w16cid:durableId="690380565">
+    <w:abstractNumId w:val="5"/>
   </w:num>
 </w:numbering>
 </file>
@@ -8056,7 +8757,6 @@
   <w:style w:type="character" w:default="1" w:styleId="DefaultParagraphFont">
     <w:name w:val="Default Paragraph Font"/>
     <w:uiPriority w:val="1"/>
-    <w:semiHidden/>
     <w:unhideWhenUsed/>
   </w:style>
   <w:style w:type="table" w:default="1" w:styleId="TableNormal">
@@ -8381,6 +9081,18 @@
       <w:u w:val="single"/>
     </w:rPr>
   </w:style>
+  <w:style w:type="character" w:styleId="UnresolvedMention">
+    <w:name w:val="Unresolved Mention"/>
+    <w:basedOn w:val="DefaultParagraphFont"/>
+    <w:uiPriority w:val="99"/>
+    <w:semiHidden/>
+    <w:unhideWhenUsed/>
+    <w:rsid w:val="0037603C"/>
+    <w:rPr>
+      <w:color w:val="605E5C"/>
+      <w:shd w:val="clear" w:color="auto" w:fill="E1DFDD"/>
+    </w:rPr>
+  </w:style>
 </w:styles>
 </file>
 
